--- a/최종산출물/1. 기획안/[2조] 기획안(현대이지웰_최종프로젝트).docx
+++ b/최종산출물/1. 기획안/[2조] 기획안(현대이지웰_최종프로젝트).docx
@@ -181,7 +181,7 @@
             <w:pPr>
               <w:spacing w:before="240" w:after="240"/>
               <w:rPr>
-                <w:rFonts w:ascii="나눔스퀘어" w:eastAsia="나눔스퀘어" w:hAnsi="나눔스퀘어" w:hint="eastAsia"/>
+                <w:rFonts w:ascii="나눔스퀘어" w:eastAsia="나눔스퀘어" w:hAnsi="나눔스퀘어"/>
                 <w:b/>
               </w:rPr>
             </w:pPr>
@@ -257,6 +257,7 @@
                 <w:rFonts w:ascii="나눔스퀘어" w:eastAsia="나눔스퀘어" w:hAnsi="나눔스퀘어"/>
               </w:rPr>
             </w:pPr>
+            <w:proofErr w:type="spellStart"/>
             <w:r>
               <w:rPr>
                 <w:rFonts w:ascii="나눔스퀘어" w:eastAsia="나눔스퀘어" w:hAnsi="나눔스퀘어" w:cs="Arial Unicode MS"/>
@@ -269,6 +270,7 @@
               </w:rPr>
               <w:t>명</w:t>
             </w:r>
+            <w:proofErr w:type="spellEnd"/>
             <w:r>
               <w:rPr>
                 <w:rFonts w:ascii="나눔스퀘어" w:eastAsia="나눔스퀘어" w:hAnsi="나눔스퀘어" w:cs="Arial Unicode MS"/>
@@ -279,14 +281,28 @@
               <w:rPr>
                 <w:rFonts w:ascii="나눔스퀘어" w:eastAsia="나눔스퀘어" w:hAnsi="나눔스퀘어" w:cs="Arial Unicode MS" w:hint="eastAsia"/>
               </w:rPr>
-              <w:t xml:space="preserve"> 통모짜 개발자</w:t>
+              <w:t xml:space="preserve"> </w:t>
+            </w:r>
+            <w:proofErr w:type="spellStart"/>
+            <w:r>
+              <w:rPr>
+                <w:rFonts w:ascii="나눔스퀘어" w:eastAsia="나눔스퀘어" w:hAnsi="나눔스퀘어" w:cs="Arial Unicode MS" w:hint="eastAsia"/>
+              </w:rPr>
+              <w:t>통모짜</w:t>
+            </w:r>
+            <w:proofErr w:type="spellEnd"/>
+            <w:r>
+              <w:rPr>
+                <w:rFonts w:ascii="나눔스퀘어" w:eastAsia="나눔스퀘어" w:hAnsi="나눔스퀘어" w:cs="Arial Unicode MS" w:hint="eastAsia"/>
+              </w:rPr>
+              <w:t xml:space="preserve"> 개발자</w:t>
             </w:r>
           </w:p>
           <w:p>
             <w:pPr>
               <w:spacing w:before="240" w:after="240"/>
               <w:rPr>
-                <w:rFonts w:ascii="나눔스퀘어" w:eastAsia="나눔스퀘어" w:hAnsi="나눔스퀘어" w:hint="eastAsia"/>
+                <w:rFonts w:ascii="나눔스퀘어" w:eastAsia="나눔스퀘어" w:hAnsi="나눔스퀘어"/>
               </w:rPr>
             </w:pPr>
             <w:r>
@@ -306,7 +322,7 @@
             <w:pPr>
               <w:spacing w:before="240" w:after="240"/>
               <w:rPr>
-                <w:rFonts w:ascii="나눔스퀘어" w:eastAsia="나눔스퀘어" w:hAnsi="나눔스퀘어" w:hint="eastAsia"/>
+                <w:rFonts w:ascii="나눔스퀘어" w:eastAsia="나눔스퀘어" w:hAnsi="나눔스퀘어"/>
               </w:rPr>
             </w:pPr>
             <w:r>
@@ -321,6 +337,7 @@
               </w:rPr>
               <w:t xml:space="preserve"> 김선철, </w:t>
             </w:r>
+            <w:proofErr w:type="spellStart"/>
             <w:r>
               <w:rPr>
                 <w:rFonts w:ascii="나눔스퀘어" w:eastAsia="나눔스퀘어" w:hAnsi="나눔스퀘어" w:cs="Arial Unicode MS" w:hint="eastAsia"/>
@@ -331,8 +348,23 @@
               <w:rPr>
                 <w:rFonts w:ascii="나눔스퀘어" w:eastAsia="나눔스퀘어" w:hAnsi="나눔스퀘어" w:cs="Arial Unicode MS" w:hint="eastAsia"/>
               </w:rPr>
-              <w:t>혁, 전이레</w:t>
-            </w:r>
+              <w:t>혁</w:t>
+            </w:r>
+            <w:proofErr w:type="spellEnd"/>
+            <w:r>
+              <w:rPr>
+                <w:rFonts w:ascii="나눔스퀘어" w:eastAsia="나눔스퀘어" w:hAnsi="나눔스퀘어" w:cs="Arial Unicode MS" w:hint="eastAsia"/>
+              </w:rPr>
+              <w:t xml:space="preserve">, </w:t>
+            </w:r>
+            <w:proofErr w:type="spellStart"/>
+            <w:r>
+              <w:rPr>
+                <w:rFonts w:ascii="나눔스퀘어" w:eastAsia="나눔스퀘어" w:hAnsi="나눔스퀘어" w:cs="Arial Unicode MS" w:hint="eastAsia"/>
+              </w:rPr>
+              <w:t>전이레</w:t>
+            </w:r>
+            <w:proofErr w:type="spellEnd"/>
           </w:p>
         </w:tc>
       </w:tr>
@@ -394,7 +426,7 @@
           <w:p>
             <w:pPr>
               <w:rPr>
-                <w:rFonts w:ascii="나눔스퀘어" w:eastAsia="나눔스퀘어" w:hAnsi="나눔스퀘어" w:hint="eastAsia"/>
+                <w:rFonts w:ascii="나눔스퀘어" w:eastAsia="나눔스퀘어" w:hAnsi="나눔스퀘어"/>
               </w:rPr>
             </w:pPr>
             <w:r>
@@ -419,7 +451,25 @@
               <w:rPr>
                 <w:rFonts w:ascii="나눔스퀘어" w:eastAsia="나눔스퀘어" w:hAnsi="나눔스퀘어"/>
               </w:rPr>
-              <w:t>3040 직장인 맞춤형 큐레이션 및 접근성 강화 복지 쇼핑몰 구현</w:t>
+              <w:t>3040 직장인</w:t>
+            </w:r>
+            <w:r>
+              <w:rPr>
+                <w:rFonts w:ascii="나눔스퀘어" w:eastAsia="나눔스퀘어" w:hAnsi="나눔스퀘어" w:hint="eastAsia"/>
+              </w:rPr>
+              <w:t xml:space="preserve"> </w:t>
+            </w:r>
+            <w:r>
+              <w:rPr>
+                <w:rFonts w:ascii="나눔스퀘어" w:eastAsia="나눔스퀘어" w:hAnsi="나눔스퀘어"/>
+              </w:rPr>
+              <w:t>행동로그 추천 시스템</w:t>
+            </w:r>
+            <w:r>
+              <w:rPr>
+                <w:rFonts w:ascii="나눔스퀘어" w:eastAsia="나눔스퀘어" w:hAnsi="나눔스퀘어"/>
+              </w:rPr>
+              <w:t xml:space="preserve"> 및 접근성 강화 복지 쇼핑몰 구현</w:t>
             </w:r>
           </w:p>
         </w:tc>
@@ -506,204 +556,1485 @@
               <w:rPr>
                 <w:rFonts w:ascii="나눔스퀘어" w:eastAsia="나눔스퀘어" w:hAnsi="나눔스퀘어"/>
                 <w:bCs/>
-              </w:rPr>
-            </w:pPr>
-            <w:r>
-              <w:rPr>
-                <w:rFonts w:ascii="나눔스퀘어" w:eastAsia="나눔스퀘어" w:hAnsi="나눔스퀘어" w:hint="eastAsia"/>
-                <w:bCs/>
+                <w:lang w:val="en-US"/>
+              </w:rPr>
+            </w:pPr>
+            <w:r>
+              <w:rPr>
+                <w:rFonts w:ascii="나눔스퀘어" w:eastAsia="나눔스퀘어" w:hAnsi="나눔스퀘어"/>
+                <w:bCs/>
+                <w:lang w:val="en-US"/>
               </w:rPr>
               <w:t xml:space="preserve">본 프로젝트는 </w:t>
             </w:r>
-            <w:r>
-              <w:rPr>
-                <w:rFonts w:ascii="나눔스퀘어" w:eastAsia="나눔스퀘어" w:hAnsi="나눔스퀘어"/>
-                <w:bCs/>
-              </w:rPr>
-              <w:t>현대이지웰의 복지 모델에 착안하여, 30대 및 40대 직장인에게 최적화된 상품 중계 서비스를 제공하는 것을 목적으로 합니다. 사용자의 접근성을 최우선으로 고려하며, 이를 위해 다음과 같은 핵심 기능을 구현합니다.</w:t>
-            </w:r>
-          </w:p>
-          <w:p>
-            <w:pPr>
-              <w:pStyle w:val="a9"/>
+            <w:proofErr w:type="spellStart"/>
+            <w:r>
+              <w:rPr>
+                <w:rFonts w:ascii="나눔스퀘어" w:eastAsia="나눔스퀘어" w:hAnsi="나눔스퀘어"/>
+                <w:bCs/>
+                <w:lang w:val="en-US"/>
+              </w:rPr>
+              <w:t>현대이지웰</w:t>
+            </w:r>
+            <w:proofErr w:type="spellEnd"/>
+            <w:r>
+              <w:rPr>
+                <w:rFonts w:ascii="나눔스퀘어" w:eastAsia="나눔스퀘어" w:hAnsi="나눔스퀘어"/>
+                <w:bCs/>
+                <w:lang w:val="en-US"/>
+              </w:rPr>
+              <w:t xml:space="preserve"> 복지 모델을 참고하여 </w:t>
+            </w:r>
+            <w:r>
+              <w:rPr>
+                <w:rFonts w:ascii="나눔스퀘어" w:eastAsia="나눔스퀘어" w:hAnsi="나눔스퀘어"/>
+                <w:b/>
+                <w:bCs/>
+                <w:lang w:val="en-US"/>
+              </w:rPr>
+              <w:t>30·40대 직장인</w:t>
+            </w:r>
+            <w:r>
+              <w:rPr>
+                <w:rFonts w:ascii="나눔스퀘어" w:eastAsia="나눔스퀘어" w:hAnsi="나눔스퀘어"/>
+                <w:bCs/>
+                <w:lang w:val="en-US"/>
+              </w:rPr>
+              <w:t>을 주요 이용자로 하는 상품 중계 서비스를 목표로 합니다.</w:t>
+            </w:r>
+            <w:r>
+              <w:rPr>
+                <w:rFonts w:ascii="나눔스퀘어" w:eastAsia="나눔스퀘어" w:hAnsi="나눔스퀘어" w:hint="eastAsia"/>
+                <w:bCs/>
+                <w:lang w:val="en-US"/>
+              </w:rPr>
+              <w:t xml:space="preserve"> </w:t>
+            </w:r>
+            <w:r>
+              <w:rPr>
+                <w:rFonts w:ascii="나눔스퀘어" w:eastAsia="나눔스퀘어" w:hAnsi="나눔스퀘어" w:hint="eastAsia"/>
+                <w:b/>
+                <w:lang w:val="en-US"/>
+              </w:rPr>
+              <w:t>사용자</w:t>
+            </w:r>
+            <w:r>
+              <w:rPr>
+                <w:rFonts w:ascii="나눔스퀘어" w:eastAsia="나눔스퀘어" w:hAnsi="나눔스퀘어"/>
+                <w:b/>
+                <w:lang w:val="en-US"/>
+              </w:rPr>
+              <w:t> 접근성</w:t>
+            </w:r>
+            <w:r>
+              <w:rPr>
+                <w:rFonts w:ascii="나눔스퀘어" w:eastAsia="나눔스퀘어" w:hAnsi="나눔스퀘어"/>
+                <w:bCs/>
+                <w:lang w:val="en-US"/>
+              </w:rPr>
+              <w:t>을 최우선으로</w:t>
+            </w:r>
+            <w:r>
+              <w:rPr>
+                <w:rFonts w:ascii="나눔스퀘어" w:eastAsia="나눔스퀘어" w:hAnsi="나눔스퀘어" w:hint="eastAsia"/>
+                <w:bCs/>
+                <w:lang w:val="en-US"/>
+              </w:rPr>
+              <w:t xml:space="preserve"> 하여</w:t>
+            </w:r>
+            <w:r>
+              <w:rPr>
+                <w:rFonts w:ascii="나눔스퀘어" w:eastAsia="나눔스퀘어" w:hAnsi="나눔스퀘어"/>
+                <w:bCs/>
+                <w:lang w:val="en-US"/>
+              </w:rPr>
+              <w:t xml:space="preserve">, </w:t>
+            </w:r>
+            <w:proofErr w:type="spellStart"/>
+            <w:r>
+              <w:rPr>
+                <w:rFonts w:ascii="나눔스퀘어" w:eastAsia="나눔스퀘어" w:hAnsi="나눔스퀘어"/>
+                <w:bCs/>
+                <w:lang w:val="en-US"/>
+              </w:rPr>
+              <w:t>이커머스</w:t>
+            </w:r>
+            <w:proofErr w:type="spellEnd"/>
+            <w:r>
+              <w:rPr>
+                <w:rFonts w:ascii="나눔스퀘어" w:eastAsia="나눔스퀘어" w:hAnsi="나눔스퀘어"/>
+                <w:bCs/>
+                <w:lang w:val="en-US"/>
+              </w:rPr>
+              <w:t xml:space="preserve"> 기본 기능 위에 </w:t>
+            </w:r>
+            <w:r>
+              <w:rPr>
+                <w:rFonts w:ascii="나눔스퀘어" w:eastAsia="나눔스퀘어" w:hAnsi="나눔스퀘어"/>
+                <w:b/>
+                <w:bCs/>
+                <w:lang w:val="en-US"/>
+              </w:rPr>
+              <w:t>메타태그 기반 관심사 반영</w:t>
+            </w:r>
+            <w:r>
+              <w:rPr>
+                <w:rFonts w:ascii="나눔스퀘어" w:eastAsia="나눔스퀘어" w:hAnsi="나눔스퀘어"/>
+                <w:bCs/>
+                <w:lang w:val="en-US"/>
+              </w:rPr>
+              <w:t>과 </w:t>
+            </w:r>
+            <w:r>
+              <w:rPr>
+                <w:rFonts w:ascii="나눔스퀘어" w:eastAsia="나눔스퀘어" w:hAnsi="나눔스퀘어"/>
+                <w:b/>
+                <w:bCs/>
+                <w:lang w:val="en-US"/>
+              </w:rPr>
+              <w:t>행동 로그 추천 시스템</w:t>
+            </w:r>
+            <w:r>
+              <w:rPr>
+                <w:rFonts w:ascii="나눔스퀘어" w:eastAsia="나눔스퀘어" w:hAnsi="나눔스퀘어"/>
+                <w:bCs/>
+                <w:lang w:val="en-US"/>
+              </w:rPr>
+              <w:t>을 단계적으로 구현합니다.</w:t>
+            </w:r>
+          </w:p>
+          <w:p>
+            <w:pPr>
               <w:numPr>
                 <w:ilvl w:val="0"/>
-                <w:numId w:val="2"/>
+                <w:numId w:val="6"/>
               </w:numPr>
               <w:spacing w:before="240" w:after="240"/>
-              <w:ind w:leftChars="0"/>
-              <w:rPr>
-                <w:rFonts w:ascii="나눔스퀘어" w:eastAsia="나눔스퀘어" w:hAnsi="나눔스퀘어"/>
-                <w:bCs/>
-              </w:rPr>
-            </w:pPr>
-            <w:r>
-              <w:rPr>
-                <w:rFonts w:ascii="나눔스퀘어" w:eastAsia="나눔스퀘어" w:hAnsi="나눔스퀘어"/>
-                <w:bCs/>
-              </w:rPr>
-              <w:t>이커머스 기본 기능</w:t>
-            </w:r>
-          </w:p>
-          <w:p>
-            <w:pPr>
-              <w:pStyle w:val="a9"/>
+              <w:rPr>
+                <w:rFonts w:ascii="나눔스퀘어" w:eastAsia="나눔스퀘어" w:hAnsi="나눔스퀘어"/>
+                <w:bCs/>
+                <w:lang w:val="en-US"/>
+              </w:rPr>
+            </w:pPr>
+            <w:r>
+              <w:rPr>
+                <w:rFonts w:ascii="나눔스퀘어" w:eastAsia="나눔스퀘어" w:hAnsi="나눔스퀘어"/>
+                <w:b/>
+                <w:bCs/>
+                <w:lang w:val="en-US"/>
+              </w:rPr>
+              <w:t>1단계</w:t>
+            </w:r>
+            <w:r>
+              <w:rPr>
+                <w:rFonts w:ascii="나눔스퀘어" w:eastAsia="나눔스퀘어" w:hAnsi="나눔스퀘어"/>
+                <w:bCs/>
+                <w:lang w:val="en-US"/>
+              </w:rPr>
+              <w:t>: 회원·인증, 상품·장바구니·결제 등 핵심 구매 흐름</w:t>
+            </w:r>
+          </w:p>
+          <w:p>
+            <w:pPr>
+              <w:numPr>
+                <w:ilvl w:val="0"/>
+                <w:numId w:val="6"/>
+              </w:numPr>
+              <w:spacing w:before="240" w:after="240"/>
+              <w:rPr>
+                <w:rFonts w:ascii="나눔스퀘어" w:eastAsia="나눔스퀘어" w:hAnsi="나눔스퀘어"/>
+                <w:bCs/>
+                <w:lang w:val="en-US"/>
+              </w:rPr>
+            </w:pPr>
+            <w:r>
+              <w:rPr>
+                <w:rFonts w:ascii="나눔스퀘어" w:eastAsia="나눔스퀘어" w:hAnsi="나눔스퀘어"/>
+                <w:b/>
+                <w:bCs/>
+                <w:lang w:val="en-US"/>
+              </w:rPr>
+              <w:t>2단계</w:t>
+            </w:r>
+            <w:r>
+              <w:rPr>
+                <w:rFonts w:ascii="나눔스퀘어" w:eastAsia="나눔스퀘어" w:hAnsi="나눔스퀘어"/>
+                <w:bCs/>
+                <w:lang w:val="en-US"/>
+              </w:rPr>
+              <w:t xml:space="preserve">: </w:t>
+            </w:r>
+            <w:r>
+              <w:rPr>
+                <w:rFonts w:ascii="나눔스퀘어" w:eastAsia="나눔스퀘어" w:hAnsi="나눔스퀘어" w:hint="eastAsia"/>
+                <w:bCs/>
+                <w:lang w:val="en-US"/>
+              </w:rPr>
+              <w:t xml:space="preserve">사용자 입력 </w:t>
+            </w:r>
+            <w:r>
+              <w:rPr>
+                <w:rFonts w:ascii="나눔스퀘어" w:eastAsia="나눔스퀘어" w:hAnsi="나눔스퀘어"/>
+                <w:bCs/>
+                <w:lang w:val="en-US"/>
+              </w:rPr>
+              <w:t>프로필</w:t>
+            </w:r>
+            <w:r>
+              <w:rPr>
+                <w:rFonts w:ascii="나눔스퀘어" w:eastAsia="나눔스퀘어" w:hAnsi="나눔스퀘어" w:hint="eastAsia"/>
+                <w:bCs/>
+                <w:lang w:val="en-US"/>
+              </w:rPr>
+              <w:t xml:space="preserve"> </w:t>
+            </w:r>
+            <w:r>
+              <w:rPr>
+                <w:rFonts w:ascii="나눔스퀘어" w:eastAsia="나눔스퀘어" w:hAnsi="나눔스퀘어"/>
+                <w:bCs/>
+                <w:lang w:val="en-US"/>
+              </w:rPr>
+              <w:t>↔ 메타태그 매핑, 상품</w:t>
+            </w:r>
+            <w:r>
+              <w:rPr>
+                <w:rFonts w:ascii="나눔스퀘어" w:eastAsia="나눔스퀘어" w:hAnsi="나눔스퀘어" w:hint="eastAsia"/>
+                <w:bCs/>
+                <w:lang w:val="en-US"/>
+              </w:rPr>
+              <w:t xml:space="preserve">과 </w:t>
+            </w:r>
+            <w:r>
+              <w:rPr>
+                <w:rFonts w:ascii="나눔스퀘어" w:eastAsia="나눔스퀘어" w:hAnsi="나눔스퀘어"/>
+                <w:bCs/>
+                <w:lang w:val="en-US"/>
+              </w:rPr>
+              <w:t>태그 연동, 타입별 가중치 반영 목록</w:t>
+            </w:r>
+            <w:r>
+              <w:rPr>
+                <w:rFonts w:ascii="나눔스퀘어" w:eastAsia="나눔스퀘어" w:hAnsi="나눔스퀘어" w:hint="eastAsia"/>
+                <w:bCs/>
+                <w:lang w:val="en-US"/>
+              </w:rPr>
+              <w:t xml:space="preserve"> 및 </w:t>
+            </w:r>
+            <w:r>
+              <w:rPr>
+                <w:rFonts w:ascii="나눔스퀘어" w:eastAsia="나눔스퀘어" w:hAnsi="나눔스퀘어"/>
+                <w:bCs/>
+                <w:lang w:val="en-US"/>
+              </w:rPr>
+              <w:t>메인 조회</w:t>
+            </w:r>
+            <w:r>
+              <w:rPr>
+                <w:rFonts w:ascii="나눔스퀘어" w:eastAsia="나눔스퀘어" w:hAnsi="나눔스퀘어" w:hint="eastAsia"/>
+                <w:bCs/>
+                <w:lang w:val="en-US"/>
+              </w:rPr>
+              <w:t xml:space="preserve"> 제공</w:t>
+            </w:r>
+          </w:p>
+          <w:p>
+            <w:pPr>
+              <w:numPr>
+                <w:ilvl w:val="0"/>
+                <w:numId w:val="6"/>
+              </w:numPr>
+              <w:spacing w:before="240" w:after="240"/>
+              <w:rPr>
+                <w:rFonts w:ascii="나눔스퀘어" w:eastAsia="나눔스퀘어" w:hAnsi="나눔스퀘어"/>
+                <w:bCs/>
+                <w:lang w:val="en-US"/>
+              </w:rPr>
+            </w:pPr>
+            <w:r>
+              <w:rPr>
+                <w:rFonts w:ascii="나눔스퀘어" w:eastAsia="나눔스퀘어" w:hAnsi="나눔스퀘어"/>
+                <w:b/>
+                <w:bCs/>
+                <w:lang w:val="en-US"/>
+              </w:rPr>
+              <w:t>3단계</w:t>
+            </w:r>
+            <w:r>
+              <w:rPr>
+                <w:rFonts w:ascii="나눔스퀘어" w:eastAsia="나눔스퀘어" w:hAnsi="나눔스퀘어"/>
+                <w:bCs/>
+                <w:lang w:val="en-US"/>
+              </w:rPr>
+              <w:t xml:space="preserve">: </w:t>
+            </w:r>
+            <w:r>
+              <w:rPr>
+                <w:rFonts w:ascii="나눔스퀘어" w:eastAsia="나눔스퀘어" w:hAnsi="나눔스퀘어" w:hint="eastAsia"/>
+                <w:bCs/>
+                <w:lang w:val="en-US"/>
+              </w:rPr>
+              <w:t xml:space="preserve">사용자의 </w:t>
+            </w:r>
+            <w:r>
+              <w:rPr>
+                <w:rFonts w:ascii="나눔스퀘어" w:eastAsia="나눔스퀘어" w:hAnsi="나눔스퀘어"/>
+                <w:bCs/>
+                <w:lang w:val="en-US"/>
+              </w:rPr>
+              <w:t>행동 로그</w:t>
+            </w:r>
+            <w:r>
+              <w:rPr>
+                <w:rFonts w:ascii="나눔스퀘어" w:eastAsia="나눔스퀘어" w:hAnsi="나눔스퀘어" w:hint="eastAsia"/>
+                <w:bCs/>
+                <w:lang w:val="en-US"/>
+              </w:rPr>
+              <w:t>를</w:t>
+            </w:r>
+            <w:r>
+              <w:rPr>
+                <w:rFonts w:ascii="나눔스퀘어" w:eastAsia="나눔스퀘어" w:hAnsi="나눔스퀘어"/>
+                <w:bCs/>
+                <w:lang w:val="en-US"/>
+              </w:rPr>
+              <w:t xml:space="preserve"> Redis 큐 → 배치 → DB 적재</w:t>
+            </w:r>
+            <w:r>
+              <w:rPr>
+                <w:rFonts w:ascii="나눔스퀘어" w:eastAsia="나눔스퀘어" w:hAnsi="나눔스퀘어" w:hint="eastAsia"/>
+                <w:bCs/>
+                <w:lang w:val="en-US"/>
+              </w:rPr>
+              <w:t>의 과정을 거쳐</w:t>
+            </w:r>
+            <w:r>
+              <w:rPr>
+                <w:rFonts w:ascii="나눔스퀘어" w:eastAsia="나눔스퀘어" w:hAnsi="나눔스퀘어"/>
+                <w:bCs/>
+                <w:lang w:val="en-US"/>
+              </w:rPr>
+              <w:t xml:space="preserve"> 조회 시 보정·</w:t>
+            </w:r>
+            <w:r>
+              <w:rPr>
+                <w:rFonts w:ascii="나눔스퀘어" w:eastAsia="나눔스퀘어" w:hAnsi="나눔스퀘어" w:hint="eastAsia"/>
+                <w:bCs/>
+                <w:lang w:val="en-US"/>
+              </w:rPr>
+              <w:t>가중치</w:t>
+            </w:r>
+            <w:r>
+              <w:rPr>
+                <w:rFonts w:ascii="나눔스퀘어" w:eastAsia="나눔스퀘어" w:hAnsi="나눔스퀘어"/>
+                <w:bCs/>
+                <w:lang w:val="en-US"/>
+              </w:rPr>
+              <w:t> 반영</w:t>
+            </w:r>
+          </w:p>
+          <w:p>
+            <w:pPr>
+              <w:spacing w:before="240" w:after="240"/>
+              <w:rPr>
+                <w:rFonts w:ascii="나눔스퀘어" w:eastAsia="나눔스퀘어" w:hAnsi="나눔스퀘어"/>
+                <w:bCs/>
+                <w:lang w:val="en-US"/>
+              </w:rPr>
+            </w:pPr>
+            <w:r>
+              <w:rPr>
+                <w:rFonts w:ascii="나눔스퀘어" w:eastAsia="나눔스퀘어" w:hAnsi="나눔스퀘어"/>
+                <w:b/>
+                <w:bCs/>
+                <w:lang w:val="en-US"/>
+              </w:rPr>
+              <w:t xml:space="preserve">1. </w:t>
+            </w:r>
+            <w:proofErr w:type="spellStart"/>
+            <w:r>
+              <w:rPr>
+                <w:rFonts w:ascii="나눔스퀘어" w:eastAsia="나눔스퀘어" w:hAnsi="나눔스퀘어"/>
+                <w:b/>
+                <w:bCs/>
+                <w:lang w:val="en-US"/>
+              </w:rPr>
+              <w:t>이커머스</w:t>
+            </w:r>
+            <w:proofErr w:type="spellEnd"/>
+            <w:r>
+              <w:rPr>
+                <w:rFonts w:ascii="나눔스퀘어" w:eastAsia="나눔스퀘어" w:hAnsi="나눔스퀘어"/>
+                <w:b/>
+                <w:bCs/>
+                <w:lang w:val="en-US"/>
+              </w:rPr>
+              <w:t xml:space="preserve"> 기본</w:t>
+            </w:r>
+          </w:p>
+          <w:p>
+            <w:pPr>
+              <w:numPr>
+                <w:ilvl w:val="0"/>
+                <w:numId w:val="7"/>
+              </w:numPr>
+              <w:spacing w:before="240" w:after="240"/>
+              <w:rPr>
+                <w:rFonts w:ascii="나눔스퀘어" w:eastAsia="나눔스퀘어" w:hAnsi="나눔스퀘어"/>
+                <w:bCs/>
+                <w:lang w:val="en-US"/>
+              </w:rPr>
+            </w:pPr>
+            <w:r>
+              <w:rPr>
+                <w:rFonts w:ascii="나눔스퀘어" w:eastAsia="나눔스퀘어" w:hAnsi="나눔스퀘어"/>
+                <w:b/>
+                <w:bCs/>
+                <w:lang w:val="en-US"/>
+              </w:rPr>
+              <w:t>1.1</w:t>
+            </w:r>
+            <w:r>
+              <w:rPr>
+                <w:rFonts w:ascii="나눔스퀘어" w:eastAsia="나눔스퀘어" w:hAnsi="나눔스퀘어"/>
+                <w:bCs/>
+                <w:lang w:val="en-US"/>
+              </w:rPr>
+              <w:t xml:space="preserve"> Spring </w:t>
+            </w:r>
+            <w:proofErr w:type="spellStart"/>
+            <w:r>
+              <w:rPr>
+                <w:rFonts w:ascii="나눔스퀘어" w:eastAsia="나눔스퀘어" w:hAnsi="나눔스퀘어"/>
+                <w:bCs/>
+                <w:lang w:val="en-US"/>
+              </w:rPr>
+              <w:t>Security·JWT</w:t>
+            </w:r>
+            <w:proofErr w:type="spellEnd"/>
+            <w:r>
+              <w:rPr>
+                <w:rFonts w:ascii="나눔스퀘어" w:eastAsia="나눔스퀘어" w:hAnsi="나눔스퀘어"/>
+                <w:bCs/>
+                <w:lang w:val="en-US"/>
+              </w:rPr>
+              <w:t xml:space="preserve"> 기반 회원가입·</w:t>
+            </w:r>
+            <w:r>
+              <w:rPr>
+                <w:rFonts w:ascii="나눔스퀘어" w:eastAsia="나눔스퀘어" w:hAnsi="나눔스퀘어" w:hint="eastAsia"/>
+                <w:bCs/>
+                <w:lang w:val="en-US"/>
+              </w:rPr>
+              <w:t>소설 로그인 지원</w:t>
+            </w:r>
+            <w:r>
+              <w:rPr>
+                <w:rFonts w:ascii="나눔스퀘어" w:eastAsia="나눔스퀘어" w:hAnsi="나눔스퀘어"/>
+                <w:bCs/>
+                <w:lang w:val="en-US"/>
+              </w:rPr>
+              <w:t>·로그인</w:t>
+            </w:r>
+          </w:p>
+          <w:p>
+            <w:pPr>
+              <w:numPr>
+                <w:ilvl w:val="0"/>
+                <w:numId w:val="7"/>
+              </w:numPr>
+              <w:spacing w:before="240" w:after="240"/>
+              <w:rPr>
+                <w:rFonts w:ascii="나눔스퀘어" w:eastAsia="나눔스퀘어" w:hAnsi="나눔스퀘어"/>
+                <w:bCs/>
+                <w:lang w:val="en-US"/>
+              </w:rPr>
+            </w:pPr>
+            <w:r>
+              <w:rPr>
+                <w:rFonts w:ascii="나눔스퀘어" w:eastAsia="나눔스퀘어" w:hAnsi="나눔스퀘어" w:hint="eastAsia"/>
+                <w:b/>
+                <w:bCs/>
+                <w:lang w:val="en-US"/>
+              </w:rPr>
+              <w:lastRenderedPageBreak/>
+              <w:t xml:space="preserve">1.2 </w:t>
+            </w:r>
+            <w:r>
+              <w:rPr>
+                <w:rFonts w:ascii="나눔스퀘어" w:eastAsia="나눔스퀘어" w:hAnsi="나눔스퀘어" w:hint="eastAsia"/>
+                <w:bCs/>
+                <w:lang w:val="en-US"/>
+              </w:rPr>
+              <w:t>인증 기반 서비스로서 인증 회원 외 서비스 이용 불가</w:t>
+            </w:r>
+          </w:p>
+          <w:p>
+            <w:pPr>
+              <w:numPr>
+                <w:ilvl w:val="0"/>
+                <w:numId w:val="7"/>
+              </w:numPr>
+              <w:spacing w:before="240" w:after="240"/>
+              <w:rPr>
+                <w:rFonts w:ascii="나눔스퀘어" w:eastAsia="나눔스퀘어" w:hAnsi="나눔스퀘어"/>
+                <w:bCs/>
+                <w:lang w:val="en-US"/>
+              </w:rPr>
+            </w:pPr>
+            <w:r>
+              <w:rPr>
+                <w:rFonts w:ascii="나눔스퀘어" w:eastAsia="나눔스퀘어" w:hAnsi="나눔스퀘어"/>
+                <w:b/>
+                <w:bCs/>
+                <w:lang w:val="en-US"/>
+              </w:rPr>
+              <w:t>1.</w:t>
+            </w:r>
+            <w:r>
+              <w:rPr>
+                <w:rFonts w:ascii="나눔스퀘어" w:eastAsia="나눔스퀘어" w:hAnsi="나눔스퀘어" w:hint="eastAsia"/>
+                <w:b/>
+                <w:bCs/>
+                <w:lang w:val="en-US"/>
+              </w:rPr>
+              <w:t>3</w:t>
+            </w:r>
+            <w:r>
+              <w:rPr>
+                <w:rFonts w:ascii="나눔스퀘어" w:eastAsia="나눔스퀘어" w:hAnsi="나눔스퀘어"/>
+                <w:bCs/>
+                <w:lang w:val="en-US"/>
+              </w:rPr>
+              <w:t> 장바구니·구매·결제</w:t>
+            </w:r>
+            <w:r>
+              <w:rPr>
+                <w:rFonts w:ascii="나눔스퀘어" w:eastAsia="나눔스퀘어" w:hAnsi="나눔스퀘어" w:hint="eastAsia"/>
+                <w:bCs/>
+                <w:lang w:val="en-US"/>
+              </w:rPr>
+              <w:t xml:space="preserve"> 등의 기본적인 </w:t>
+            </w:r>
+            <w:proofErr w:type="spellStart"/>
+            <w:r>
+              <w:rPr>
+                <w:rFonts w:ascii="나눔스퀘어" w:eastAsia="나눔스퀘어" w:hAnsi="나눔스퀘어" w:hint="eastAsia"/>
+                <w:bCs/>
+                <w:lang w:val="en-US"/>
+              </w:rPr>
+              <w:t>이커머스</w:t>
+            </w:r>
+            <w:proofErr w:type="spellEnd"/>
+            <w:r>
+              <w:rPr>
+                <w:rFonts w:ascii="나눔스퀘어" w:eastAsia="나눔스퀘어" w:hAnsi="나눔스퀘어" w:hint="eastAsia"/>
+                <w:bCs/>
+                <w:lang w:val="en-US"/>
+              </w:rPr>
+              <w:t xml:space="preserve"> </w:t>
+            </w:r>
+            <w:r>
+              <w:rPr>
+                <w:rFonts w:ascii="나눔스퀘어" w:eastAsia="나눔스퀘어" w:hAnsi="나눔스퀘어" w:hint="eastAsia"/>
+                <w:bCs/>
+                <w:lang w:val="en-US"/>
+              </w:rPr>
+              <w:t>서비스 제공 및 사용자의 서비스 이용 시 행동 로그 기록</w:t>
+            </w:r>
+          </w:p>
+          <w:p>
+            <w:pPr>
+              <w:spacing w:before="240" w:after="240"/>
+              <w:rPr>
+                <w:rFonts w:ascii="나눔스퀘어" w:eastAsia="나눔스퀘어" w:hAnsi="나눔스퀘어"/>
+                <w:bCs/>
+                <w:lang w:val="en-US"/>
+              </w:rPr>
+            </w:pPr>
+            <w:r>
+              <w:rPr>
+                <w:rFonts w:ascii="나눔스퀘어" w:eastAsia="나눔스퀘어" w:hAnsi="나눔스퀘어"/>
+                <w:b/>
+                <w:bCs/>
+                <w:lang w:val="en-US"/>
+              </w:rPr>
+              <w:t xml:space="preserve">2. 메타태그 기반 </w:t>
+            </w:r>
+            <w:r>
+              <w:rPr>
+                <w:rFonts w:ascii="나눔스퀘어" w:eastAsia="나눔스퀘어" w:hAnsi="나눔스퀘어" w:hint="eastAsia"/>
+                <w:b/>
+                <w:bCs/>
+                <w:lang w:val="en-US"/>
+              </w:rPr>
+              <w:t>추천</w:t>
+            </w:r>
+          </w:p>
+          <w:p>
+            <w:pPr>
+              <w:numPr>
+                <w:ilvl w:val="0"/>
+                <w:numId w:val="8"/>
+              </w:numPr>
+              <w:spacing w:before="240" w:after="240"/>
+              <w:rPr>
+                <w:rFonts w:ascii="나눔스퀘어" w:eastAsia="나눔스퀘어" w:hAnsi="나눔스퀘어"/>
+                <w:bCs/>
+                <w:lang w:val="en-US"/>
+              </w:rPr>
+            </w:pPr>
+            <w:r>
+              <w:rPr>
+                <w:rFonts w:ascii="나눔스퀘어" w:eastAsia="나눔스퀘어" w:hAnsi="나눔스퀘어"/>
+                <w:b/>
+                <w:bCs/>
+                <w:lang w:val="en-US"/>
+              </w:rPr>
+              <w:t>2.1</w:t>
+            </w:r>
+            <w:r>
+              <w:rPr>
+                <w:rFonts w:ascii="나눔스퀘어" w:eastAsia="나눔스퀘어" w:hAnsi="나눔스퀘어"/>
+                <w:bCs/>
+                <w:lang w:val="en-US"/>
+              </w:rPr>
+              <w:t> </w:t>
+            </w:r>
+            <w:r>
+              <w:rPr>
+                <w:rFonts w:ascii="나눔스퀘어" w:eastAsia="나눔스퀘어" w:hAnsi="나눔스퀘어" w:hint="eastAsia"/>
+                <w:bCs/>
+                <w:lang w:val="en-US"/>
+              </w:rPr>
+              <w:t xml:space="preserve">종류는 판매자가 정할 수 있는 것과 시스템이 정하는 태그로 분리. </w:t>
+            </w:r>
+          </w:p>
+          <w:p>
+            <w:pPr>
               <w:numPr>
                 <w:ilvl w:val="1"/>
-                <w:numId w:val="2"/>
+                <w:numId w:val="8"/>
               </w:numPr>
               <w:spacing w:before="240" w:after="240"/>
-              <w:ind w:leftChars="0"/>
-              <w:rPr>
-                <w:rFonts w:ascii="나눔스퀘어" w:eastAsia="나눔스퀘어" w:hAnsi="나눔스퀘어"/>
-                <w:bCs/>
-              </w:rPr>
-            </w:pPr>
-            <w:r>
-              <w:rPr>
-                <w:rFonts w:ascii="나눔스퀘어" w:eastAsia="나눔스퀘어" w:hAnsi="나눔스퀘어" w:hint="eastAsia"/>
-                <w:bCs/>
-              </w:rPr>
-              <w:t>회원가입 및 로그인</w:t>
-            </w:r>
-          </w:p>
-          <w:p>
-            <w:pPr>
-              <w:pStyle w:val="a9"/>
+              <w:rPr>
+                <w:rFonts w:ascii="나눔스퀘어" w:eastAsia="나눔스퀘어" w:hAnsi="나눔스퀘어"/>
+                <w:bCs/>
+                <w:lang w:val="en-US"/>
+              </w:rPr>
+            </w:pPr>
+            <w:r>
+              <w:rPr>
+                <w:rFonts w:ascii="나눔스퀘어" w:eastAsia="나눔스퀘어" w:hAnsi="나눔스퀘어" w:hint="eastAsia"/>
+                <w:bCs/>
+                <w:lang w:val="en-US"/>
+              </w:rPr>
+              <w:t xml:space="preserve">판매자가 상품에 지정할 수 있는 메타 태그: 3040의 관심 </w:t>
+            </w:r>
+            <w:r>
+              <w:rPr>
+                <w:rFonts w:ascii="나눔스퀘어" w:eastAsia="나눔스퀘어" w:hAnsi="나눔스퀘어" w:hint="eastAsia"/>
+                <w:bCs/>
+                <w:lang w:val="en-US"/>
+              </w:rPr>
+              <w:t>카테고리 5가지</w:t>
+            </w:r>
+            <w:r>
+              <w:rPr>
+                <w:rFonts w:ascii="나눔스퀘어" w:eastAsia="나눔스퀘어" w:hAnsi="나눔스퀘어" w:hint="eastAsia"/>
+                <w:bCs/>
+                <w:lang w:val="en-US"/>
+              </w:rPr>
+              <w:t xml:space="preserve">(건강/선물/여행/교육/가전), 계절별 상품, </w:t>
+            </w:r>
+            <w:r>
+              <w:rPr>
+                <w:rFonts w:ascii="나눔스퀘어" w:eastAsia="나눔스퀘어" w:hAnsi="나눔스퀘어" w:hint="eastAsia"/>
+                <w:bCs/>
+                <w:lang w:val="en-US"/>
+              </w:rPr>
+              <w:t>용도</w:t>
+            </w:r>
+            <w:r>
+              <w:rPr>
+                <w:rFonts w:ascii="나눔스퀘어" w:eastAsia="나눔스퀘어" w:hAnsi="나눔스퀘어" w:hint="eastAsia"/>
+                <w:bCs/>
+                <w:lang w:val="en-US"/>
+              </w:rPr>
+              <w:t xml:space="preserve"> 지정, 상품 기획 의도</w:t>
+            </w:r>
+          </w:p>
+          <w:p>
+            <w:pPr>
               <w:numPr>
-                <w:ilvl w:val="2"/>
-                <w:numId w:val="2"/>
+                <w:ilvl w:val="1"/>
+                <w:numId w:val="8"/>
               </w:numPr>
               <w:spacing w:before="240" w:after="240"/>
-              <w:ind w:leftChars="0"/>
-              <w:rPr>
-                <w:rFonts w:ascii="나눔스퀘어" w:eastAsia="나눔스퀘어" w:hAnsi="나눔스퀘어" w:hint="eastAsia"/>
-                <w:bCs/>
-              </w:rPr>
-            </w:pPr>
-            <w:r>
-              <w:rPr>
-                <w:rFonts w:ascii="나눔스퀘어" w:eastAsia="나눔스퀘어" w:hAnsi="나눔스퀘어" w:hint="eastAsia"/>
-                <w:bCs/>
-              </w:rPr>
-              <w:t xml:space="preserve">회원가입 및 로그인 과정에서 </w:t>
-            </w:r>
-            <w:r>
-              <w:rPr>
-                <w:rFonts w:ascii="나눔스퀘어" w:eastAsia="나눔스퀘어" w:hAnsi="나눔스퀘어"/>
-                <w:bCs/>
-              </w:rPr>
-              <w:t>Spring Security</w:t>
-            </w:r>
-            <w:r>
-              <w:rPr>
-                <w:rFonts w:ascii="나눔스퀘어" w:eastAsia="나눔스퀘어" w:hAnsi="나눔스퀘어" w:hint="eastAsia"/>
-                <w:bCs/>
-              </w:rPr>
-              <w:t xml:space="preserve"> 및 JWT 등을 통한 보안 설계</w:t>
-            </w:r>
-          </w:p>
-          <w:p>
-            <w:pPr>
-              <w:pStyle w:val="a9"/>
+              <w:rPr>
+                <w:rFonts w:ascii="나눔스퀘어" w:eastAsia="나눔스퀘어" w:hAnsi="나눔스퀘어"/>
+                <w:bCs/>
+                <w:lang w:val="en-US"/>
+              </w:rPr>
+            </w:pPr>
+            <w:r>
+              <w:rPr>
+                <w:rFonts w:ascii="나눔스퀘어" w:eastAsia="나눔스퀘어" w:hAnsi="나눔스퀘어" w:hint="eastAsia"/>
+                <w:bCs/>
+                <w:lang w:val="en-US"/>
+              </w:rPr>
+              <w:t xml:space="preserve">시스템이 자동으로 지정하는 메타 태그: </w:t>
+            </w:r>
+            <w:r>
+              <w:rPr>
+                <w:rFonts w:ascii="나눔스퀘어" w:eastAsia="나눔스퀘어" w:hAnsi="나눔스퀘어"/>
+                <w:bCs/>
+                <w:lang w:val="en-US"/>
+              </w:rPr>
+              <w:t>나이대에 따른 선호도</w:t>
+            </w:r>
+            <w:r>
+              <w:rPr>
+                <w:rFonts w:ascii="나눔스퀘어" w:eastAsia="나눔스퀘어" w:hAnsi="나눔스퀘어" w:hint="eastAsia"/>
+                <w:bCs/>
+                <w:lang w:val="en-US"/>
+              </w:rPr>
+              <w:t xml:space="preserve">, </w:t>
+            </w:r>
+            <w:r>
+              <w:rPr>
+                <w:rFonts w:ascii="나눔스퀘어" w:eastAsia="나눔스퀘어" w:hAnsi="나눔스퀘어"/>
+                <w:bCs/>
+              </w:rPr>
+              <w:t>인기도</w:t>
+            </w:r>
+            <w:r>
+              <w:rPr>
+                <w:rFonts w:ascii="나눔스퀘어" w:eastAsia="나눔스퀘어" w:hAnsi="나눔스퀘어" w:hint="eastAsia"/>
+                <w:bCs/>
+              </w:rPr>
+              <w:t xml:space="preserve">, </w:t>
+            </w:r>
+            <w:r>
+              <w:rPr>
+                <w:rFonts w:ascii="나눔스퀘어" w:eastAsia="나눔스퀘어" w:hAnsi="나눔스퀘어"/>
+                <w:bCs/>
+              </w:rPr>
+              <w:t>등록 시기</w:t>
+            </w:r>
+            <w:r>
+              <w:rPr>
+                <w:rFonts w:ascii="나눔스퀘어" w:eastAsia="나눔스퀘어" w:hAnsi="나눔스퀘어" w:hint="eastAsia"/>
+                <w:bCs/>
+              </w:rPr>
+              <w:t>에 따른 분류</w:t>
+            </w:r>
+          </w:p>
+          <w:p>
+            <w:pPr>
               <w:numPr>
-                <w:ilvl w:val="1"/>
-                <w:numId w:val="2"/>
+                <w:ilvl w:val="0"/>
+                <w:numId w:val="8"/>
               </w:numPr>
               <w:spacing w:before="240" w:after="240"/>
-              <w:ind w:leftChars="0"/>
-              <w:rPr>
-                <w:rFonts w:ascii="나눔스퀘어" w:eastAsia="나눔스퀘어" w:hAnsi="나눔스퀘어"/>
-                <w:bCs/>
-              </w:rPr>
-            </w:pPr>
-            <w:r>
-              <w:rPr>
-                <w:rFonts w:ascii="나눔스퀘어" w:eastAsia="나눔스퀘어" w:hAnsi="나눔스퀘어" w:hint="eastAsia"/>
-                <w:bCs/>
-              </w:rPr>
-              <w:t>상품의 장바구니 및 구매/결제</w:t>
-            </w:r>
-          </w:p>
-          <w:p>
-            <w:pPr>
-              <w:pStyle w:val="a9"/>
+              <w:rPr>
+                <w:rFonts w:ascii="나눔스퀘어" w:eastAsia="나눔스퀘어" w:hAnsi="나눔스퀘어"/>
+                <w:bCs/>
+                <w:lang w:val="en-US"/>
+              </w:rPr>
+            </w:pPr>
+            <w:r>
+              <w:rPr>
+                <w:rFonts w:ascii="나눔스퀘어" w:eastAsia="나눔스퀘어" w:hAnsi="나눔스퀘어"/>
+                <w:b/>
+                <w:bCs/>
+                <w:lang w:val="en-US"/>
+              </w:rPr>
+              <w:t>2.2</w:t>
+            </w:r>
+            <w:r>
+              <w:rPr>
+                <w:rFonts w:ascii="나눔스퀘어" w:eastAsia="나눔스퀘어" w:hAnsi="나눔스퀘어"/>
+                <w:bCs/>
+                <w:lang w:val="en-US"/>
+              </w:rPr>
+              <w:t> </w:t>
+            </w:r>
+            <w:r>
+              <w:rPr>
+                <w:rFonts w:ascii="나눔스퀘어" w:eastAsia="나눔스퀘어" w:hAnsi="나눔스퀘어" w:hint="eastAsia"/>
+                <w:bCs/>
+                <w:lang w:val="en-US"/>
+              </w:rPr>
+              <w:t>사용자 입력 데이터</w:t>
+            </w:r>
+            <w:r>
+              <w:rPr>
+                <w:rFonts w:ascii="나눔스퀘어" w:eastAsia="나눔스퀘어" w:hAnsi="나눔스퀘어"/>
+                <w:bCs/>
+                <w:lang w:val="en-US"/>
+              </w:rPr>
+              <w:t>(연령</w:t>
+            </w:r>
+            <w:r>
+              <w:rPr>
+                <w:rFonts w:ascii="나눔스퀘어" w:eastAsia="나눔스퀘어" w:hAnsi="나눔스퀘어" w:hint="eastAsia"/>
+                <w:bCs/>
+                <w:lang w:val="en-US"/>
+              </w:rPr>
+              <w:t xml:space="preserve"> </w:t>
+            </w:r>
+            <w:r>
+              <w:rPr>
+                <w:rFonts w:ascii="나눔스퀘어" w:eastAsia="나눔스퀘어" w:hAnsi="나눔스퀘어"/>
+                <w:bCs/>
+                <w:lang w:val="en-US"/>
+              </w:rPr>
+              <w:t>·</w:t>
+            </w:r>
+            <w:r>
+              <w:rPr>
+                <w:rFonts w:ascii="나눔스퀘어" w:eastAsia="나눔스퀘어" w:hAnsi="나눔스퀘어" w:hint="eastAsia"/>
+                <w:bCs/>
+                <w:lang w:val="en-US"/>
+              </w:rPr>
+              <w:t xml:space="preserve"> </w:t>
+            </w:r>
+            <w:r>
+              <w:rPr>
+                <w:rFonts w:ascii="나눔스퀘어" w:eastAsia="나눔스퀘어" w:hAnsi="나눔스퀘어"/>
+                <w:bCs/>
+                <w:lang w:val="en-US"/>
+              </w:rPr>
+              <w:t>카테고리</w:t>
+            </w:r>
+            <w:r>
+              <w:rPr>
+                <w:rFonts w:ascii="나눔스퀘어" w:eastAsia="나눔스퀘어" w:hAnsi="나눔스퀘어" w:hint="eastAsia"/>
+                <w:bCs/>
+                <w:lang w:val="en-US"/>
+              </w:rPr>
+              <w:t xml:space="preserve"> </w:t>
+            </w:r>
+            <w:r>
+              <w:rPr>
+                <w:rFonts w:ascii="나눔스퀘어" w:eastAsia="나눔스퀘어" w:hAnsi="나눔스퀘어"/>
+                <w:bCs/>
+                <w:lang w:val="en-US"/>
+              </w:rPr>
+              <w:t>·</w:t>
+            </w:r>
+            <w:r>
+              <w:rPr>
+                <w:rFonts w:ascii="나눔스퀘어" w:eastAsia="나눔스퀘어" w:hAnsi="나눔스퀘어" w:hint="eastAsia"/>
+                <w:bCs/>
+                <w:lang w:val="en-US"/>
+              </w:rPr>
+              <w:t xml:space="preserve"> 이용 </w:t>
+            </w:r>
+            <w:r>
+              <w:rPr>
+                <w:rFonts w:ascii="나눔스퀘어" w:eastAsia="나눔스퀘어" w:hAnsi="나눔스퀘어"/>
+                <w:bCs/>
+                <w:lang w:val="en-US"/>
+              </w:rPr>
+              <w:t>목적</w:t>
+            </w:r>
+            <w:r>
+              <w:rPr>
+                <w:rFonts w:ascii="나눔스퀘어" w:eastAsia="나눔스퀘어" w:hAnsi="나눔스퀘어" w:hint="eastAsia"/>
+                <w:bCs/>
+                <w:lang w:val="en-US"/>
+              </w:rPr>
+              <w:t xml:space="preserve"> </w:t>
+            </w:r>
+            <w:r>
+              <w:rPr>
+                <w:rFonts w:ascii="나눔스퀘어" w:eastAsia="나눔스퀘어" w:hAnsi="나눔스퀘어"/>
+                <w:bCs/>
+                <w:lang w:val="en-US"/>
+              </w:rPr>
+              <w:t>·</w:t>
+            </w:r>
+            <w:r>
+              <w:rPr>
+                <w:rFonts w:ascii="나눔스퀘어" w:eastAsia="나눔스퀘어" w:hAnsi="나눔스퀘어" w:hint="eastAsia"/>
+                <w:bCs/>
+                <w:lang w:val="en-US"/>
+              </w:rPr>
+              <w:t xml:space="preserve"> </w:t>
+            </w:r>
+            <w:r>
+              <w:rPr>
+                <w:rFonts w:ascii="나눔스퀘어" w:eastAsia="나눔스퀘어" w:hAnsi="나눔스퀘어"/>
+                <w:bCs/>
+                <w:lang w:val="en-US"/>
+              </w:rPr>
+              <w:t>상품</w:t>
+            </w:r>
+            <w:r>
+              <w:rPr>
+                <w:rFonts w:ascii="나눔스퀘어" w:eastAsia="나눔스퀘어" w:hAnsi="나눔스퀘어" w:hint="eastAsia"/>
+                <w:bCs/>
+                <w:lang w:val="en-US"/>
+              </w:rPr>
+              <w:t xml:space="preserve"> 선호</w:t>
+            </w:r>
+            <w:r>
+              <w:rPr>
+                <w:rFonts w:ascii="나눔스퀘어" w:eastAsia="나눔스퀘어" w:hAnsi="나눔스퀘어"/>
+                <w:bCs/>
+                <w:lang w:val="en-US"/>
+              </w:rPr>
+              <w:t xml:space="preserve"> 성향</w:t>
+            </w:r>
+            <w:r>
+              <w:rPr>
+                <w:rFonts w:ascii="나눔스퀘어" w:eastAsia="나눔스퀘어" w:hAnsi="나눔스퀘어" w:hint="eastAsia"/>
+                <w:bCs/>
+                <w:lang w:val="en-US"/>
+              </w:rPr>
+              <w:t xml:space="preserve"> </w:t>
+            </w:r>
+            <w:r>
+              <w:rPr>
+                <w:rFonts w:ascii="나눔스퀘어" w:eastAsia="나눔스퀘어" w:hAnsi="나눔스퀘어"/>
+                <w:bCs/>
+                <w:lang w:val="en-US"/>
+              </w:rPr>
+              <w:t>·</w:t>
+            </w:r>
+            <w:r>
+              <w:rPr>
+                <w:rFonts w:ascii="나눔스퀘어" w:eastAsia="나눔스퀘어" w:hAnsi="나눔스퀘어" w:hint="eastAsia"/>
+                <w:bCs/>
+                <w:lang w:val="en-US"/>
+              </w:rPr>
+              <w:t xml:space="preserve"> </w:t>
+            </w:r>
+            <w:r>
+              <w:rPr>
+                <w:rFonts w:ascii="나눔스퀘어" w:eastAsia="나눔스퀘어" w:hAnsi="나눔스퀘어"/>
+                <w:bCs/>
+                <w:lang w:val="en-US"/>
+              </w:rPr>
+              <w:t>직종)</w:t>
+            </w:r>
+            <w:r>
+              <w:rPr>
+                <w:rFonts w:ascii="나눔스퀘어" w:eastAsia="나눔스퀘어" w:hAnsi="나눔스퀘어" w:hint="eastAsia"/>
+                <w:bCs/>
+                <w:lang w:val="en-US"/>
+              </w:rPr>
+              <w:t xml:space="preserve">, 사용자의 행동 로그와 </w:t>
+            </w:r>
+            <w:r>
+              <w:rPr>
+                <w:rFonts w:ascii="나눔스퀘어" w:eastAsia="나눔스퀘어" w:hAnsi="나눔스퀘어"/>
+                <w:bCs/>
+                <w:lang w:val="en-US"/>
+              </w:rPr>
+              <w:t>메타태그 </w:t>
+            </w:r>
+            <w:r>
+              <w:rPr>
+                <w:rFonts w:ascii="나눔스퀘어" w:eastAsia="나눔스퀘어" w:hAnsi="나눔스퀘어"/>
+                <w:b/>
+                <w:bCs/>
+                <w:lang w:val="en-US"/>
+              </w:rPr>
+              <w:t>매핑 테이블</w:t>
+            </w:r>
+            <w:r>
+              <w:rPr>
+                <w:rFonts w:ascii="나눔스퀘어" w:eastAsia="나눔스퀘어" w:hAnsi="나눔스퀘어"/>
+                <w:bCs/>
+                <w:lang w:val="en-US"/>
+              </w:rPr>
+              <w:t> 연동</w:t>
+            </w:r>
+            <w:r>
+              <w:rPr>
+                <w:rFonts w:ascii="나눔스퀘어" w:eastAsia="나눔스퀘어" w:hAnsi="나눔스퀘어" w:hint="eastAsia"/>
+                <w:bCs/>
+                <w:lang w:val="en-US"/>
+              </w:rPr>
+              <w:t>.</w:t>
+            </w:r>
+          </w:p>
+          <w:p>
+            <w:pPr>
               <w:numPr>
                 <w:ilvl w:val="0"/>
-                <w:numId w:val="2"/>
+                <w:numId w:val="8"/>
               </w:numPr>
               <w:spacing w:before="240" w:after="240"/>
-              <w:ind w:leftChars="0"/>
-              <w:rPr>
-                <w:rFonts w:ascii="나눔스퀘어" w:eastAsia="나눔스퀘어" w:hAnsi="나눔스퀘어"/>
-                <w:bCs/>
-              </w:rPr>
-            </w:pPr>
-            <w:r>
-              <w:rPr>
-                <w:rFonts w:ascii="나눔스퀘어" w:eastAsia="나눔스퀘어" w:hAnsi="나눔스퀘어" w:hint="eastAsia"/>
-                <w:bCs/>
-              </w:rPr>
-              <w:t xml:space="preserve">사용자 데이터 기반 </w:t>
-            </w:r>
-            <w:r>
-              <w:rPr>
-                <w:rFonts w:ascii="나눔스퀘어" w:eastAsia="나눔스퀘어" w:hAnsi="나눔스퀘어"/>
-                <w:bCs/>
-              </w:rPr>
-              <w:t>큐레이션 시스템</w:t>
-            </w:r>
-          </w:p>
-          <w:p>
-            <w:pPr>
-              <w:pStyle w:val="a9"/>
+              <w:rPr>
+                <w:rFonts w:ascii="나눔스퀘어" w:eastAsia="나눔스퀘어" w:hAnsi="나눔스퀘어"/>
+                <w:bCs/>
+                <w:lang w:val="en-US"/>
+              </w:rPr>
+            </w:pPr>
+            <w:r>
+              <w:rPr>
+                <w:rFonts w:ascii="나눔스퀘어" w:eastAsia="나눔스퀘어" w:hAnsi="나눔스퀘어"/>
+                <w:b/>
+                <w:bCs/>
+                <w:lang w:val="en-US"/>
+              </w:rPr>
+              <w:t>2.3</w:t>
+            </w:r>
+            <w:r>
+              <w:rPr>
+                <w:rFonts w:ascii="나눔스퀘어" w:eastAsia="나눔스퀘어" w:hAnsi="나눔스퀘어"/>
+                <w:bCs/>
+                <w:lang w:val="en-US"/>
+              </w:rPr>
+              <w:t> </w:t>
+            </w:r>
+            <w:r>
+              <w:rPr>
+                <w:rFonts w:ascii="나눔스퀘어" w:eastAsia="나눔스퀘어" w:hAnsi="나눔스퀘어" w:hint="eastAsia"/>
+                <w:bCs/>
+                <w:lang w:val="en-US"/>
+              </w:rPr>
+              <w:t xml:space="preserve">사용자가 선호하는 메타 태그에 </w:t>
+            </w:r>
+            <w:proofErr w:type="spellStart"/>
+            <w:r>
+              <w:rPr>
+                <w:rFonts w:ascii="나눔스퀘어" w:eastAsia="나눔스퀘어" w:hAnsi="나눔스퀘어" w:hint="eastAsia"/>
+                <w:bCs/>
+                <w:lang w:val="en-US"/>
+              </w:rPr>
+              <w:t>매핑되는</w:t>
+            </w:r>
+            <w:proofErr w:type="spellEnd"/>
+            <w:r>
+              <w:rPr>
+                <w:rFonts w:ascii="나눔스퀘어" w:eastAsia="나눔스퀘어" w:hAnsi="나눔스퀘어" w:hint="eastAsia"/>
+                <w:bCs/>
+                <w:lang w:val="en-US"/>
+              </w:rPr>
+              <w:t xml:space="preserve"> 상품 목록을 우선순위로 목록에서 조회하도록 처리.</w:t>
+            </w:r>
+          </w:p>
+          <w:p>
+            <w:pPr>
               <w:numPr>
-                <w:ilvl w:val="1"/>
-                <w:numId w:val="2"/>
+                <w:ilvl w:val="0"/>
+                <w:numId w:val="8"/>
               </w:numPr>
               <w:spacing w:before="240" w:after="240"/>
-              <w:ind w:leftChars="0"/>
-              <w:rPr>
-                <w:rFonts w:ascii="나눔스퀘어" w:eastAsia="나눔스퀘어" w:hAnsi="나눔스퀘어"/>
-                <w:bCs/>
-              </w:rPr>
-            </w:pPr>
-            <w:r>
-              <w:rPr>
-                <w:rFonts w:ascii="나눔스퀘어" w:eastAsia="나눔스퀘어" w:hAnsi="나눔스퀘어" w:hint="eastAsia"/>
-                <w:bCs/>
-              </w:rPr>
-              <w:t xml:space="preserve">사용자 입력 카테고리 기반 </w:t>
-            </w:r>
-            <w:r>
-              <w:rPr>
-                <w:rFonts w:ascii="나눔스퀘어" w:eastAsia="나눔스퀘어" w:hAnsi="나눔스퀘어"/>
-                <w:bCs/>
-              </w:rPr>
-              <w:t>메타태그 기반의 관심사 필터링</w:t>
-            </w:r>
-          </w:p>
-          <w:p>
-            <w:pPr>
-              <w:pStyle w:val="a9"/>
+              <w:rPr>
+                <w:rFonts w:ascii="나눔스퀘어" w:eastAsia="나눔스퀘어" w:hAnsi="나눔스퀘어"/>
+                <w:bCs/>
+                <w:lang w:val="en-US"/>
+              </w:rPr>
+            </w:pPr>
+            <w:r>
+              <w:rPr>
+                <w:rFonts w:ascii="나눔스퀘어" w:eastAsia="나눔스퀘어" w:hAnsi="나눔스퀘어"/>
+                <w:b/>
+                <w:bCs/>
+                <w:lang w:val="en-US"/>
+              </w:rPr>
+              <w:t>2.</w:t>
+            </w:r>
+            <w:r>
+              <w:rPr>
+                <w:rFonts w:ascii="나눔스퀘어" w:eastAsia="나눔스퀘어" w:hAnsi="나눔스퀘어" w:hint="eastAsia"/>
+                <w:b/>
+                <w:bCs/>
+                <w:lang w:val="en-US"/>
+              </w:rPr>
+              <w:t>4</w:t>
+            </w:r>
+            <w:r>
+              <w:rPr>
+                <w:rFonts w:ascii="나눔스퀘어" w:eastAsia="나눔스퀘어" w:hAnsi="나눔스퀘어"/>
+                <w:bCs/>
+                <w:lang w:val="en-US"/>
+              </w:rPr>
+              <w:t> </w:t>
+            </w:r>
+            <w:r>
+              <w:rPr>
+                <w:rFonts w:ascii="나눔스퀘어" w:eastAsia="나눔스퀘어" w:hAnsi="나눔스퀘어" w:hint="eastAsia"/>
+                <w:bCs/>
+                <w:lang w:val="en-US"/>
+              </w:rPr>
+              <w:t>사용자의 실제 선호도의 연관성을 생각하여 각 메타태그 종류마다 조회에서의 가중치를 별도로 적용</w:t>
+            </w:r>
+          </w:p>
+          <w:p>
+            <w:pPr>
+              <w:spacing w:before="240" w:after="240"/>
+              <w:ind w:left="720"/>
+              <w:rPr>
+                <w:rFonts w:ascii="나눔스퀘어" w:eastAsia="나눔스퀘어" w:hAnsi="나눔스퀘어" w:hint="eastAsia"/>
+                <w:bCs/>
+                <w:lang w:val="en-US"/>
+              </w:rPr>
+            </w:pPr>
+          </w:p>
+          <w:p>
+            <w:pPr>
+              <w:spacing w:before="240" w:after="240"/>
+              <w:rPr>
+                <w:rFonts w:ascii="나눔스퀘어" w:eastAsia="나눔스퀘어" w:hAnsi="나눔스퀘어"/>
+                <w:bCs/>
+                <w:lang w:val="en-US"/>
+              </w:rPr>
+            </w:pPr>
+            <w:r>
+              <w:rPr>
+                <w:rFonts w:ascii="나눔스퀘어" w:eastAsia="나눔스퀘어" w:hAnsi="나눔스퀘어"/>
+                <w:b/>
+                <w:bCs/>
+                <w:lang w:val="en-US"/>
+              </w:rPr>
+              <w:t>3. 행동 로그</w:t>
+            </w:r>
+            <w:r>
+              <w:rPr>
+                <w:rFonts w:ascii="나눔스퀘어" w:eastAsia="나눔스퀘어" w:hAnsi="나눔스퀘어" w:hint="eastAsia"/>
+                <w:b/>
+                <w:bCs/>
+                <w:lang w:val="en-US"/>
+              </w:rPr>
+              <w:t xml:space="preserve"> 기록</w:t>
+            </w:r>
+          </w:p>
+          <w:p>
+            <w:pPr>
               <w:numPr>
-                <w:ilvl w:val="1"/>
-                <w:numId w:val="2"/>
+                <w:ilvl w:val="0"/>
+                <w:numId w:val="9"/>
               </w:numPr>
               <w:spacing w:before="240" w:after="240"/>
-              <w:ind w:leftChars="0"/>
-              <w:rPr>
-                <w:rFonts w:ascii="나눔스퀘어" w:eastAsia="나눔스퀘어" w:hAnsi="나눔스퀘어" w:hint="eastAsia"/>
-                <w:bCs/>
-              </w:rPr>
-            </w:pPr>
-            <w:r>
-              <w:rPr>
-                <w:rFonts w:ascii="나눔스퀘어" w:eastAsia="나눔스퀘어" w:hAnsi="나눔스퀘어" w:hint="eastAsia"/>
-                <w:bCs/>
+              <w:rPr>
+                <w:rFonts w:ascii="나눔스퀘어" w:eastAsia="나눔스퀘어" w:hAnsi="나눔스퀘어"/>
+                <w:bCs/>
+                <w:lang w:val="en-US"/>
+              </w:rPr>
+            </w:pPr>
+            <w:r>
+              <w:rPr>
+                <w:rFonts w:ascii="나눔스퀘어" w:eastAsia="나눔스퀘어" w:hAnsi="나눔스퀘어"/>
+                <w:b/>
+                <w:bCs/>
+                <w:lang w:val="en-US"/>
+              </w:rPr>
+              <w:t>3.1</w:t>
+            </w:r>
+            <w:r>
+              <w:rPr>
+                <w:rFonts w:ascii="나눔스퀘어" w:eastAsia="나눔스퀘어" w:hAnsi="나눔스퀘어"/>
+                <w:bCs/>
+                <w:lang w:val="en-US"/>
+              </w:rPr>
+              <w:t> </w:t>
+            </w:r>
+            <w:r>
+              <w:rPr>
+                <w:rFonts w:ascii="나눔스퀘어" w:eastAsia="나눔스퀘어" w:hAnsi="나눔스퀘어" w:hint="eastAsia"/>
+                <w:bCs/>
+                <w:lang w:val="en-US"/>
+              </w:rPr>
+              <w:t>상품 조회</w:t>
+            </w:r>
+            <w:r>
+              <w:rPr>
+                <w:rFonts w:ascii="나눔스퀘어" w:eastAsia="나눔스퀘어" w:hAnsi="나눔스퀘어"/>
+                <w:bCs/>
+                <w:lang w:val="en-US"/>
+              </w:rPr>
+              <w:t>·장바구니·구매</w:t>
+            </w:r>
+            <w:r>
+              <w:rPr>
+                <w:rFonts w:ascii="나눔스퀘어" w:eastAsia="나눔스퀘어" w:hAnsi="나눔스퀘어"/>
+                <w:bCs/>
+                <w:lang w:val="en-US"/>
+              </w:rPr>
+              <w:t>·</w:t>
+            </w:r>
+            <w:r>
+              <w:rPr>
+                <w:rFonts w:ascii="나눔스퀘어" w:eastAsia="나눔스퀘어" w:hAnsi="나눔스퀘어" w:hint="eastAsia"/>
+                <w:bCs/>
+                <w:lang w:val="en-US"/>
+              </w:rPr>
+              <w:t>북마크</w:t>
+            </w:r>
+            <w:r>
+              <w:rPr>
+                <w:rFonts w:ascii="나눔스퀘어" w:eastAsia="나눔스퀘어" w:hAnsi="나눔스퀘어"/>
+                <w:bCs/>
+                <w:lang w:val="en-US"/>
+              </w:rPr>
+              <w:t xml:space="preserve"> 등</w:t>
+            </w:r>
+            <w:r>
+              <w:rPr>
+                <w:rFonts w:ascii="나눔스퀘어" w:eastAsia="나눔스퀘어" w:hAnsi="나눔스퀘어" w:hint="eastAsia"/>
+                <w:bCs/>
+                <w:lang w:val="en-US"/>
+              </w:rPr>
+              <w:t>의 사용자 행동을 기록.</w:t>
+            </w:r>
+          </w:p>
+          <w:p>
+            <w:pPr>
+              <w:numPr>
+                <w:ilvl w:val="0"/>
+                <w:numId w:val="9"/>
+              </w:numPr>
+              <w:spacing w:before="240" w:after="240"/>
+              <w:rPr>
+                <w:rFonts w:ascii="나눔스퀘어" w:eastAsia="나눔스퀘어" w:hAnsi="나눔스퀘어"/>
+                <w:bCs/>
+                <w:lang w:val="en-US"/>
+              </w:rPr>
+            </w:pPr>
+            <w:r>
+              <w:rPr>
+                <w:rFonts w:ascii="나눔스퀘어" w:eastAsia="나눔스퀘어" w:hAnsi="나눔스퀘어"/>
+                <w:b/>
+                <w:bCs/>
+                <w:lang w:val="en-US"/>
+              </w:rPr>
+              <w:t>3.</w:t>
+            </w:r>
+            <w:r>
+              <w:rPr>
+                <w:rFonts w:ascii="나눔스퀘어" w:eastAsia="나눔스퀘어" w:hAnsi="나눔스퀘어" w:hint="eastAsia"/>
+                <w:b/>
+                <w:bCs/>
+                <w:lang w:val="en-US"/>
+              </w:rPr>
+              <w:t>2</w:t>
+            </w:r>
+            <w:r>
+              <w:rPr>
+                <w:rFonts w:ascii="나눔스퀘어" w:eastAsia="나눔스퀘어" w:hAnsi="나눔스퀘어"/>
+                <w:bCs/>
+                <w:lang w:val="en-US"/>
+              </w:rPr>
+              <w:t> </w:t>
+            </w:r>
+            <w:r>
+              <w:rPr>
+                <w:rFonts w:ascii="나눔스퀘어" w:eastAsia="나눔스퀘어" w:hAnsi="나눔스퀘어" w:hint="eastAsia"/>
+                <w:bCs/>
+                <w:lang w:val="en-US"/>
+              </w:rPr>
+              <w:t>이용자의 실수나 복수의 행동 처리로 인한</w:t>
+            </w:r>
+            <w:r>
+              <w:rPr>
+                <w:rFonts w:ascii="나눔스퀘어" w:eastAsia="나눔스퀘어" w:hAnsi="나눔스퀘어" w:hint="eastAsia"/>
+                <w:bCs/>
+                <w:lang w:val="en-US"/>
+              </w:rPr>
+              <w:t xml:space="preserve"> 데이터베이스 부하를 막기 위하여 </w:t>
+            </w:r>
+            <w:proofErr w:type="spellStart"/>
+            <w:r>
+              <w:rPr>
+                <w:rFonts w:ascii="나눔스퀘어" w:eastAsia="나눔스퀘어" w:hAnsi="나눔스퀘어" w:hint="eastAsia"/>
+                <w:bCs/>
+                <w:lang w:val="en-US"/>
+              </w:rPr>
+              <w:t>localStorage</w:t>
+            </w:r>
+            <w:proofErr w:type="spellEnd"/>
+            <w:r>
+              <w:rPr>
+                <w:rFonts w:ascii="나눔스퀘어" w:eastAsia="나눔스퀘어" w:hAnsi="나눔스퀘어" w:hint="eastAsia"/>
+                <w:bCs/>
+                <w:lang w:val="en-US"/>
+              </w:rPr>
+              <w:t xml:space="preserve"> 및</w:t>
+            </w:r>
+            <w:r>
+              <w:rPr>
+                <w:rFonts w:ascii="나눔스퀘어" w:eastAsia="나눔스퀘어" w:hAnsi="나눔스퀘어" w:hint="eastAsia"/>
+                <w:bCs/>
+                <w:lang w:val="en-US"/>
+              </w:rPr>
+              <w:t xml:space="preserve"> Redis 큐와 배치를 사용하여 행동 로그 등록을 지연</w:t>
+            </w:r>
+            <w:r>
+              <w:rPr>
+                <w:rFonts w:ascii="나눔스퀘어" w:eastAsia="나눔스퀘어" w:hAnsi="나눔스퀘어" w:hint="eastAsia"/>
+                <w:bCs/>
+                <w:lang w:val="en-US"/>
+              </w:rPr>
+              <w:t xml:space="preserve"> 처리.</w:t>
+            </w:r>
+          </w:p>
+          <w:p>
+            <w:pPr>
+              <w:numPr>
+                <w:ilvl w:val="0"/>
+                <w:numId w:val="9"/>
+              </w:numPr>
+              <w:spacing w:before="240" w:after="240"/>
+              <w:rPr>
+                <w:rFonts w:ascii="나눔스퀘어" w:eastAsia="나눔스퀘어" w:hAnsi="나눔스퀘어"/>
+                <w:bCs/>
+                <w:lang w:val="en-US"/>
+              </w:rPr>
+            </w:pPr>
+            <w:r>
+              <w:rPr>
+                <w:rFonts w:ascii="나눔스퀘어" w:eastAsia="나눔스퀘어" w:hAnsi="나눔스퀘어"/>
+                <w:b/>
+                <w:bCs/>
+                <w:lang w:val="en-US"/>
               </w:rPr>
               <w:lastRenderedPageBreak/>
-              <w:t>사용자의 선호도(클릭 수, 장바구니, 구매)를 통한 가중치를 이용한 큐레이션 시스템</w:t>
+              <w:t>3.</w:t>
+            </w:r>
+            <w:r>
+              <w:rPr>
+                <w:rFonts w:ascii="나눔스퀘어" w:eastAsia="나눔스퀘어" w:hAnsi="나눔스퀘어" w:hint="eastAsia"/>
+                <w:b/>
+                <w:bCs/>
+                <w:lang w:val="en-US"/>
+              </w:rPr>
+              <w:t>3</w:t>
+            </w:r>
+            <w:r>
+              <w:rPr>
+                <w:rFonts w:ascii="나눔스퀘어" w:eastAsia="나눔스퀘어" w:hAnsi="나눔스퀘어"/>
+                <w:bCs/>
+                <w:lang w:val="en-US"/>
+              </w:rPr>
+              <w:t> 기록된 행동을 바탕으로, 사용자가 노출·선택한 상품의 메타태그에 대해 사용자–메타태그 가중치를 부여</w:t>
+            </w:r>
+            <w:r>
+              <w:rPr>
+                <w:rFonts w:ascii="나눔스퀘어" w:eastAsia="나눔스퀘어" w:hAnsi="나눔스퀘어" w:hint="eastAsia"/>
+                <w:bCs/>
+                <w:lang w:val="en-US"/>
+              </w:rPr>
+              <w:t xml:space="preserve"> 및 </w:t>
+            </w:r>
+            <w:r>
+              <w:rPr>
+                <w:rFonts w:ascii="나눔스퀘어" w:eastAsia="나눔스퀘어" w:hAnsi="나눔스퀘어"/>
+                <w:bCs/>
+                <w:lang w:val="en-US"/>
+              </w:rPr>
+              <w:t>갱신</w:t>
+            </w:r>
+            <w:r>
+              <w:rPr>
+                <w:rFonts w:ascii="나눔스퀘어" w:eastAsia="나눔스퀘어" w:hAnsi="나눔스퀘어" w:hint="eastAsia"/>
+                <w:bCs/>
+                <w:lang w:val="en-US"/>
+              </w:rPr>
+              <w:t>. 이후 메타태그에 따른 조회(2.3 참조)에 반영</w:t>
+            </w:r>
+          </w:p>
+          <w:p>
+            <w:pPr>
+              <w:numPr>
+                <w:ilvl w:val="0"/>
+                <w:numId w:val="9"/>
+              </w:numPr>
+              <w:spacing w:before="240" w:after="240"/>
+              <w:rPr>
+                <w:rFonts w:ascii="나눔스퀘어" w:eastAsia="나눔스퀘어" w:hAnsi="나눔스퀘어" w:hint="eastAsia"/>
+                <w:bCs/>
+                <w:lang w:val="en-US"/>
+              </w:rPr>
+            </w:pPr>
+            <w:r>
+              <w:rPr>
+                <w:rFonts w:ascii="나눔스퀘어" w:eastAsia="나눔스퀘어" w:hAnsi="나눔스퀘어"/>
+                <w:b/>
+                <w:bCs/>
+                <w:lang w:val="en-US"/>
+              </w:rPr>
+              <w:t>3.</w:t>
+            </w:r>
+            <w:r>
+              <w:rPr>
+                <w:rFonts w:ascii="나눔스퀘어" w:eastAsia="나눔스퀘어" w:hAnsi="나눔스퀘어" w:hint="eastAsia"/>
+                <w:b/>
+                <w:bCs/>
+                <w:lang w:val="en-US"/>
+              </w:rPr>
+              <w:t>4</w:t>
+            </w:r>
+            <w:r>
+              <w:rPr>
+                <w:rFonts w:ascii="나눔스퀘어" w:eastAsia="나눔스퀘어" w:hAnsi="나눔스퀘어"/>
+                <w:bCs/>
+                <w:lang w:val="en-US"/>
+              </w:rPr>
+              <w:t> </w:t>
+            </w:r>
+            <w:r>
+              <w:rPr>
+                <w:rFonts w:ascii="나눔스퀘어" w:eastAsia="나눔스퀘어" w:hAnsi="나눔스퀘어" w:hint="eastAsia"/>
+                <w:bCs/>
+                <w:lang w:val="en-US"/>
+              </w:rPr>
+              <w:t xml:space="preserve">사용자의 실제 선호 등을 데이터로 활용하기 위해 취소/환불 등의 행동에 대해서 추적 및 가중치 점수를 </w:t>
+            </w:r>
+            <w:proofErr w:type="spellStart"/>
+            <w:r>
+              <w:rPr>
+                <w:rFonts w:ascii="나눔스퀘어" w:eastAsia="나눔스퀘어" w:hAnsi="나눔스퀘어" w:hint="eastAsia"/>
+                <w:bCs/>
+                <w:lang w:val="en-US"/>
+              </w:rPr>
+              <w:t>롤백하도록</w:t>
+            </w:r>
+            <w:proofErr w:type="spellEnd"/>
+            <w:r>
+              <w:rPr>
+                <w:rFonts w:ascii="나눔스퀘어" w:eastAsia="나눔스퀘어" w:hAnsi="나눔스퀘어" w:hint="eastAsia"/>
+                <w:bCs/>
+                <w:lang w:val="en-US"/>
+              </w:rPr>
+              <w:t xml:space="preserve"> </w:t>
+            </w:r>
+            <w:r>
+              <w:rPr>
+                <w:rFonts w:ascii="나눔스퀘어" w:eastAsia="나눔스퀘어" w:hAnsi="나눔스퀘어"/>
+                <w:bCs/>
+                <w:lang w:val="en-US"/>
+              </w:rPr>
+              <w:t>“</w:t>
+            </w:r>
+            <w:r>
+              <w:rPr>
+                <w:rFonts w:ascii="나눔스퀘어" w:eastAsia="나눔스퀘어" w:hAnsi="나눔스퀘어" w:hint="eastAsia"/>
+                <w:bCs/>
+                <w:lang w:val="en-US"/>
+              </w:rPr>
+              <w:t>취소</w:t>
+            </w:r>
+            <w:r>
+              <w:rPr>
+                <w:rFonts w:ascii="나눔스퀘어" w:eastAsia="나눔스퀘어" w:hAnsi="나눔스퀘어"/>
+                <w:bCs/>
+                <w:lang w:val="en-US"/>
+              </w:rPr>
+              <w:t>”</w:t>
+            </w:r>
+            <w:r>
+              <w:rPr>
+                <w:rFonts w:ascii="나눔스퀘어" w:eastAsia="나눔스퀘어" w:hAnsi="나눔스퀘어" w:hint="eastAsia"/>
+                <w:bCs/>
+                <w:lang w:val="en-US"/>
+              </w:rPr>
+              <w:t xml:space="preserve"> 또한 로그에 반영. 취소 로그의 경우 취소 대상이 되는 행동을 참조ID로 둠.</w:t>
             </w:r>
           </w:p>
         </w:tc>
@@ -731,6 +2062,7 @@
             <w:pPr>
               <w:rPr>
                 <w:rFonts w:ascii="나눔스퀘어" w:eastAsia="나눔스퀘어" w:hAnsi="나눔스퀘어"/>
+                <w:lang w:val="en-US"/>
               </w:rPr>
             </w:pPr>
           </w:p>
@@ -757,6 +2089,7 @@
               <w:spacing w:line="240" w:lineRule="auto"/>
               <w:rPr>
                 <w:rFonts w:ascii="나눔스퀘어" w:eastAsia="나눔스퀘어" w:hAnsi="나눔스퀘어"/>
+                <w:lang w:val="en-US"/>
               </w:rPr>
             </w:pPr>
           </w:p>
@@ -798,6 +2131,7 @@
                 <w:rFonts w:ascii="나눔스퀘어" w:eastAsia="나눔스퀘어" w:hAnsi="나눔스퀘어" w:cs="Arial Unicode MS"/>
                 <w:b/>
               </w:rPr>
+              <w:lastRenderedPageBreak/>
               <w:t>프로젝트 수행 도구</w:t>
             </w:r>
           </w:p>
@@ -823,7 +2157,7 @@
             <w:pPr>
               <w:spacing w:before="240" w:after="240"/>
               <w:rPr>
-                <w:rFonts w:ascii="나눔스퀘어" w:eastAsia="나눔스퀘어" w:hAnsi="나눔스퀘어" w:hint="eastAsia"/>
+                <w:rFonts w:ascii="나눔스퀘어" w:eastAsia="나눔스퀘어" w:hAnsi="나눔스퀘어"/>
                 <w:bCs/>
               </w:rPr>
             </w:pPr>
@@ -834,19 +2168,44 @@
               </w:rPr>
               <w:t xml:space="preserve">협업 및 커뮤니케이션: </w:t>
             </w:r>
-            <w:r>
-              <w:rPr>
-                <w:rFonts w:ascii="나눔스퀘어" w:eastAsia="나눔스퀘어" w:hAnsi="나눔스퀘어" w:hint="eastAsia"/>
-                <w:bCs/>
-              </w:rPr>
-              <w:t>Notion (문서화 및 일정 관리), KakaoTalk (실시간 소통)</w:t>
+            <w:proofErr w:type="spellStart"/>
+            <w:r>
+              <w:rPr>
+                <w:rFonts w:ascii="나눔스퀘어" w:eastAsia="나눔스퀘어" w:hAnsi="나눔스퀘어" w:hint="eastAsia"/>
+                <w:bCs/>
+              </w:rPr>
+              <w:t>Notion</w:t>
+            </w:r>
+            <w:proofErr w:type="spellEnd"/>
+            <w:r>
+              <w:rPr>
+                <w:rFonts w:ascii="나눔스퀘어" w:eastAsia="나눔스퀘어" w:hAnsi="나눔스퀘어" w:hint="eastAsia"/>
+                <w:bCs/>
+              </w:rPr>
+              <w:t xml:space="preserve"> (문서화 및 일정 관리), </w:t>
+            </w:r>
+            <w:proofErr w:type="spellStart"/>
+            <w:r>
+              <w:rPr>
+                <w:rFonts w:ascii="나눔스퀘어" w:eastAsia="나눔스퀘어" w:hAnsi="나눔스퀘어" w:hint="eastAsia"/>
+                <w:bCs/>
+              </w:rPr>
+              <w:t>KakaoTalk</w:t>
+            </w:r>
+            <w:proofErr w:type="spellEnd"/>
+            <w:r>
+              <w:rPr>
+                <w:rFonts w:ascii="나눔스퀘어" w:eastAsia="나눔스퀘어" w:hAnsi="나눔스퀘어" w:hint="eastAsia"/>
+                <w:bCs/>
+              </w:rPr>
+              <w:t xml:space="preserve"> (실시간 소통)</w:t>
             </w:r>
           </w:p>
           <w:p>
             <w:pPr>
               <w:spacing w:before="240" w:after="240"/>
               <w:rPr>
-                <w:rFonts w:ascii="나눔스퀘어" w:eastAsia="나눔스퀘어" w:hAnsi="나눔스퀘어" w:hint="eastAsia"/>
+                <w:rFonts w:ascii="나눔스퀘어" w:eastAsia="나눔스퀘어" w:hAnsi="나눔스퀘어"/>
                 <w:bCs/>
               </w:rPr>
             </w:pPr>
@@ -862,14 +2221,30 @@
                 <w:rFonts w:ascii="나눔스퀘어" w:eastAsia="나눔스퀘어" w:hAnsi="나눔스퀘어" w:hint="eastAsia"/>
                 <w:bCs/>
               </w:rPr>
-              <w:t>GitHub (코드 관리 및 이슈 트래킹)</w:t>
+              <w:t xml:space="preserve">GitHub (코드 관리 및 이슈 </w:t>
+            </w:r>
+            <w:proofErr w:type="spellStart"/>
+            <w:r>
+              <w:rPr>
+                <w:rFonts w:ascii="나눔스퀘어" w:eastAsia="나눔스퀘어" w:hAnsi="나눔스퀘어" w:hint="eastAsia"/>
+                <w:bCs/>
+              </w:rPr>
+              <w:t>트래킹</w:t>
+            </w:r>
+            <w:proofErr w:type="spellEnd"/>
+            <w:r>
+              <w:rPr>
+                <w:rFonts w:ascii="나눔스퀘어" w:eastAsia="나눔스퀘어" w:hAnsi="나눔스퀘어" w:hint="eastAsia"/>
+                <w:bCs/>
+              </w:rPr>
+              <w:t>)</w:t>
             </w:r>
           </w:p>
           <w:p>
             <w:pPr>
               <w:spacing w:before="240" w:after="240"/>
               <w:rPr>
-                <w:rFonts w:ascii="나눔스퀘어" w:eastAsia="나눔스퀘어" w:hAnsi="나눔스퀘어" w:hint="eastAsia"/>
+                <w:rFonts w:ascii="나눔스퀘어" w:eastAsia="나눔스퀘어" w:hAnsi="나눔스퀘어"/>
                 <w:bCs/>
                 <w:sz w:val="20"/>
                 <w:szCs w:val="20"/>
@@ -882,6 +2257,7 @@
               </w:rPr>
               <w:t xml:space="preserve">디자인 및 프로토타이핑: </w:t>
             </w:r>
+            <w:proofErr w:type="spellStart"/>
             <w:r>
               <w:rPr>
                 <w:rFonts w:ascii="나눔스퀘어" w:eastAsia="나눔스퀘어" w:hAnsi="나눔스퀘어" w:hint="eastAsia"/>
@@ -889,6 +2265,7 @@
               </w:rPr>
               <w:t>Figma</w:t>
             </w:r>
+            <w:proofErr w:type="spellEnd"/>
           </w:p>
         </w:tc>
       </w:tr>
@@ -1087,10 +2464,38 @@
             </w:r>
             <w:r>
               <w:rPr>
-                <w:rFonts w:ascii="나눔스퀘어" w:eastAsia="나눔스퀘어" w:hAnsi="나눔스퀘어"/>
-                <w:bCs/>
-              </w:rPr>
-              <w:t>메타태그 및 행동 데이터 기반 큐레이션을 통해 사용자가 원하는 상품에 도달하는 시간 단축</w:t>
+                <w:rFonts w:ascii="나눔스퀘어" w:eastAsia="나눔스퀘어" w:hAnsi="나눔스퀘어" w:hint="eastAsia"/>
+                <w:bCs/>
+              </w:rPr>
+              <w:t>사용자가 제공한 데이터 및 실제 행동 로그의 기록을</w:t>
+            </w:r>
+            <w:r>
+              <w:rPr>
+                <w:rFonts w:ascii="나눔스퀘어" w:eastAsia="나눔스퀘어" w:hAnsi="나눔스퀘어" w:hint="eastAsia"/>
+                <w:b/>
+              </w:rPr>
+              <w:t xml:space="preserve"> </w:t>
+            </w:r>
+            <w:r>
+              <w:rPr>
+                <w:rFonts w:ascii="나눔스퀘어" w:eastAsia="나눔스퀘어" w:hAnsi="나눔스퀘어"/>
+                <w:bCs/>
+              </w:rPr>
+              <w:t>통</w:t>
+            </w:r>
+            <w:r>
+              <w:rPr>
+                <w:rFonts w:ascii="나눔스퀘어" w:eastAsia="나눔스퀘어" w:hAnsi="나눔스퀘어" w:hint="eastAsia"/>
+                <w:bCs/>
+              </w:rPr>
+              <w:t>하여 사용자의 선호도를 분석,</w:t>
+            </w:r>
+            <w:r>
+              <w:rPr>
+                <w:rFonts w:ascii="나눔스퀘어" w:eastAsia="나눔스퀘어" w:hAnsi="나눔스퀘어"/>
+                <w:bCs/>
+              </w:rPr>
+              <w:t xml:space="preserve"> 사용자가 원하는 상품에 도달하는 시간 단축</w:t>
             </w:r>
           </w:p>
           <w:p>
@@ -1103,7 +2508,7 @@
               <w:spacing w:before="240" w:after="240"/>
               <w:ind w:leftChars="0"/>
               <w:rPr>
-                <w:rFonts w:ascii="나눔스퀘어" w:eastAsia="나눔스퀘어" w:hAnsi="나눔스퀘어" w:hint="eastAsia"/>
+                <w:rFonts w:ascii="나눔스퀘어" w:eastAsia="나눔스퀘어" w:hAnsi="나눔스퀘어"/>
                 <w:b/>
               </w:rPr>
             </w:pPr>
@@ -1114,12 +2519,53 @@
               </w:rPr>
               <w:t xml:space="preserve">기술적 구현: </w:t>
             </w:r>
-            <w:r>
-              <w:rPr>
-                <w:rFonts w:ascii="나눔스퀘어" w:eastAsia="나눔스퀘어" w:hAnsi="나눔스퀘어"/>
-                <w:bCs/>
-              </w:rPr>
-              <w:t>Spring Boot와 React 기반의 안정적인 아키텍처 위에 데이터 가중치 로직을 실제 서비스로 구현</w:t>
+            <w:proofErr w:type="spellStart"/>
+            <w:r>
+              <w:rPr>
+                <w:rFonts w:ascii="나눔스퀘어" w:eastAsia="나눔스퀘어" w:hAnsi="나눔스퀘어"/>
+                <w:bCs/>
+              </w:rPr>
+              <w:t>Spring</w:t>
+            </w:r>
+            <w:proofErr w:type="spellEnd"/>
+            <w:r>
+              <w:rPr>
+                <w:rFonts w:ascii="나눔스퀘어" w:eastAsia="나눔스퀘어" w:hAnsi="나눔스퀘어"/>
+                <w:bCs/>
+              </w:rPr>
+              <w:t xml:space="preserve"> </w:t>
+            </w:r>
+            <w:proofErr w:type="spellStart"/>
+            <w:r>
+              <w:rPr>
+                <w:rFonts w:ascii="나눔스퀘어" w:eastAsia="나눔스퀘어" w:hAnsi="나눔스퀘어"/>
+                <w:bCs/>
+              </w:rPr>
+              <w:t>Boot와</w:t>
+            </w:r>
+            <w:proofErr w:type="spellEnd"/>
+            <w:r>
+              <w:rPr>
+                <w:rFonts w:ascii="나눔스퀘어" w:eastAsia="나눔스퀘어" w:hAnsi="나눔스퀘어"/>
+                <w:bCs/>
+              </w:rPr>
+              <w:t xml:space="preserve"> </w:t>
+            </w:r>
+            <w:proofErr w:type="spellStart"/>
+            <w:r>
+              <w:rPr>
+                <w:rFonts w:ascii="나눔스퀘어" w:eastAsia="나눔스퀘어" w:hAnsi="나눔스퀘어"/>
+                <w:bCs/>
+              </w:rPr>
+              <w:t>React</w:t>
+            </w:r>
+            <w:proofErr w:type="spellEnd"/>
+            <w:r>
+              <w:rPr>
+                <w:rFonts w:ascii="나눔스퀘어" w:eastAsia="나눔스퀘어" w:hAnsi="나눔스퀘어"/>
+                <w:bCs/>
+              </w:rPr>
+              <w:t xml:space="preserve"> 기반의 안정적인 아키텍처 위에 데이터 가중치 로직을 실제 서비스로 구현</w:t>
             </w:r>
           </w:p>
         </w:tc>
@@ -1183,215 +2629,386 @@
           </w:tcPr>
           <w:p>
             <w:pPr>
-              <w:pStyle w:val="a9"/>
+              <w:spacing w:before="240" w:after="240"/>
+              <w:rPr>
+                <w:rFonts w:ascii="나눔스퀘어" w:eastAsia="나눔스퀘어" w:hAnsi="나눔스퀘어"/>
+                <w:b/>
+                <w:lang w:val="en-US"/>
+              </w:rPr>
+            </w:pPr>
+            <w:r>
+              <w:rPr>
+                <w:rFonts w:ascii="나눔스퀘어" w:eastAsia="나눔스퀘어" w:hAnsi="나눔스퀘어"/>
+                <w:b/>
+                <w:bCs/>
+                <w:lang w:val="en-US"/>
+              </w:rPr>
+              <w:t>1. 사용자 인증 및 보안</w:t>
+            </w:r>
+          </w:p>
+          <w:p>
+            <w:pPr>
               <w:numPr>
                 <w:ilvl w:val="0"/>
-                <w:numId w:val="5"/>
+                <w:numId w:val="10"/>
               </w:numPr>
               <w:spacing w:before="240" w:after="240"/>
-              <w:ind w:leftChars="0"/>
-              <w:rPr>
-                <w:rFonts w:ascii="나눔스퀘어" w:eastAsia="나눔스퀘어" w:hAnsi="나눔스퀘어"/>
-                <w:bCs/>
-              </w:rPr>
-            </w:pPr>
-            <w:r>
-              <w:rPr>
-                <w:rFonts w:ascii="나눔스퀘어" w:eastAsia="나눔스퀘어" w:hAnsi="나눔스퀘어" w:hint="eastAsia"/>
-                <w:b/>
-              </w:rPr>
-              <w:t>사용자 인증 및 보안</w:t>
-            </w:r>
-          </w:p>
-          <w:p>
-            <w:pPr>
-              <w:pStyle w:val="a9"/>
+              <w:rPr>
+                <w:rFonts w:ascii="나눔스퀘어" w:eastAsia="나눔스퀘어" w:hAnsi="나눔스퀘어"/>
+                <w:lang w:val="en-US"/>
+              </w:rPr>
+            </w:pPr>
+            <w:r>
+              <w:rPr>
+                <w:rFonts w:ascii="나눔스퀘어" w:eastAsia="나눔스퀘어" w:hAnsi="나눔스퀘어"/>
+                <w:b/>
+                <w:bCs/>
+                <w:lang w:val="en-US"/>
+              </w:rPr>
+              <w:lastRenderedPageBreak/>
+              <w:t>1.1</w:t>
+            </w:r>
+            <w:r>
+              <w:rPr>
+                <w:rFonts w:ascii="나눔스퀘어" w:eastAsia="나눔스퀘어" w:hAnsi="나눔스퀘어"/>
+                <w:lang w:val="en-US"/>
+              </w:rPr>
+              <w:t xml:space="preserve"> Spring </w:t>
+            </w:r>
+            <w:proofErr w:type="spellStart"/>
+            <w:r>
+              <w:rPr>
+                <w:rFonts w:ascii="나눔스퀘어" w:eastAsia="나눔스퀘어" w:hAnsi="나눔스퀘어"/>
+                <w:lang w:val="en-US"/>
+              </w:rPr>
+              <w:t>Security·JWT</w:t>
+            </w:r>
+            <w:proofErr w:type="spellEnd"/>
+            <w:r>
+              <w:rPr>
+                <w:rFonts w:ascii="나눔스퀘어" w:eastAsia="나눔스퀘어" w:hAnsi="나눔스퀘어"/>
+                <w:lang w:val="en-US"/>
+              </w:rPr>
+              <w:t xml:space="preserve"> 기반 회원가입·로그인</w:t>
+            </w:r>
+          </w:p>
+          <w:p>
+            <w:pPr>
               <w:numPr>
-                <w:ilvl w:val="1"/>
-                <w:numId w:val="5"/>
+                <w:ilvl w:val="0"/>
+                <w:numId w:val="10"/>
               </w:numPr>
               <w:spacing w:before="240" w:after="240"/>
-              <w:ind w:leftChars="0"/>
-              <w:rPr>
-                <w:rFonts w:ascii="나눔스퀘어" w:eastAsia="나눔스퀘어" w:hAnsi="나눔스퀘어"/>
-                <w:bCs/>
-              </w:rPr>
-            </w:pPr>
-            <w:r>
-              <w:rPr>
-                <w:rFonts w:ascii="나눔스퀘어" w:eastAsia="나눔스퀘어" w:hAnsi="나눔스퀘어"/>
-                <w:bCs/>
-              </w:rPr>
-              <w:lastRenderedPageBreak/>
-              <w:t>Spring Security + JWT</w:t>
-            </w:r>
-            <w:r>
-              <w:rPr>
-                <w:rFonts w:ascii="나눔스퀘어" w:eastAsia="나눔스퀘어" w:hAnsi="나눔스퀘어" w:hint="eastAsia"/>
-                <w:bCs/>
-              </w:rPr>
-              <w:t>를 사용한 보안 중심의 회원가입/로그인</w:t>
-            </w:r>
-          </w:p>
-          <w:p>
-            <w:pPr>
-              <w:pStyle w:val="a9"/>
+              <w:rPr>
+                <w:rFonts w:ascii="나눔스퀘어" w:eastAsia="나눔스퀘어" w:hAnsi="나눔스퀘어"/>
+                <w:lang w:val="en-US"/>
+              </w:rPr>
+            </w:pPr>
+            <w:r>
+              <w:rPr>
+                <w:rFonts w:ascii="나눔스퀘어" w:eastAsia="나눔스퀘어" w:hAnsi="나눔스퀘어"/>
+                <w:b/>
+                <w:bCs/>
+                <w:lang w:val="en-US"/>
+              </w:rPr>
+              <w:t>1.2</w:t>
+            </w:r>
+            <w:r>
+              <w:rPr>
+                <w:rFonts w:ascii="나눔스퀘어" w:eastAsia="나눔스퀘어" w:hAnsi="나눔스퀘어"/>
+                <w:lang w:val="en-US"/>
+              </w:rPr>
+              <w:t> Refresh Token을 이용한 자동 로그인 및 세션(토큰) 유지</w:t>
+            </w:r>
+          </w:p>
+          <w:p>
+            <w:pPr>
+              <w:spacing w:before="240" w:after="240"/>
+              <w:rPr>
+                <w:rFonts w:ascii="나눔스퀘어" w:eastAsia="나눔스퀘어" w:hAnsi="나눔스퀘어"/>
+                <w:b/>
+                <w:lang w:val="en-US"/>
+              </w:rPr>
+            </w:pPr>
+            <w:r>
+              <w:rPr>
+                <w:rFonts w:ascii="나눔스퀘어" w:eastAsia="나눔스퀘어" w:hAnsi="나눔스퀘어"/>
+                <w:b/>
+                <w:bCs/>
+                <w:lang w:val="en-US"/>
+              </w:rPr>
+              <w:t xml:space="preserve">2. </w:t>
+            </w:r>
+            <w:proofErr w:type="spellStart"/>
+            <w:r>
+              <w:rPr>
+                <w:rFonts w:ascii="나눔스퀘어" w:eastAsia="나눔스퀘어" w:hAnsi="나눔스퀘어"/>
+                <w:b/>
+                <w:bCs/>
+                <w:lang w:val="en-US"/>
+              </w:rPr>
+              <w:t>이커머스</w:t>
+            </w:r>
+            <w:proofErr w:type="spellEnd"/>
+            <w:r>
+              <w:rPr>
+                <w:rFonts w:ascii="나눔스퀘어" w:eastAsia="나눔스퀘어" w:hAnsi="나눔스퀘어"/>
+                <w:b/>
+                <w:bCs/>
+                <w:lang w:val="en-US"/>
+              </w:rPr>
+              <w:t xml:space="preserve"> 서비스</w:t>
+            </w:r>
+          </w:p>
+          <w:p>
+            <w:pPr>
               <w:numPr>
-                <w:ilvl w:val="1"/>
-                <w:numId w:val="5"/>
+                <w:ilvl w:val="0"/>
+                <w:numId w:val="11"/>
               </w:numPr>
               <w:spacing w:before="240" w:after="240"/>
-              <w:ind w:leftChars="0"/>
-              <w:rPr>
-                <w:rFonts w:ascii="나눔스퀘어" w:eastAsia="나눔스퀘어" w:hAnsi="나눔스퀘어"/>
-                <w:bCs/>
-              </w:rPr>
-            </w:pPr>
-            <w:r>
-              <w:rPr>
-                <w:rFonts w:ascii="나눔스퀘어" w:eastAsia="나눔스퀘어" w:hAnsi="나눔스퀘어"/>
-                <w:bCs/>
-              </w:rPr>
-              <w:t>Refresh Token을 활용한 자동 로그인 및 세션 유지</w:t>
-            </w:r>
-          </w:p>
-          <w:p>
-            <w:pPr>
-              <w:pStyle w:val="a9"/>
+              <w:rPr>
+                <w:rFonts w:ascii="나눔스퀘어" w:eastAsia="나눔스퀘어" w:hAnsi="나눔스퀘어"/>
+                <w:lang w:val="en-US"/>
+              </w:rPr>
+            </w:pPr>
+            <w:r>
+              <w:rPr>
+                <w:rFonts w:ascii="나눔스퀘어" w:eastAsia="나눔스퀘어" w:hAnsi="나눔스퀘어"/>
+                <w:b/>
+                <w:bCs/>
+                <w:lang w:val="en-US"/>
+              </w:rPr>
+              <w:t>2.1</w:t>
+            </w:r>
+            <w:r>
+              <w:rPr>
+                <w:rFonts w:ascii="나눔스퀘어" w:eastAsia="나눔스퀘어" w:hAnsi="나눔스퀘어"/>
+                <w:lang w:val="en-US"/>
+              </w:rPr>
+              <w:t> 카테고리별 상품 목록·상세 조회</w:t>
+            </w:r>
+          </w:p>
+          <w:p>
+            <w:pPr>
               <w:numPr>
                 <w:ilvl w:val="0"/>
-                <w:numId w:val="5"/>
+                <w:numId w:val="11"/>
               </w:numPr>
               <w:spacing w:before="240" w:after="240"/>
-              <w:ind w:leftChars="0"/>
-              <w:rPr>
-                <w:rFonts w:ascii="나눔스퀘어" w:eastAsia="나눔스퀘어" w:hAnsi="나눔스퀘어"/>
-                <w:b/>
-              </w:rPr>
-            </w:pPr>
-            <w:r>
-              <w:rPr>
-                <w:rFonts w:ascii="나눔스퀘어" w:eastAsia="나눔스퀘어" w:hAnsi="나눔스퀘어" w:hint="eastAsia"/>
-                <w:b/>
-              </w:rPr>
-              <w:t>이커머스 서비스</w:t>
-            </w:r>
-          </w:p>
-          <w:p>
-            <w:pPr>
-              <w:pStyle w:val="a9"/>
+              <w:rPr>
+                <w:rFonts w:ascii="나눔스퀘어" w:eastAsia="나눔스퀘어" w:hAnsi="나눔스퀘어"/>
+                <w:lang w:val="en-US"/>
+              </w:rPr>
+            </w:pPr>
+            <w:r>
+              <w:rPr>
+                <w:rFonts w:ascii="나눔스퀘어" w:eastAsia="나눔스퀘어" w:hAnsi="나눔스퀘어"/>
+                <w:b/>
+                <w:bCs/>
+                <w:lang w:val="en-US"/>
+              </w:rPr>
+              <w:t>2.2</w:t>
+            </w:r>
+            <w:r>
+              <w:rPr>
+                <w:rFonts w:ascii="나눔스퀘어" w:eastAsia="나눔스퀘어" w:hAnsi="나눔스퀘어"/>
+                <w:lang w:val="en-US"/>
+              </w:rPr>
+              <w:t> 장바구니(담기·수량 변경)·주문·결제</w:t>
+            </w:r>
+          </w:p>
+          <w:p>
+            <w:pPr>
+              <w:spacing w:before="240" w:after="240"/>
+              <w:rPr>
+                <w:rFonts w:ascii="나눔스퀘어" w:eastAsia="나눔스퀘어" w:hAnsi="나눔스퀘어"/>
+                <w:b/>
+                <w:lang w:val="en-US"/>
+              </w:rPr>
+            </w:pPr>
+            <w:r>
+              <w:rPr>
+                <w:rFonts w:ascii="나눔스퀘어" w:eastAsia="나눔스퀘어" w:hAnsi="나눔스퀘어"/>
+                <w:b/>
+                <w:bCs/>
+                <w:lang w:val="en-US"/>
+              </w:rPr>
+              <w:t>3. 메타태그·행동 로그 기반 추천</w:t>
+            </w:r>
+          </w:p>
+          <w:p>
+            <w:pPr>
               <w:numPr>
-                <w:ilvl w:val="1"/>
-                <w:numId w:val="5"/>
+                <w:ilvl w:val="0"/>
+                <w:numId w:val="12"/>
               </w:numPr>
               <w:spacing w:before="240" w:after="240"/>
-              <w:ind w:leftChars="0"/>
-              <w:rPr>
-                <w:rFonts w:ascii="나눔스퀘어" w:eastAsia="나눔스퀘어" w:hAnsi="나눔스퀘어"/>
-                <w:bCs/>
-              </w:rPr>
-            </w:pPr>
-            <w:r>
-              <w:rPr>
-                <w:rFonts w:ascii="나눔스퀘어" w:eastAsia="나눔스퀘어" w:hAnsi="나눔스퀘어"/>
-                <w:bCs/>
-              </w:rPr>
-              <w:t>카테고리별 상품 목록 조회 및 상세 정보 제공</w:t>
-            </w:r>
-          </w:p>
-          <w:p>
-            <w:pPr>
-              <w:pStyle w:val="a9"/>
+              <w:rPr>
+                <w:rFonts w:ascii="나눔스퀘어" w:eastAsia="나눔스퀘어" w:hAnsi="나눔스퀘어"/>
+                <w:b/>
+                <w:lang w:val="en-US"/>
+              </w:rPr>
+            </w:pPr>
+            <w:r>
+              <w:rPr>
+                <w:rFonts w:ascii="나눔스퀘어" w:eastAsia="나눔스퀘어" w:hAnsi="나눔스퀘어"/>
+                <w:b/>
+                <w:bCs/>
+                <w:lang w:val="en-US"/>
+              </w:rPr>
+              <w:t>3.1</w:t>
+            </w:r>
+            <w:r>
+              <w:rPr>
+                <w:rFonts w:ascii="나눔스퀘어" w:eastAsia="나눔스퀘어" w:hAnsi="나눔스퀘어"/>
+                <w:bCs/>
+                <w:lang w:val="en-US"/>
+              </w:rPr>
+              <w:t> 메타태그 기반 사용자 관심사 1차 필터링 (프로필·상품 태그 매칭)</w:t>
+            </w:r>
+          </w:p>
+          <w:p>
+            <w:pPr>
               <w:numPr>
-                <w:ilvl w:val="1"/>
-                <w:numId w:val="5"/>
+                <w:ilvl w:val="0"/>
+                <w:numId w:val="12"/>
               </w:numPr>
               <w:spacing w:before="240" w:after="240"/>
-              <w:ind w:leftChars="0"/>
-              <w:rPr>
-                <w:rFonts w:ascii="나눔스퀘어" w:eastAsia="나눔스퀘어" w:hAnsi="나눔스퀘어"/>
-                <w:bCs/>
-              </w:rPr>
-            </w:pPr>
-            <w:r>
-              <w:rPr>
-                <w:rFonts w:ascii="나눔스퀘어" w:eastAsia="나눔스퀘어" w:hAnsi="나눔스퀘어" w:hint="eastAsia"/>
-                <w:bCs/>
-              </w:rPr>
-              <w:t>장바구니 담기, 수량조절, 주문/결제 프로세스 구현</w:t>
-            </w:r>
-          </w:p>
-          <w:p>
-            <w:pPr>
-              <w:pStyle w:val="a9"/>
+              <w:rPr>
+                <w:rFonts w:ascii="나눔스퀘어" w:eastAsia="나눔스퀘어" w:hAnsi="나눔스퀘어"/>
+                <w:bCs/>
+                <w:lang w:val="en-US"/>
+              </w:rPr>
+            </w:pPr>
+            <w:r>
+              <w:rPr>
+                <w:rFonts w:ascii="나눔스퀘어" w:eastAsia="나눔스퀘어" w:hAnsi="나눔스퀘어"/>
+                <w:b/>
+                <w:bCs/>
+                <w:lang w:val="en-US"/>
+              </w:rPr>
+              <w:t>3.2</w:t>
+            </w:r>
+            <w:r>
+              <w:rPr>
+                <w:rFonts w:ascii="나눔스퀘어" w:eastAsia="나눔스퀘어" w:hAnsi="나눔스퀘어"/>
+                <w:b/>
+                <w:lang w:val="en-US"/>
+              </w:rPr>
+              <w:t> </w:t>
+            </w:r>
+            <w:r>
+              <w:rPr>
+                <w:rFonts w:ascii="나눔스퀘어" w:eastAsia="나눔스퀘어" w:hAnsi="나눔스퀘어"/>
+                <w:bCs/>
+                <w:lang w:val="en-US"/>
+              </w:rPr>
+              <w:t>조회·클릭·장바구니·구매 등 행동 로그 수집</w:t>
+            </w:r>
+          </w:p>
+          <w:p>
+            <w:pPr>
               <w:numPr>
                 <w:ilvl w:val="0"/>
-                <w:numId w:val="5"/>
+                <w:numId w:val="12"/>
               </w:numPr>
               <w:spacing w:before="240" w:after="240"/>
-              <w:ind w:leftChars="0"/>
-              <w:rPr>
-                <w:rFonts w:ascii="나눔스퀘어" w:eastAsia="나눔스퀘어" w:hAnsi="나눔스퀘어"/>
-                <w:b/>
-              </w:rPr>
-            </w:pPr>
-            <w:r>
-              <w:rPr>
-                <w:rFonts w:ascii="나눔스퀘어" w:eastAsia="나눔스퀘어" w:hAnsi="나눔스퀘어" w:hint="eastAsia"/>
-                <w:b/>
-              </w:rPr>
-              <w:t>데이터 기반 큐레이션</w:t>
-            </w:r>
-          </w:p>
-          <w:p>
-            <w:pPr>
-              <w:pStyle w:val="a9"/>
+              <w:rPr>
+                <w:rFonts w:ascii="나눔스퀘어" w:eastAsia="나눔스퀘어" w:hAnsi="나눔스퀘어"/>
+                <w:bCs/>
+                <w:lang w:val="en-US"/>
+              </w:rPr>
+            </w:pPr>
+            <w:r>
+              <w:rPr>
+                <w:rFonts w:ascii="나눔스퀘어" w:eastAsia="나눔스퀘어" w:hAnsi="나눔스퀘어"/>
+                <w:b/>
+                <w:bCs/>
+                <w:lang w:val="en-US"/>
+              </w:rPr>
+              <w:t>3.</w:t>
+            </w:r>
+            <w:r>
+              <w:rPr>
+                <w:rFonts w:ascii="나눔스퀘어" w:eastAsia="나눔스퀘어" w:hAnsi="나눔스퀘어" w:hint="eastAsia"/>
+                <w:b/>
+                <w:bCs/>
+                <w:lang w:val="en-US"/>
+              </w:rPr>
+              <w:t>3</w:t>
+            </w:r>
+            <w:r>
+              <w:rPr>
+                <w:rFonts w:ascii="나눔스퀘어" w:eastAsia="나눔스퀘어" w:hAnsi="나눔스퀘어"/>
+                <w:b/>
+                <w:lang w:val="en-US"/>
+              </w:rPr>
+              <w:t> </w:t>
+            </w:r>
+            <w:r>
+              <w:rPr>
+                <w:rFonts w:ascii="나눔스퀘어" w:eastAsia="나눔스퀘어" w:hAnsi="나눔스퀘어"/>
+                <w:bCs/>
+                <w:lang w:val="en-US"/>
+              </w:rPr>
+              <w:t>메타태그·가중치를 반영해 개인별 상품 노출 순위 조정</w:t>
+            </w:r>
+          </w:p>
+          <w:p>
+            <w:pPr>
               <w:numPr>
-                <w:ilvl w:val="1"/>
-                <w:numId w:val="5"/>
+                <w:ilvl w:val="0"/>
+                <w:numId w:val="12"/>
               </w:numPr>
               <w:spacing w:before="240" w:after="240"/>
-              <w:ind w:leftChars="0"/>
-              <w:rPr>
-                <w:rFonts w:ascii="나눔스퀘어" w:eastAsia="나눔스퀘어" w:hAnsi="나눔스퀘어"/>
-                <w:bCs/>
-              </w:rPr>
-            </w:pPr>
-            <w:r>
-              <w:rPr>
-                <w:rFonts w:ascii="나눔스퀘어" w:eastAsia="나눔스퀘어" w:hAnsi="나눔스퀘어" w:hint="eastAsia"/>
-                <w:bCs/>
-              </w:rPr>
-              <w:t>메타태그 기반의 사용자 관심사 1차 필터링</w:t>
-            </w:r>
-          </w:p>
-          <w:p>
-            <w:pPr>
-              <w:pStyle w:val="a9"/>
-              <w:numPr>
-                <w:ilvl w:val="1"/>
-                <w:numId w:val="5"/>
-              </w:numPr>
-              <w:spacing w:before="240" w:after="240"/>
-              <w:ind w:leftChars="0"/>
-              <w:rPr>
-                <w:rFonts w:ascii="나눔스퀘어" w:eastAsia="나눔스퀘어" w:hAnsi="나눔스퀘어"/>
-                <w:b/>
-              </w:rPr>
-            </w:pPr>
-            <w:r>
-              <w:rPr>
-                <w:rFonts w:ascii="나눔스퀘어" w:eastAsia="나눔스퀘어" w:hAnsi="나눔스퀘어"/>
-                <w:bCs/>
-              </w:rPr>
-              <w:t>클릭, 장바구니 등 행동 데이터를 수집하여 개인별 상품 노출 순위 최적화</w:t>
-            </w:r>
-            <w:r>
-              <w:rPr>
-                <w:rFonts w:ascii="나눔스퀘어" w:eastAsia="나눔스퀘어" w:hAnsi="나눔스퀘어" w:hint="eastAsia"/>
-                <w:bCs/>
-              </w:rPr>
-              <w:t>(마찬가지로 메타태그 사용)</w:t>
+              <w:rPr>
+                <w:rFonts w:ascii="나눔스퀘어" w:eastAsia="나눔스퀘어" w:hAnsi="나눔스퀘어" w:hint="eastAsia"/>
+                <w:bCs/>
+                <w:lang w:val="en-US"/>
+              </w:rPr>
+            </w:pPr>
+            <w:r>
+              <w:rPr>
+                <w:rFonts w:ascii="나눔스퀘어" w:eastAsia="나눔스퀘어" w:hAnsi="나눔스퀘어"/>
+                <w:b/>
+                <w:bCs/>
+                <w:lang w:val="en-US"/>
+              </w:rPr>
+              <w:t>3.</w:t>
+            </w:r>
+            <w:r>
+              <w:rPr>
+                <w:rFonts w:ascii="나눔스퀘어" w:eastAsia="나눔스퀘어" w:hAnsi="나눔스퀘어" w:hint="eastAsia"/>
+                <w:b/>
+                <w:bCs/>
+                <w:lang w:val="en-US"/>
+              </w:rPr>
+              <w:t>4</w:t>
+            </w:r>
+            <w:r>
+              <w:rPr>
+                <w:rFonts w:ascii="나눔스퀘어" w:eastAsia="나눔스퀘어" w:hAnsi="나눔스퀘어"/>
+                <w:b/>
+                <w:lang w:val="en-US"/>
+              </w:rPr>
+              <w:t> </w:t>
+            </w:r>
+            <w:r>
+              <w:rPr>
+                <w:rFonts w:ascii="나눔스퀘어" w:eastAsia="나눔스퀘어" w:hAnsi="나눔스퀘어" w:hint="eastAsia"/>
+                <w:bCs/>
+                <w:lang w:val="en-US"/>
+              </w:rPr>
+              <w:t xml:space="preserve">Redis 및 Batch 사용을 통하여 </w:t>
+            </w:r>
+            <w:r>
+              <w:rPr>
+                <w:rFonts w:ascii="나눔스퀘어" w:eastAsia="나눔스퀘어" w:hAnsi="나눔스퀘어" w:hint="eastAsia"/>
+                <w:bCs/>
+                <w:lang w:val="en-US"/>
+              </w:rPr>
+              <w:t>데이터베이스 부하 경감</w:t>
             </w:r>
           </w:p>
         </w:tc>
@@ -1591,6 +3208,7 @@
               </w:rPr>
               <w:t xml:space="preserve">1. </w:t>
             </w:r>
+            <w:proofErr w:type="spellStart"/>
             <w:r>
               <w:rPr>
                 <w:rFonts w:ascii="나눔스퀘어" w:eastAsia="나눔스퀘어" w:hAnsi="나눔스퀘어" w:hint="eastAsia"/>
@@ -1599,8 +3217,9 @@
                 <w:szCs w:val="28"/>
                 <w:lang w:val="en-US"/>
               </w:rPr>
-              <w:t xml:space="preserve">백엔드 </w:t>
-            </w:r>
+              <w:t>백엔드</w:t>
+            </w:r>
+            <w:proofErr w:type="spellEnd"/>
             <w:r>
               <w:rPr>
                 <w:rFonts w:ascii="나눔스퀘어" w:eastAsia="나눔스퀘어" w:hAnsi="나눔스퀘어" w:hint="eastAsia"/>
@@ -1609,7 +3228,7 @@
                 <w:szCs w:val="28"/>
                 <w:lang w:val="en-US"/>
               </w:rPr>
-              <w:t>기술</w:t>
+              <w:t xml:space="preserve"> </w:t>
             </w:r>
             <w:r>
               <w:rPr>
@@ -1619,174 +3238,30 @@
                 <w:szCs w:val="28"/>
                 <w:lang w:val="en-US"/>
               </w:rPr>
-              <w:t>(</w:t>
-            </w:r>
-            <w:r>
-              <w:rPr>
-                <w:rFonts w:ascii="나눔스퀘어" w:eastAsia="나눔스퀘어" w:hAnsi="나눔스퀘어"/>
+              <w:t>기술</w:t>
+            </w:r>
+            <w:r>
+              <w:rPr>
+                <w:rFonts w:ascii="나눔스퀘어" w:eastAsia="나눔스퀘어" w:hAnsi="나눔스퀘어" w:hint="eastAsia"/>
                 <w:b/>
                 <w:sz w:val="28"/>
                 <w:szCs w:val="28"/>
                 <w:lang w:val="en-US"/>
               </w:rPr>
-              <w:t>Backend Stack</w:t>
-            </w:r>
-            <w:r>
-              <w:rPr>
-                <w:rFonts w:ascii="나눔스퀘어" w:eastAsia="나눔스퀘어" w:hAnsi="나눔스퀘어" w:hint="eastAsia"/>
+              <w:t>(</w:t>
+            </w:r>
+            <w:proofErr w:type="spellStart"/>
+            <w:r>
+              <w:rPr>
+                <w:rFonts w:ascii="나눔스퀘어" w:eastAsia="나눔스퀘어" w:hAnsi="나눔스퀘어"/>
                 <w:b/>
                 <w:sz w:val="28"/>
                 <w:szCs w:val="28"/>
                 <w:lang w:val="en-US"/>
               </w:rPr>
-              <w:t>)</w:t>
-            </w:r>
-          </w:p>
-          <w:p>
-            <w:pPr>
-              <w:spacing w:before="240" w:after="240"/>
-              <w:rPr>
-                <w:rFonts w:ascii="나눔스퀘어" w:eastAsia="나눔스퀘어" w:hAnsi="나눔스퀘어"/>
-                <w:bCs/>
-                <w:lang w:val="en-US"/>
-              </w:rPr>
-            </w:pPr>
-            <w:r>
-              <w:rPr>
-                <w:rFonts w:ascii="나눔스퀘어" w:eastAsia="나눔스퀘어" w:hAnsi="나눔스퀘어" w:hint="eastAsia"/>
-                <w:b/>
-                <w:lang w:val="en-US"/>
-              </w:rPr>
-              <w:t>언어:</w:t>
-            </w:r>
-            <w:r>
-              <w:rPr>
-                <w:rFonts w:ascii="나눔스퀘어" w:eastAsia="나눔스퀘어" w:hAnsi="나눔스퀘어"/>
-                <w:bCs/>
-                <w:lang w:val="en-US"/>
-              </w:rPr>
-              <w:t xml:space="preserve"> Java 17 (LTS)</w:t>
-            </w:r>
-          </w:p>
-          <w:p>
-            <w:pPr>
-              <w:spacing w:before="240" w:after="240"/>
-              <w:rPr>
-                <w:rFonts w:ascii="나눔스퀘어" w:eastAsia="나눔스퀘어" w:hAnsi="나눔스퀘어"/>
-                <w:bCs/>
-                <w:lang w:val="en-US"/>
-              </w:rPr>
-            </w:pPr>
-            <w:r>
-              <w:rPr>
-                <w:rFonts w:ascii="나눔스퀘어" w:eastAsia="나눔스퀘어" w:hAnsi="나눔스퀘어" w:hint="eastAsia"/>
-                <w:b/>
-                <w:lang w:val="en-US"/>
-              </w:rPr>
-              <w:t>프레임워크</w:t>
-            </w:r>
-            <w:r>
-              <w:rPr>
-                <w:rFonts w:ascii="나눔스퀘어" w:eastAsia="나눔스퀘어" w:hAnsi="나눔스퀘어"/>
-                <w:b/>
-                <w:lang w:val="en-US"/>
-              </w:rPr>
-              <w:t>:</w:t>
-            </w:r>
-            <w:r>
-              <w:rPr>
-                <w:rFonts w:ascii="나눔스퀘어" w:eastAsia="나눔스퀘어" w:hAnsi="나눔스퀘어"/>
-                <w:bCs/>
-                <w:lang w:val="en-US"/>
-              </w:rPr>
-              <w:t xml:space="preserve"> Spring Boot 3.3</w:t>
-            </w:r>
-          </w:p>
-          <w:p>
-            <w:pPr>
-              <w:spacing w:before="240" w:after="240"/>
-              <w:rPr>
-                <w:rFonts w:ascii="나눔스퀘어" w:eastAsia="나눔스퀘어" w:hAnsi="나눔스퀘어"/>
-                <w:bCs/>
-                <w:lang w:val="en-US"/>
-              </w:rPr>
-            </w:pPr>
-            <w:r>
-              <w:rPr>
-                <w:rFonts w:ascii="나눔스퀘어" w:eastAsia="나눔스퀘어" w:hAnsi="나눔스퀘어"/>
-                <w:b/>
-                <w:lang w:val="en-US"/>
-              </w:rPr>
-              <w:t>ORM:</w:t>
-            </w:r>
-            <w:r>
-              <w:rPr>
-                <w:rFonts w:ascii="나눔스퀘어" w:eastAsia="나눔스퀘어" w:hAnsi="나눔스퀘어"/>
-                <w:bCs/>
-                <w:lang w:val="en-US"/>
-              </w:rPr>
-              <w:t xml:space="preserve"> JPA (Hibernate)</w:t>
-            </w:r>
-          </w:p>
-          <w:p>
-            <w:pPr>
-              <w:spacing w:before="240" w:after="240"/>
-              <w:rPr>
-                <w:rFonts w:ascii="나눔스퀘어" w:eastAsia="나눔스퀘어" w:hAnsi="나눔스퀘어"/>
-                <w:bCs/>
-                <w:lang w:val="en-US"/>
-              </w:rPr>
-            </w:pPr>
-            <w:r>
-              <w:rPr>
-                <w:rFonts w:ascii="나눔스퀘어" w:eastAsia="나눔스퀘어" w:hAnsi="나눔스퀘어" w:hint="eastAsia"/>
-                <w:b/>
-                <w:lang w:val="en-US"/>
-              </w:rPr>
-              <w:t>보안</w:t>
-            </w:r>
-            <w:r>
-              <w:rPr>
-                <w:rFonts w:ascii="나눔스퀘어" w:eastAsia="나눔스퀘어" w:hAnsi="나눔스퀘어" w:hint="eastAsia"/>
-                <w:b/>
-                <w:lang w:val="en-US"/>
-              </w:rPr>
-              <w:t>/인증</w:t>
-            </w:r>
-            <w:r>
-              <w:rPr>
-                <w:rFonts w:ascii="나눔스퀘어" w:eastAsia="나눔스퀘어" w:hAnsi="나눔스퀘어"/>
-                <w:b/>
-                <w:lang w:val="en-US"/>
-              </w:rPr>
-              <w:t>:</w:t>
-            </w:r>
-            <w:r>
-              <w:rPr>
-                <w:rFonts w:ascii="나눔스퀘어" w:eastAsia="나눔스퀘어" w:hAnsi="나눔스퀘어"/>
-                <w:bCs/>
-                <w:lang w:val="en-US"/>
-              </w:rPr>
-              <w:t xml:space="preserve"> Spring Security, JWT (Token-based Auth)</w:t>
-            </w:r>
-          </w:p>
-          <w:p>
-            <w:pPr>
-              <w:spacing w:before="240" w:after="240"/>
-              <w:rPr>
-                <w:rFonts w:ascii="나눔스퀘어" w:eastAsia="나눔스퀘어" w:hAnsi="나눔스퀘어"/>
-                <w:b/>
-                <w:lang w:val="en-US"/>
-              </w:rPr>
-            </w:pPr>
-            <w:r>
-              <w:rPr>
-                <w:rFonts w:ascii="나눔스퀘어" w:eastAsia="나눔스퀘어" w:hAnsi="나눔스퀘어"/>
-                <w:b/>
-                <w:lang w:val="en-US"/>
-              </w:rPr>
-              <w:t>2.</w:t>
-            </w:r>
+              <w:t>Backend</w:t>
+            </w:r>
+            <w:proofErr w:type="spellEnd"/>
             <w:r>
               <w:rPr>
                 <w:rFonts w:ascii="나눔스퀘어" w:eastAsia="나눔스퀘어" w:hAnsi="나눔스퀘어"/>
@@ -1797,154 +3272,362 @@
               </w:rPr>
               <w:t xml:space="preserve"> </w:t>
             </w:r>
-            <w:r>
-              <w:rPr>
-                <w:rFonts w:ascii="나눔스퀘어" w:eastAsia="나눔스퀘어" w:hAnsi="나눔스퀘어" w:hint="eastAsia"/>
+            <w:proofErr w:type="spellStart"/>
+            <w:r>
+              <w:rPr>
+                <w:rFonts w:ascii="나눔스퀘어" w:eastAsia="나눔스퀘어" w:hAnsi="나눔스퀘어"/>
                 <w:b/>
                 <w:sz w:val="28"/>
                 <w:szCs w:val="28"/>
                 <w:lang w:val="en-US"/>
               </w:rPr>
-              <w:t>프런트엔드 기술(</w:t>
-            </w:r>
-            <w:r>
-              <w:rPr>
-                <w:rFonts w:ascii="나눔스퀘어" w:eastAsia="나눔스퀘어" w:hAnsi="나눔스퀘어"/>
+              <w:t>Stack</w:t>
+            </w:r>
+            <w:proofErr w:type="spellEnd"/>
+            <w:r>
+              <w:rPr>
+                <w:rFonts w:ascii="나눔스퀘어" w:eastAsia="나눔스퀘어" w:hAnsi="나눔스퀘어" w:hint="eastAsia"/>
                 <w:b/>
                 <w:sz w:val="28"/>
                 <w:szCs w:val="28"/>
                 <w:lang w:val="en-US"/>
               </w:rPr>
-              <w:t>Frontend Stack</w:t>
-            </w:r>
-            <w:r>
-              <w:rPr>
-                <w:rFonts w:ascii="나눔스퀘어" w:eastAsia="나눔스퀘어" w:hAnsi="나눔스퀘어" w:hint="eastAsia"/>
+              <w:t>)</w:t>
+            </w:r>
+          </w:p>
+          <w:p>
+            <w:pPr>
+              <w:spacing w:before="240" w:after="240"/>
+              <w:rPr>
+                <w:rFonts w:ascii="나눔스퀘어" w:eastAsia="나눔스퀘어" w:hAnsi="나눔스퀘어"/>
+                <w:bCs/>
+                <w:lang w:val="en-US"/>
+              </w:rPr>
+            </w:pPr>
+            <w:r>
+              <w:rPr>
+                <w:rFonts w:ascii="나눔스퀘어" w:eastAsia="나눔스퀘어" w:hAnsi="나눔스퀘어" w:hint="eastAsia"/>
+                <w:b/>
+                <w:lang w:val="en-US"/>
+              </w:rPr>
+              <w:t>언어:</w:t>
+            </w:r>
+            <w:r>
+              <w:rPr>
+                <w:rFonts w:ascii="나눔스퀘어" w:eastAsia="나눔스퀘어" w:hAnsi="나눔스퀘어"/>
+                <w:bCs/>
+                <w:lang w:val="en-US"/>
+              </w:rPr>
+              <w:t xml:space="preserve"> </w:t>
+            </w:r>
+            <w:proofErr w:type="spellStart"/>
+            <w:r>
+              <w:rPr>
+                <w:rFonts w:ascii="나눔스퀘어" w:eastAsia="나눔스퀘어" w:hAnsi="나눔스퀘어"/>
+                <w:bCs/>
+                <w:lang w:val="en-US"/>
+              </w:rPr>
+              <w:t>Java</w:t>
+            </w:r>
+            <w:proofErr w:type="spellEnd"/>
+            <w:r>
+              <w:rPr>
+                <w:rFonts w:ascii="나눔스퀘어" w:eastAsia="나눔스퀘어" w:hAnsi="나눔스퀘어"/>
+                <w:bCs/>
+                <w:lang w:val="en-US"/>
+              </w:rPr>
+              <w:t xml:space="preserve"> 17 (LTS)</w:t>
+            </w:r>
+          </w:p>
+          <w:p>
+            <w:pPr>
+              <w:spacing w:before="240" w:after="240"/>
+              <w:rPr>
+                <w:rFonts w:ascii="나눔스퀘어" w:eastAsia="나눔스퀘어" w:hAnsi="나눔스퀘어"/>
+                <w:bCs/>
+                <w:lang w:val="en-US"/>
+              </w:rPr>
+            </w:pPr>
+            <w:r>
+              <w:rPr>
+                <w:rFonts w:ascii="나눔스퀘어" w:eastAsia="나눔스퀘어" w:hAnsi="나눔스퀘어" w:hint="eastAsia"/>
+                <w:b/>
+                <w:lang w:val="en-US"/>
+              </w:rPr>
+              <w:t>프레임워크</w:t>
+            </w:r>
+            <w:r>
+              <w:rPr>
+                <w:rFonts w:ascii="나눔스퀘어" w:eastAsia="나눔스퀘어" w:hAnsi="나눔스퀘어"/>
+                <w:b/>
+                <w:lang w:val="en-US"/>
+              </w:rPr>
+              <w:t>:</w:t>
+            </w:r>
+            <w:r>
+              <w:rPr>
+                <w:rFonts w:ascii="나눔스퀘어" w:eastAsia="나눔스퀘어" w:hAnsi="나눔스퀘어"/>
+                <w:bCs/>
+                <w:lang w:val="en-US"/>
+              </w:rPr>
+              <w:t xml:space="preserve"> </w:t>
+            </w:r>
+            <w:proofErr w:type="spellStart"/>
+            <w:r>
+              <w:rPr>
+                <w:rFonts w:ascii="나눔스퀘어" w:eastAsia="나눔스퀘어" w:hAnsi="나눔스퀘어"/>
+                <w:bCs/>
+                <w:lang w:val="en-US"/>
+              </w:rPr>
+              <w:t>Spring</w:t>
+            </w:r>
+            <w:proofErr w:type="spellEnd"/>
+            <w:r>
+              <w:rPr>
+                <w:rFonts w:ascii="나눔스퀘어" w:eastAsia="나눔스퀘어" w:hAnsi="나눔스퀘어"/>
+                <w:bCs/>
+                <w:lang w:val="en-US"/>
+              </w:rPr>
+              <w:t xml:space="preserve"> </w:t>
+            </w:r>
+            <w:proofErr w:type="spellStart"/>
+            <w:r>
+              <w:rPr>
+                <w:rFonts w:ascii="나눔스퀘어" w:eastAsia="나눔스퀘어" w:hAnsi="나눔스퀘어"/>
+                <w:bCs/>
+                <w:lang w:val="en-US"/>
+              </w:rPr>
+              <w:t>Boot</w:t>
+            </w:r>
+            <w:proofErr w:type="spellEnd"/>
+            <w:r>
+              <w:rPr>
+                <w:rFonts w:ascii="나눔스퀘어" w:eastAsia="나눔스퀘어" w:hAnsi="나눔스퀘어"/>
+                <w:bCs/>
+                <w:lang w:val="en-US"/>
+              </w:rPr>
+              <w:t xml:space="preserve"> 3.3</w:t>
+            </w:r>
+          </w:p>
+          <w:p>
+            <w:pPr>
+              <w:spacing w:before="240" w:after="240"/>
+              <w:rPr>
+                <w:rFonts w:ascii="나눔스퀘어" w:eastAsia="나눔스퀘어" w:hAnsi="나눔스퀘어"/>
+                <w:bCs/>
+                <w:lang w:val="en-US"/>
+              </w:rPr>
+            </w:pPr>
+            <w:r>
+              <w:rPr>
+                <w:rFonts w:ascii="나눔스퀘어" w:eastAsia="나눔스퀘어" w:hAnsi="나눔스퀘어"/>
+                <w:b/>
+                <w:lang w:val="en-US"/>
+              </w:rPr>
+              <w:t>ORM:</w:t>
+            </w:r>
+            <w:r>
+              <w:rPr>
+                <w:rFonts w:ascii="나눔스퀘어" w:eastAsia="나눔스퀘어" w:hAnsi="나눔스퀘어"/>
+                <w:bCs/>
+                <w:lang w:val="en-US"/>
+              </w:rPr>
+              <w:t xml:space="preserve"> JPA (</w:t>
+            </w:r>
+            <w:proofErr w:type="spellStart"/>
+            <w:r>
+              <w:rPr>
+                <w:rFonts w:ascii="나눔스퀘어" w:eastAsia="나눔스퀘어" w:hAnsi="나눔스퀘어"/>
+                <w:bCs/>
+                <w:lang w:val="en-US"/>
+              </w:rPr>
+              <w:t>Hibernate</w:t>
+            </w:r>
+            <w:proofErr w:type="spellEnd"/>
+            <w:r>
+              <w:rPr>
+                <w:rFonts w:ascii="나눔스퀘어" w:eastAsia="나눔스퀘어" w:hAnsi="나눔스퀘어"/>
+                <w:bCs/>
+                <w:lang w:val="en-US"/>
+              </w:rPr>
+              <w:t>)</w:t>
+            </w:r>
+          </w:p>
+          <w:p>
+            <w:pPr>
+              <w:spacing w:before="240" w:after="240"/>
+              <w:rPr>
+                <w:rFonts w:ascii="나눔스퀘어" w:eastAsia="나눔스퀘어" w:hAnsi="나눔스퀘어"/>
+                <w:bCs/>
+                <w:lang w:val="en-US"/>
+              </w:rPr>
+            </w:pPr>
+            <w:r>
+              <w:rPr>
+                <w:rFonts w:ascii="나눔스퀘어" w:eastAsia="나눔스퀘어" w:hAnsi="나눔스퀘어" w:hint="eastAsia"/>
+                <w:b/>
+                <w:lang w:val="en-US"/>
+              </w:rPr>
+              <w:t>보안</w:t>
+            </w:r>
+            <w:r>
+              <w:rPr>
+                <w:rFonts w:ascii="나눔스퀘어" w:eastAsia="나눔스퀘어" w:hAnsi="나눔스퀘어" w:hint="eastAsia"/>
+                <w:b/>
+                <w:lang w:val="en-US"/>
+              </w:rPr>
+              <w:t>/인증</w:t>
+            </w:r>
+            <w:r>
+              <w:rPr>
+                <w:rFonts w:ascii="나눔스퀘어" w:eastAsia="나눔스퀘어" w:hAnsi="나눔스퀘어"/>
+                <w:b/>
+                <w:lang w:val="en-US"/>
+              </w:rPr>
+              <w:t>:</w:t>
+            </w:r>
+            <w:r>
+              <w:rPr>
+                <w:rFonts w:ascii="나눔스퀘어" w:eastAsia="나눔스퀘어" w:hAnsi="나눔스퀘어"/>
+                <w:bCs/>
+                <w:lang w:val="en-US"/>
+              </w:rPr>
+              <w:t xml:space="preserve"> </w:t>
+            </w:r>
+            <w:proofErr w:type="spellStart"/>
+            <w:r>
+              <w:rPr>
+                <w:rFonts w:ascii="나눔스퀘어" w:eastAsia="나눔스퀘어" w:hAnsi="나눔스퀘어"/>
+                <w:bCs/>
+                <w:lang w:val="en-US"/>
+              </w:rPr>
+              <w:t>Spring</w:t>
+            </w:r>
+            <w:proofErr w:type="spellEnd"/>
+            <w:r>
+              <w:rPr>
+                <w:rFonts w:ascii="나눔스퀘어" w:eastAsia="나눔스퀘어" w:hAnsi="나눔스퀘어"/>
+                <w:bCs/>
+                <w:lang w:val="en-US"/>
+              </w:rPr>
+              <w:t xml:space="preserve"> </w:t>
+            </w:r>
+            <w:proofErr w:type="spellStart"/>
+            <w:r>
+              <w:rPr>
+                <w:rFonts w:ascii="나눔스퀘어" w:eastAsia="나눔스퀘어" w:hAnsi="나눔스퀘어"/>
+                <w:bCs/>
+                <w:lang w:val="en-US"/>
+              </w:rPr>
+              <w:t>Security</w:t>
+            </w:r>
+            <w:proofErr w:type="spellEnd"/>
+            <w:r>
+              <w:rPr>
+                <w:rFonts w:ascii="나눔스퀘어" w:eastAsia="나눔스퀘어" w:hAnsi="나눔스퀘어"/>
+                <w:bCs/>
+                <w:lang w:val="en-US"/>
+              </w:rPr>
+              <w:t>, JWT (</w:t>
+            </w:r>
+            <w:proofErr w:type="spellStart"/>
+            <w:r>
+              <w:rPr>
+                <w:rFonts w:ascii="나눔스퀘어" w:eastAsia="나눔스퀘어" w:hAnsi="나눔스퀘어"/>
+                <w:bCs/>
+                <w:lang w:val="en-US"/>
+              </w:rPr>
+              <w:t>Token-based</w:t>
+            </w:r>
+            <w:proofErr w:type="spellEnd"/>
+            <w:r>
+              <w:rPr>
+                <w:rFonts w:ascii="나눔스퀘어" w:eastAsia="나눔스퀘어" w:hAnsi="나눔스퀘어"/>
+                <w:bCs/>
+                <w:lang w:val="en-US"/>
+              </w:rPr>
+              <w:t xml:space="preserve"> </w:t>
+            </w:r>
+            <w:proofErr w:type="spellStart"/>
+            <w:r>
+              <w:rPr>
+                <w:rFonts w:ascii="나눔스퀘어" w:eastAsia="나눔스퀘어" w:hAnsi="나눔스퀘어"/>
+                <w:bCs/>
+                <w:lang w:val="en-US"/>
+              </w:rPr>
+              <w:t>Auth</w:t>
+            </w:r>
+            <w:proofErr w:type="spellEnd"/>
+            <w:r>
+              <w:rPr>
+                <w:rFonts w:ascii="나눔스퀘어" w:eastAsia="나눔스퀘어" w:hAnsi="나눔스퀘어"/>
+                <w:bCs/>
+                <w:lang w:val="en-US"/>
+              </w:rPr>
+              <w:t>)</w:t>
+            </w:r>
+          </w:p>
+          <w:p>
+            <w:pPr>
+              <w:spacing w:before="240" w:after="240"/>
+              <w:rPr>
+                <w:rFonts w:ascii="나눔스퀘어" w:eastAsia="나눔스퀘어" w:hAnsi="나눔스퀘어"/>
+                <w:b/>
+                <w:lang w:val="en-US"/>
+              </w:rPr>
+            </w:pPr>
+            <w:r>
+              <w:rPr>
+                <w:rFonts w:ascii="나눔스퀘어" w:eastAsia="나눔스퀘어" w:hAnsi="나눔스퀘어"/>
+                <w:b/>
+                <w:lang w:val="en-US"/>
+              </w:rPr>
+              <w:t>2.</w:t>
+            </w:r>
+            <w:r>
+              <w:rPr>
+                <w:rFonts w:ascii="나눔스퀘어" w:eastAsia="나눔스퀘어" w:hAnsi="나눔스퀘어"/>
                 <w:b/>
                 <w:sz w:val="28"/>
                 <w:szCs w:val="28"/>
                 <w:lang w:val="en-US"/>
               </w:rPr>
-              <w:t>)</w:t>
-            </w:r>
-          </w:p>
-          <w:p>
-            <w:pPr>
-              <w:spacing w:before="240" w:after="240"/>
-              <w:rPr>
-                <w:rFonts w:ascii="나눔스퀘어" w:eastAsia="나눔스퀘어" w:hAnsi="나눔스퀘어"/>
-                <w:bCs/>
-                <w:lang w:val="en-US"/>
-              </w:rPr>
-            </w:pPr>
-            <w:r>
-              <w:rPr>
-                <w:rFonts w:ascii="나눔스퀘어" w:eastAsia="나눔스퀘어" w:hAnsi="나눔스퀘어" w:hint="eastAsia"/>
-                <w:b/>
-                <w:lang w:val="en-US"/>
-              </w:rPr>
-              <w:t>라이브러리</w:t>
-            </w:r>
-            <w:r>
-              <w:rPr>
-                <w:rFonts w:ascii="나눔스퀘어" w:eastAsia="나눔스퀘어" w:hAnsi="나눔스퀘어"/>
-                <w:bCs/>
-                <w:lang w:val="en-US"/>
-              </w:rPr>
-              <w:t>: React (JavaScript)</w:t>
-            </w:r>
-          </w:p>
-          <w:p>
-            <w:pPr>
-              <w:spacing w:before="240" w:after="240"/>
-              <w:rPr>
-                <w:rFonts w:ascii="나눔스퀘어" w:eastAsia="나눔스퀘어" w:hAnsi="나눔스퀘어"/>
-                <w:bCs/>
-                <w:lang w:val="en-US"/>
-              </w:rPr>
-            </w:pPr>
-            <w:r>
-              <w:rPr>
-                <w:rFonts w:ascii="나눔스퀘어" w:eastAsia="나눔스퀘어" w:hAnsi="나눔스퀘어" w:hint="eastAsia"/>
-                <w:b/>
-                <w:lang w:val="en-US"/>
-              </w:rPr>
-              <w:t>스타일링</w:t>
-            </w:r>
-            <w:r>
-              <w:rPr>
-                <w:rFonts w:ascii="나눔스퀘어" w:eastAsia="나눔스퀘어" w:hAnsi="나눔스퀘어"/>
-                <w:b/>
-                <w:lang w:val="en-US"/>
-              </w:rPr>
-              <w:t>:</w:t>
-            </w:r>
-            <w:r>
-              <w:rPr>
-                <w:rFonts w:ascii="나눔스퀘어" w:eastAsia="나눔스퀘어" w:hAnsi="나눔스퀘어"/>
-                <w:bCs/>
-                <w:lang w:val="en-US"/>
-              </w:rPr>
-              <w:t xml:space="preserve"> Tailwind CSS</w:t>
-            </w:r>
-          </w:p>
-          <w:p>
-            <w:pPr>
-              <w:spacing w:before="240" w:after="240"/>
-              <w:rPr>
-                <w:rFonts w:ascii="나눔스퀘어" w:eastAsia="나눔스퀘어" w:hAnsi="나눔스퀘어"/>
-                <w:bCs/>
-                <w:lang w:val="en-US"/>
-              </w:rPr>
-            </w:pPr>
-            <w:r>
-              <w:rPr>
-                <w:rFonts w:ascii="나눔스퀘어" w:eastAsia="나눔스퀘어" w:hAnsi="나눔스퀘어" w:hint="eastAsia"/>
-                <w:b/>
-                <w:lang w:val="en-US"/>
-              </w:rPr>
-              <w:t>상태 관리</w:t>
-            </w:r>
-            <w:r>
-              <w:rPr>
-                <w:rFonts w:ascii="나눔스퀘어" w:eastAsia="나눔스퀘어" w:hAnsi="나눔스퀘어"/>
-                <w:bCs/>
-                <w:lang w:val="en-US"/>
-              </w:rPr>
-              <w:t>: React Query (TanStack Query)</w:t>
-            </w:r>
-          </w:p>
-          <w:p>
-            <w:pPr>
-              <w:spacing w:before="240" w:after="240"/>
-              <w:rPr>
-                <w:rFonts w:ascii="나눔스퀘어" w:eastAsia="나눔스퀘어" w:hAnsi="나눔스퀘어"/>
+              <w:t xml:space="preserve"> </w:t>
+            </w:r>
+            <w:proofErr w:type="spellStart"/>
+            <w:r>
+              <w:rPr>
+                <w:rFonts w:ascii="나눔스퀘어" w:eastAsia="나눔스퀘어" w:hAnsi="나눔스퀘어" w:hint="eastAsia"/>
                 <w:b/>
                 <w:sz w:val="28"/>
                 <w:szCs w:val="28"/>
                 <w:lang w:val="en-US"/>
               </w:rPr>
-            </w:pPr>
-            <w:r>
-              <w:rPr>
-                <w:rFonts w:ascii="나눔스퀘어" w:eastAsia="나눔스퀘어" w:hAnsi="나눔스퀘어"/>
+              <w:t>프런트엔드</w:t>
+            </w:r>
+            <w:proofErr w:type="spellEnd"/>
+            <w:r>
+              <w:rPr>
+                <w:rFonts w:ascii="나눔스퀘어" w:eastAsia="나눔스퀘어" w:hAnsi="나눔스퀘어" w:hint="eastAsia"/>
                 <w:b/>
                 <w:sz w:val="28"/>
                 <w:szCs w:val="28"/>
                 <w:lang w:val="en-US"/>
               </w:rPr>
-              <w:t xml:space="preserve">3. </w:t>
-            </w:r>
-            <w:r>
-              <w:rPr>
-                <w:rFonts w:ascii="나눔스퀘어" w:eastAsia="나눔스퀘어" w:hAnsi="나눔스퀘어" w:hint="eastAsia"/>
+              <w:t xml:space="preserve"> 기술(</w:t>
+            </w:r>
+            <w:proofErr w:type="spellStart"/>
+            <w:r>
+              <w:rPr>
+                <w:rFonts w:ascii="나눔스퀘어" w:eastAsia="나눔스퀘어" w:hAnsi="나눔스퀘어"/>
                 <w:b/>
                 <w:sz w:val="28"/>
                 <w:szCs w:val="28"/>
                 <w:lang w:val="en-US"/>
               </w:rPr>
-              <w:t>데이터베이스 및 인프라(</w:t>
-            </w:r>
+              <w:t>Frontend</w:t>
+            </w:r>
+            <w:proofErr w:type="spellEnd"/>
             <w:r>
               <w:rPr>
                 <w:rFonts w:ascii="나눔스퀘어" w:eastAsia="나눔스퀘어" w:hAnsi="나눔스퀘어"/>
@@ -1953,16 +3636,28 @@
                 <w:szCs w:val="28"/>
                 <w:lang w:val="en-US"/>
               </w:rPr>
-              <w:t>Database &amp; Infrastructure</w:t>
-            </w:r>
-            <w:r>
-              <w:rPr>
-                <w:rFonts w:ascii="나눔스퀘어" w:eastAsia="나눔스퀘어" w:hAnsi="나눔스퀘어" w:hint="eastAsia"/>
+              <w:t xml:space="preserve"> </w:t>
+            </w:r>
+            <w:proofErr w:type="spellStart"/>
+            <w:r>
+              <w:rPr>
+                <w:rFonts w:ascii="나눔스퀘어" w:eastAsia="나눔스퀘어" w:hAnsi="나눔스퀘어"/>
                 <w:b/>
                 <w:sz w:val="28"/>
                 <w:szCs w:val="28"/>
                 <w:lang w:val="en-US"/>
               </w:rPr>
+              <w:t>Stack</w:t>
+            </w:r>
+            <w:proofErr w:type="spellEnd"/>
+            <w:r>
+              <w:rPr>
+                <w:rFonts w:ascii="나눔스퀘어" w:eastAsia="나눔스퀘어" w:hAnsi="나눔스퀘어" w:hint="eastAsia"/>
+                <w:b/>
+                <w:sz w:val="28"/>
+                <w:szCs w:val="28"/>
+                <w:lang w:val="en-US"/>
+              </w:rPr>
               <w:t>)</w:t>
             </w:r>
           </w:p>
@@ -1981,6 +3676,294 @@
                 <w:b/>
                 <w:lang w:val="en-US"/>
               </w:rPr>
+              <w:t>라이브러리</w:t>
+            </w:r>
+            <w:r>
+              <w:rPr>
+                <w:rFonts w:ascii="나눔스퀘어" w:eastAsia="나눔스퀘어" w:hAnsi="나눔스퀘어"/>
+                <w:bCs/>
+                <w:lang w:val="en-US"/>
+              </w:rPr>
+              <w:t xml:space="preserve">: </w:t>
+            </w:r>
+            <w:proofErr w:type="spellStart"/>
+            <w:r>
+              <w:rPr>
+                <w:rFonts w:ascii="나눔스퀘어" w:eastAsia="나눔스퀘어" w:hAnsi="나눔스퀘어"/>
+                <w:bCs/>
+                <w:lang w:val="en-US"/>
+              </w:rPr>
+              <w:t>React</w:t>
+            </w:r>
+            <w:proofErr w:type="spellEnd"/>
+            <w:r>
+              <w:rPr>
+                <w:rFonts w:ascii="나눔스퀘어" w:eastAsia="나눔스퀘어" w:hAnsi="나눔스퀘어"/>
+                <w:bCs/>
+                <w:lang w:val="en-US"/>
+              </w:rPr>
+              <w:t xml:space="preserve"> (</w:t>
+            </w:r>
+            <w:proofErr w:type="spellStart"/>
+            <w:r>
+              <w:rPr>
+                <w:rFonts w:ascii="나눔스퀘어" w:eastAsia="나눔스퀘어" w:hAnsi="나눔스퀘어"/>
+                <w:bCs/>
+                <w:lang w:val="en-US"/>
+              </w:rPr>
+              <w:t>JavaScript</w:t>
+            </w:r>
+            <w:proofErr w:type="spellEnd"/>
+            <w:r>
+              <w:rPr>
+                <w:rFonts w:ascii="나눔스퀘어" w:eastAsia="나눔스퀘어" w:hAnsi="나눔스퀘어"/>
+                <w:bCs/>
+                <w:lang w:val="en-US"/>
+              </w:rPr>
+              <w:t>)</w:t>
+            </w:r>
+          </w:p>
+          <w:p>
+            <w:pPr>
+              <w:spacing w:before="240" w:after="240"/>
+              <w:rPr>
+                <w:rFonts w:ascii="나눔스퀘어" w:eastAsia="나눔스퀘어" w:hAnsi="나눔스퀘어"/>
+                <w:bCs/>
+                <w:lang w:val="en-US"/>
+              </w:rPr>
+            </w:pPr>
+            <w:r>
+              <w:rPr>
+                <w:rFonts w:ascii="나눔스퀘어" w:eastAsia="나눔스퀘어" w:hAnsi="나눔스퀘어" w:hint="eastAsia"/>
+                <w:b/>
+                <w:lang w:val="en-US"/>
+              </w:rPr>
+              <w:t>스타일링</w:t>
+            </w:r>
+            <w:r>
+              <w:rPr>
+                <w:rFonts w:ascii="나눔스퀘어" w:eastAsia="나눔스퀘어" w:hAnsi="나눔스퀘어"/>
+                <w:b/>
+                <w:lang w:val="en-US"/>
+              </w:rPr>
+              <w:t>:</w:t>
+            </w:r>
+            <w:r>
+              <w:rPr>
+                <w:rFonts w:ascii="나눔스퀘어" w:eastAsia="나눔스퀘어" w:hAnsi="나눔스퀘어"/>
+                <w:bCs/>
+                <w:lang w:val="en-US"/>
+              </w:rPr>
+              <w:t xml:space="preserve"> </w:t>
+            </w:r>
+            <w:proofErr w:type="spellStart"/>
+            <w:r>
+              <w:rPr>
+                <w:rFonts w:ascii="나눔스퀘어" w:eastAsia="나눔스퀘어" w:hAnsi="나눔스퀘어"/>
+                <w:bCs/>
+                <w:lang w:val="en-US"/>
+              </w:rPr>
+              <w:t>Tailwind</w:t>
+            </w:r>
+            <w:proofErr w:type="spellEnd"/>
+            <w:r>
+              <w:rPr>
+                <w:rFonts w:ascii="나눔스퀘어" w:eastAsia="나눔스퀘어" w:hAnsi="나눔스퀘어"/>
+                <w:bCs/>
+                <w:lang w:val="en-US"/>
+              </w:rPr>
+              <w:t xml:space="preserve"> CSS</w:t>
+            </w:r>
+          </w:p>
+          <w:p>
+            <w:pPr>
+              <w:spacing w:before="240" w:after="240"/>
+              <w:rPr>
+                <w:rFonts w:ascii="나눔스퀘어" w:eastAsia="나눔스퀘어" w:hAnsi="나눔스퀘어"/>
+                <w:bCs/>
+                <w:lang w:val="en-US"/>
+              </w:rPr>
+            </w:pPr>
+            <w:r>
+              <w:rPr>
+                <w:rFonts w:ascii="나눔스퀘어" w:eastAsia="나눔스퀘어" w:hAnsi="나눔스퀘어" w:hint="eastAsia"/>
+                <w:b/>
+                <w:lang w:val="en-US"/>
+              </w:rPr>
+              <w:t>상태 관리</w:t>
+            </w:r>
+            <w:r>
+              <w:rPr>
+                <w:rFonts w:ascii="나눔스퀘어" w:eastAsia="나눔스퀘어" w:hAnsi="나눔스퀘어"/>
+                <w:bCs/>
+                <w:lang w:val="en-US"/>
+              </w:rPr>
+              <w:t xml:space="preserve">: </w:t>
+            </w:r>
+            <w:proofErr w:type="spellStart"/>
+            <w:r>
+              <w:rPr>
+                <w:rFonts w:ascii="나눔스퀘어" w:eastAsia="나눔스퀘어" w:hAnsi="나눔스퀘어"/>
+                <w:bCs/>
+                <w:lang w:val="en-US"/>
+              </w:rPr>
+              <w:t>React</w:t>
+            </w:r>
+            <w:proofErr w:type="spellEnd"/>
+            <w:r>
+              <w:rPr>
+                <w:rFonts w:ascii="나눔스퀘어" w:eastAsia="나눔스퀘어" w:hAnsi="나눔스퀘어"/>
+                <w:bCs/>
+                <w:lang w:val="en-US"/>
+              </w:rPr>
+              <w:t xml:space="preserve"> </w:t>
+            </w:r>
+            <w:proofErr w:type="spellStart"/>
+            <w:r>
+              <w:rPr>
+                <w:rFonts w:ascii="나눔스퀘어" w:eastAsia="나눔스퀘어" w:hAnsi="나눔스퀘어"/>
+                <w:bCs/>
+                <w:lang w:val="en-US"/>
+              </w:rPr>
+              <w:t>Query</w:t>
+            </w:r>
+            <w:proofErr w:type="spellEnd"/>
+            <w:r>
+              <w:rPr>
+                <w:rFonts w:ascii="나눔스퀘어" w:eastAsia="나눔스퀘어" w:hAnsi="나눔스퀘어"/>
+                <w:bCs/>
+                <w:lang w:val="en-US"/>
+              </w:rPr>
+              <w:t xml:space="preserve"> (</w:t>
+            </w:r>
+            <w:proofErr w:type="spellStart"/>
+            <w:r>
+              <w:rPr>
+                <w:rFonts w:ascii="나눔스퀘어" w:eastAsia="나눔스퀘어" w:hAnsi="나눔스퀘어"/>
+                <w:bCs/>
+                <w:lang w:val="en-US"/>
+              </w:rPr>
+              <w:t>TanStack</w:t>
+            </w:r>
+            <w:proofErr w:type="spellEnd"/>
+            <w:r>
+              <w:rPr>
+                <w:rFonts w:ascii="나눔스퀘어" w:eastAsia="나눔스퀘어" w:hAnsi="나눔스퀘어"/>
+                <w:bCs/>
+                <w:lang w:val="en-US"/>
+              </w:rPr>
+              <w:t xml:space="preserve"> </w:t>
+            </w:r>
+            <w:proofErr w:type="spellStart"/>
+            <w:r>
+              <w:rPr>
+                <w:rFonts w:ascii="나눔스퀘어" w:eastAsia="나눔스퀘어" w:hAnsi="나눔스퀘어"/>
+                <w:bCs/>
+                <w:lang w:val="en-US"/>
+              </w:rPr>
+              <w:t>Query</w:t>
+            </w:r>
+            <w:proofErr w:type="spellEnd"/>
+            <w:r>
+              <w:rPr>
+                <w:rFonts w:ascii="나눔스퀘어" w:eastAsia="나눔스퀘어" w:hAnsi="나눔스퀘어"/>
+                <w:bCs/>
+                <w:lang w:val="en-US"/>
+              </w:rPr>
+              <w:t>)</w:t>
+            </w:r>
+          </w:p>
+          <w:p>
+            <w:pPr>
+              <w:spacing w:before="240" w:after="240"/>
+              <w:rPr>
+                <w:rFonts w:ascii="나눔스퀘어" w:eastAsia="나눔스퀘어" w:hAnsi="나눔스퀘어"/>
+                <w:b/>
+                <w:sz w:val="28"/>
+                <w:szCs w:val="28"/>
+                <w:lang w:val="en-US"/>
+              </w:rPr>
+            </w:pPr>
+            <w:r>
+              <w:rPr>
+                <w:rFonts w:ascii="나눔스퀘어" w:eastAsia="나눔스퀘어" w:hAnsi="나눔스퀘어"/>
+                <w:b/>
+                <w:sz w:val="28"/>
+                <w:szCs w:val="28"/>
+                <w:lang w:val="en-US"/>
+              </w:rPr>
+              <w:t xml:space="preserve">3. </w:t>
+            </w:r>
+            <w:r>
+              <w:rPr>
+                <w:rFonts w:ascii="나눔스퀘어" w:eastAsia="나눔스퀘어" w:hAnsi="나눔스퀘어" w:hint="eastAsia"/>
+                <w:b/>
+                <w:sz w:val="28"/>
+                <w:szCs w:val="28"/>
+                <w:lang w:val="en-US"/>
+              </w:rPr>
+              <w:t>데이터베이스 및 인프라(</w:t>
+            </w:r>
+            <w:proofErr w:type="spellStart"/>
+            <w:r>
+              <w:rPr>
+                <w:rFonts w:ascii="나눔스퀘어" w:eastAsia="나눔스퀘어" w:hAnsi="나눔스퀘어"/>
+                <w:b/>
+                <w:sz w:val="28"/>
+                <w:szCs w:val="28"/>
+                <w:lang w:val="en-US"/>
+              </w:rPr>
+              <w:t>Database</w:t>
+            </w:r>
+            <w:proofErr w:type="spellEnd"/>
+            <w:r>
+              <w:rPr>
+                <w:rFonts w:ascii="나눔스퀘어" w:eastAsia="나눔스퀘어" w:hAnsi="나눔스퀘어"/>
+                <w:b/>
+                <w:sz w:val="28"/>
+                <w:szCs w:val="28"/>
+                <w:lang w:val="en-US"/>
+              </w:rPr>
+              <w:t xml:space="preserve"> &amp; </w:t>
+            </w:r>
+            <w:proofErr w:type="spellStart"/>
+            <w:r>
+              <w:rPr>
+                <w:rFonts w:ascii="나눔스퀘어" w:eastAsia="나눔스퀘어" w:hAnsi="나눔스퀘어"/>
+                <w:b/>
+                <w:sz w:val="28"/>
+                <w:szCs w:val="28"/>
+                <w:lang w:val="en-US"/>
+              </w:rPr>
+              <w:t>Infrastructure</w:t>
+            </w:r>
+            <w:proofErr w:type="spellEnd"/>
+            <w:r>
+              <w:rPr>
+                <w:rFonts w:ascii="나눔스퀘어" w:eastAsia="나눔스퀘어" w:hAnsi="나눔스퀘어" w:hint="eastAsia"/>
+                <w:b/>
+                <w:sz w:val="28"/>
+                <w:szCs w:val="28"/>
+                <w:lang w:val="en-US"/>
+              </w:rPr>
+              <w:t>)</w:t>
+            </w:r>
+          </w:p>
+          <w:p>
+            <w:pPr>
+              <w:spacing w:before="240" w:after="240"/>
+              <w:rPr>
+                <w:rFonts w:ascii="나눔스퀘어" w:eastAsia="나눔스퀘어" w:hAnsi="나눔스퀘어" w:hint="eastAsia"/>
+                <w:bCs/>
+                <w:lang w:val="en-US"/>
+              </w:rPr>
+            </w:pPr>
+            <w:r>
+              <w:rPr>
+                <w:rFonts w:ascii="나눔스퀘어" w:eastAsia="나눔스퀘어" w:hAnsi="나눔스퀘어" w:hint="eastAsia"/>
+                <w:b/>
+                <w:lang w:val="en-US"/>
+              </w:rPr>
               <w:t>데이터베이스</w:t>
             </w:r>
             <w:r>
@@ -1991,13 +3974,29 @@
               </w:rPr>
               <w:t>: Oracle DB</w:t>
             </w:r>
+            <w:r>
+              <w:rPr>
+                <w:rFonts w:ascii="나눔스퀘어" w:eastAsia="나눔스퀘어" w:hAnsi="나눔스퀘어" w:hint="eastAsia"/>
+                <w:bCs/>
+                <w:lang w:val="en-US"/>
+              </w:rPr>
+              <w:t xml:space="preserve">, </w:t>
+            </w:r>
+            <w:r>
+              <w:rPr>
+                <w:rFonts w:ascii="나눔스퀘어" w:eastAsia="나눔스퀘어" w:hAnsi="나눔스퀘어"/>
+                <w:bCs/>
+                <w:lang w:val="en-US"/>
+              </w:rPr>
+              <w:t>Redis</w:t>
+            </w:r>
           </w:p>
           <w:p>
             <w:pPr>
               <w:spacing w:before="240" w:after="240"/>
               <w:rPr>
                 <w:rFonts w:ascii="나눔스퀘어" w:eastAsia="나눔스퀘어" w:hAnsi="나눔스퀘어" w:hint="eastAsia"/>
-                <w:b/>
+                <w:bCs/>
                 <w:lang w:val="en-US"/>
               </w:rPr>
             </w:pPr>
@@ -2369,7 +4368,61 @@
         <w:sz w:val="21"/>
         <w:szCs w:val="21"/>
       </w:rPr>
-      <w:t>[현대이지웰] Java 풀스택 개발자 아카데미</w:t>
+      <w:t>[</w:t>
+    </w:r>
+    <w:proofErr w:type="spellStart"/>
+    <w:r>
+      <w:rPr>
+        <w:rFonts w:ascii="나눔스퀘어 ExtraBold" w:eastAsia="나눔스퀘어 ExtraBold" w:hAnsi="나눔스퀘어 ExtraBold" w:cs="Arial Unicode MS" w:hint="eastAsia"/>
+        <w:sz w:val="21"/>
+        <w:szCs w:val="21"/>
+      </w:rPr>
+      <w:t>현대이지웰</w:t>
+    </w:r>
+    <w:proofErr w:type="spellEnd"/>
+    <w:r>
+      <w:rPr>
+        <w:rFonts w:ascii="나눔스퀘어 ExtraBold" w:eastAsia="나눔스퀘어 ExtraBold" w:hAnsi="나눔스퀘어 ExtraBold" w:cs="Arial Unicode MS" w:hint="eastAsia"/>
+        <w:sz w:val="21"/>
+        <w:szCs w:val="21"/>
+      </w:rPr>
+      <w:t xml:space="preserve">] </w:t>
+    </w:r>
+    <w:proofErr w:type="spellStart"/>
+    <w:r>
+      <w:rPr>
+        <w:rFonts w:ascii="나눔스퀘어 ExtraBold" w:eastAsia="나눔스퀘어 ExtraBold" w:hAnsi="나눔스퀘어 ExtraBold" w:cs="Arial Unicode MS" w:hint="eastAsia"/>
+        <w:sz w:val="21"/>
+        <w:szCs w:val="21"/>
+      </w:rPr>
+      <w:t>Java</w:t>
+    </w:r>
+    <w:proofErr w:type="spellEnd"/>
+    <w:r>
+      <w:rPr>
+        <w:rFonts w:ascii="나눔스퀘어 ExtraBold" w:eastAsia="나눔스퀘어 ExtraBold" w:hAnsi="나눔스퀘어 ExtraBold" w:cs="Arial Unicode MS" w:hint="eastAsia"/>
+        <w:sz w:val="21"/>
+        <w:szCs w:val="21"/>
+      </w:rPr>
+      <w:t xml:space="preserve"> </w:t>
+    </w:r>
+    <w:proofErr w:type="spellStart"/>
+    <w:r>
+      <w:rPr>
+        <w:rFonts w:ascii="나눔스퀘어 ExtraBold" w:eastAsia="나눔스퀘어 ExtraBold" w:hAnsi="나눔스퀘어 ExtraBold" w:cs="Arial Unicode MS" w:hint="eastAsia"/>
+        <w:sz w:val="21"/>
+        <w:szCs w:val="21"/>
+      </w:rPr>
+      <w:t>풀스택</w:t>
+    </w:r>
+    <w:proofErr w:type="spellEnd"/>
+    <w:r>
+      <w:rPr>
+        <w:rFonts w:ascii="나눔스퀘어 ExtraBold" w:eastAsia="나눔스퀘어 ExtraBold" w:hAnsi="나눔스퀘어 ExtraBold" w:cs="Arial Unicode MS" w:hint="eastAsia"/>
+        <w:sz w:val="21"/>
+        <w:szCs w:val="21"/>
+      </w:rPr>
+      <w:t xml:space="preserve"> 개발자 아카데미</w:t>
     </w:r>
   </w:p>
 </w:hdr>
@@ -2577,6 +4630,304 @@
     </w:lvl>
   </w:abstractNum>
   <w:abstractNum w:abstractNumId="2" w15:restartNumberingAfterBreak="0">
+    <w:nsid w:val="1E444E61"/>
+    <w:multiLevelType w:val="multilevel"/>
+    <w:tmpl w:val="3A2C2CB0"/>
+    <w:lvl w:ilvl="0">
+      <w:start w:val="1"/>
+      <w:numFmt w:val="bullet"/>
+      <w:lvlText w:val=""/>
+      <w:lvlJc w:val="left"/>
+      <w:pPr>
+        <w:tabs>
+          <w:tab w:val="num" w:pos="720"/>
+        </w:tabs>
+        <w:ind w:left="720" w:hanging="360"/>
+      </w:pPr>
+      <w:rPr>
+        <w:rFonts w:ascii="Symbol" w:hAnsi="Symbol" w:hint="default"/>
+        <w:sz w:val="20"/>
+      </w:rPr>
+    </w:lvl>
+    <w:lvl w:ilvl="1" w:tentative="1">
+      <w:start w:val="1"/>
+      <w:numFmt w:val="bullet"/>
+      <w:lvlText w:val=""/>
+      <w:lvlJc w:val="left"/>
+      <w:pPr>
+        <w:tabs>
+          <w:tab w:val="num" w:pos="1440"/>
+        </w:tabs>
+        <w:ind w:left="1440" w:hanging="360"/>
+      </w:pPr>
+      <w:rPr>
+        <w:rFonts w:ascii="Symbol" w:hAnsi="Symbol" w:hint="default"/>
+        <w:sz w:val="20"/>
+      </w:rPr>
+    </w:lvl>
+    <w:lvl w:ilvl="2" w:tentative="1">
+      <w:start w:val="1"/>
+      <w:numFmt w:val="bullet"/>
+      <w:lvlText w:val=""/>
+      <w:lvlJc w:val="left"/>
+      <w:pPr>
+        <w:tabs>
+          <w:tab w:val="num" w:pos="2160"/>
+        </w:tabs>
+        <w:ind w:left="2160" w:hanging="360"/>
+      </w:pPr>
+      <w:rPr>
+        <w:rFonts w:ascii="Symbol" w:hAnsi="Symbol" w:hint="default"/>
+        <w:sz w:val="20"/>
+      </w:rPr>
+    </w:lvl>
+    <w:lvl w:ilvl="3" w:tentative="1">
+      <w:start w:val="1"/>
+      <w:numFmt w:val="bullet"/>
+      <w:lvlText w:val=""/>
+      <w:lvlJc w:val="left"/>
+      <w:pPr>
+        <w:tabs>
+          <w:tab w:val="num" w:pos="2880"/>
+        </w:tabs>
+        <w:ind w:left="2880" w:hanging="360"/>
+      </w:pPr>
+      <w:rPr>
+        <w:rFonts w:ascii="Symbol" w:hAnsi="Symbol" w:hint="default"/>
+        <w:sz w:val="20"/>
+      </w:rPr>
+    </w:lvl>
+    <w:lvl w:ilvl="4" w:tentative="1">
+      <w:start w:val="1"/>
+      <w:numFmt w:val="bullet"/>
+      <w:lvlText w:val=""/>
+      <w:lvlJc w:val="left"/>
+      <w:pPr>
+        <w:tabs>
+          <w:tab w:val="num" w:pos="3600"/>
+        </w:tabs>
+        <w:ind w:left="3600" w:hanging="360"/>
+      </w:pPr>
+      <w:rPr>
+        <w:rFonts w:ascii="Symbol" w:hAnsi="Symbol" w:hint="default"/>
+        <w:sz w:val="20"/>
+      </w:rPr>
+    </w:lvl>
+    <w:lvl w:ilvl="5" w:tentative="1">
+      <w:start w:val="1"/>
+      <w:numFmt w:val="bullet"/>
+      <w:lvlText w:val=""/>
+      <w:lvlJc w:val="left"/>
+      <w:pPr>
+        <w:tabs>
+          <w:tab w:val="num" w:pos="4320"/>
+        </w:tabs>
+        <w:ind w:left="4320" w:hanging="360"/>
+      </w:pPr>
+      <w:rPr>
+        <w:rFonts w:ascii="Symbol" w:hAnsi="Symbol" w:hint="default"/>
+        <w:sz w:val="20"/>
+      </w:rPr>
+    </w:lvl>
+    <w:lvl w:ilvl="6" w:tentative="1">
+      <w:start w:val="1"/>
+      <w:numFmt w:val="bullet"/>
+      <w:lvlText w:val=""/>
+      <w:lvlJc w:val="left"/>
+      <w:pPr>
+        <w:tabs>
+          <w:tab w:val="num" w:pos="5040"/>
+        </w:tabs>
+        <w:ind w:left="5040" w:hanging="360"/>
+      </w:pPr>
+      <w:rPr>
+        <w:rFonts w:ascii="Symbol" w:hAnsi="Symbol" w:hint="default"/>
+        <w:sz w:val="20"/>
+      </w:rPr>
+    </w:lvl>
+    <w:lvl w:ilvl="7" w:tentative="1">
+      <w:start w:val="1"/>
+      <w:numFmt w:val="bullet"/>
+      <w:lvlText w:val=""/>
+      <w:lvlJc w:val="left"/>
+      <w:pPr>
+        <w:tabs>
+          <w:tab w:val="num" w:pos="5760"/>
+        </w:tabs>
+        <w:ind w:left="5760" w:hanging="360"/>
+      </w:pPr>
+      <w:rPr>
+        <w:rFonts w:ascii="Symbol" w:hAnsi="Symbol" w:hint="default"/>
+        <w:sz w:val="20"/>
+      </w:rPr>
+    </w:lvl>
+    <w:lvl w:ilvl="8" w:tentative="1">
+      <w:start w:val="1"/>
+      <w:numFmt w:val="bullet"/>
+      <w:lvlText w:val=""/>
+      <w:lvlJc w:val="left"/>
+      <w:pPr>
+        <w:tabs>
+          <w:tab w:val="num" w:pos="6480"/>
+        </w:tabs>
+        <w:ind w:left="6480" w:hanging="360"/>
+      </w:pPr>
+      <w:rPr>
+        <w:rFonts w:ascii="Symbol" w:hAnsi="Symbol" w:hint="default"/>
+        <w:sz w:val="20"/>
+      </w:rPr>
+    </w:lvl>
+  </w:abstractNum>
+  <w:abstractNum w:abstractNumId="3" w15:restartNumberingAfterBreak="0">
+    <w:nsid w:val="205177CB"/>
+    <w:multiLevelType w:val="multilevel"/>
+    <w:tmpl w:val="F724CFFC"/>
+    <w:lvl w:ilvl="0">
+      <w:start w:val="1"/>
+      <w:numFmt w:val="bullet"/>
+      <w:lvlText w:val=""/>
+      <w:lvlJc w:val="left"/>
+      <w:pPr>
+        <w:tabs>
+          <w:tab w:val="num" w:pos="720"/>
+        </w:tabs>
+        <w:ind w:left="720" w:hanging="360"/>
+      </w:pPr>
+      <w:rPr>
+        <w:rFonts w:ascii="Symbol" w:hAnsi="Symbol" w:hint="default"/>
+        <w:sz w:val="20"/>
+      </w:rPr>
+    </w:lvl>
+    <w:lvl w:ilvl="1" w:tentative="1">
+      <w:start w:val="1"/>
+      <w:numFmt w:val="bullet"/>
+      <w:lvlText w:val=""/>
+      <w:lvlJc w:val="left"/>
+      <w:pPr>
+        <w:tabs>
+          <w:tab w:val="num" w:pos="1440"/>
+        </w:tabs>
+        <w:ind w:left="1440" w:hanging="360"/>
+      </w:pPr>
+      <w:rPr>
+        <w:rFonts w:ascii="Symbol" w:hAnsi="Symbol" w:hint="default"/>
+        <w:sz w:val="20"/>
+      </w:rPr>
+    </w:lvl>
+    <w:lvl w:ilvl="2" w:tentative="1">
+      <w:start w:val="1"/>
+      <w:numFmt w:val="bullet"/>
+      <w:lvlText w:val=""/>
+      <w:lvlJc w:val="left"/>
+      <w:pPr>
+        <w:tabs>
+          <w:tab w:val="num" w:pos="2160"/>
+        </w:tabs>
+        <w:ind w:left="2160" w:hanging="360"/>
+      </w:pPr>
+      <w:rPr>
+        <w:rFonts w:ascii="Symbol" w:hAnsi="Symbol" w:hint="default"/>
+        <w:sz w:val="20"/>
+      </w:rPr>
+    </w:lvl>
+    <w:lvl w:ilvl="3" w:tentative="1">
+      <w:start w:val="1"/>
+      <w:numFmt w:val="bullet"/>
+      <w:lvlText w:val=""/>
+      <w:lvlJc w:val="left"/>
+      <w:pPr>
+        <w:tabs>
+          <w:tab w:val="num" w:pos="2880"/>
+        </w:tabs>
+        <w:ind w:left="2880" w:hanging="360"/>
+      </w:pPr>
+      <w:rPr>
+        <w:rFonts w:ascii="Symbol" w:hAnsi="Symbol" w:hint="default"/>
+        <w:sz w:val="20"/>
+      </w:rPr>
+    </w:lvl>
+    <w:lvl w:ilvl="4" w:tentative="1">
+      <w:start w:val="1"/>
+      <w:numFmt w:val="bullet"/>
+      <w:lvlText w:val=""/>
+      <w:lvlJc w:val="left"/>
+      <w:pPr>
+        <w:tabs>
+          <w:tab w:val="num" w:pos="3600"/>
+        </w:tabs>
+        <w:ind w:left="3600" w:hanging="360"/>
+      </w:pPr>
+      <w:rPr>
+        <w:rFonts w:ascii="Symbol" w:hAnsi="Symbol" w:hint="default"/>
+        <w:sz w:val="20"/>
+      </w:rPr>
+    </w:lvl>
+    <w:lvl w:ilvl="5" w:tentative="1">
+      <w:start w:val="1"/>
+      <w:numFmt w:val="bullet"/>
+      <w:lvlText w:val=""/>
+      <w:lvlJc w:val="left"/>
+      <w:pPr>
+        <w:tabs>
+          <w:tab w:val="num" w:pos="4320"/>
+        </w:tabs>
+        <w:ind w:left="4320" w:hanging="360"/>
+      </w:pPr>
+      <w:rPr>
+        <w:rFonts w:ascii="Symbol" w:hAnsi="Symbol" w:hint="default"/>
+        <w:sz w:val="20"/>
+      </w:rPr>
+    </w:lvl>
+    <w:lvl w:ilvl="6" w:tentative="1">
+      <w:start w:val="1"/>
+      <w:numFmt w:val="bullet"/>
+      <w:lvlText w:val=""/>
+      <w:lvlJc w:val="left"/>
+      <w:pPr>
+        <w:tabs>
+          <w:tab w:val="num" w:pos="5040"/>
+        </w:tabs>
+        <w:ind w:left="5040" w:hanging="360"/>
+      </w:pPr>
+      <w:rPr>
+        <w:rFonts w:ascii="Symbol" w:hAnsi="Symbol" w:hint="default"/>
+        <w:sz w:val="20"/>
+      </w:rPr>
+    </w:lvl>
+    <w:lvl w:ilvl="7" w:tentative="1">
+      <w:start w:val="1"/>
+      <w:numFmt w:val="bullet"/>
+      <w:lvlText w:val=""/>
+      <w:lvlJc w:val="left"/>
+      <w:pPr>
+        <w:tabs>
+          <w:tab w:val="num" w:pos="5760"/>
+        </w:tabs>
+        <w:ind w:left="5760" w:hanging="360"/>
+      </w:pPr>
+      <w:rPr>
+        <w:rFonts w:ascii="Symbol" w:hAnsi="Symbol" w:hint="default"/>
+        <w:sz w:val="20"/>
+      </w:rPr>
+    </w:lvl>
+    <w:lvl w:ilvl="8" w:tentative="1">
+      <w:start w:val="1"/>
+      <w:numFmt w:val="bullet"/>
+      <w:lvlText w:val=""/>
+      <w:lvlJc w:val="left"/>
+      <w:pPr>
+        <w:tabs>
+          <w:tab w:val="num" w:pos="6480"/>
+        </w:tabs>
+        <w:ind w:left="6480" w:hanging="360"/>
+      </w:pPr>
+      <w:rPr>
+        <w:rFonts w:ascii="Symbol" w:hAnsi="Symbol" w:hint="default"/>
+        <w:sz w:val="20"/>
+      </w:rPr>
+    </w:lvl>
+  </w:abstractNum>
+  <w:abstractNum w:abstractNumId="4" w15:restartNumberingAfterBreak="0">
     <w:nsid w:val="207B4C15"/>
     <w:multiLevelType w:val="hybridMultilevel"/>
     <w:tmpl w:val="EF5A06B2"/>
@@ -2665,7 +5016,7 @@
       </w:pPr>
     </w:lvl>
   </w:abstractNum>
-  <w:abstractNum w:abstractNumId="3" w15:restartNumberingAfterBreak="0">
+  <w:abstractNum w:abstractNumId="5" w15:restartNumberingAfterBreak="0">
     <w:nsid w:val="292B03FE"/>
     <w:multiLevelType w:val="multilevel"/>
     <w:tmpl w:val="0409001D"/>
@@ -2751,7 +5102,454 @@
       </w:pPr>
     </w:lvl>
   </w:abstractNum>
-  <w:abstractNum w:abstractNumId="4" w15:restartNumberingAfterBreak="0">
+  <w:abstractNum w:abstractNumId="6" w15:restartNumberingAfterBreak="0">
+    <w:nsid w:val="43125DA9"/>
+    <w:multiLevelType w:val="multilevel"/>
+    <w:tmpl w:val="BE36C006"/>
+    <w:lvl w:ilvl="0">
+      <w:start w:val="1"/>
+      <w:numFmt w:val="bullet"/>
+      <w:lvlText w:val=""/>
+      <w:lvlJc w:val="left"/>
+      <w:pPr>
+        <w:tabs>
+          <w:tab w:val="num" w:pos="720"/>
+        </w:tabs>
+        <w:ind w:left="720" w:hanging="360"/>
+      </w:pPr>
+      <w:rPr>
+        <w:rFonts w:ascii="Symbol" w:hAnsi="Symbol" w:hint="default"/>
+        <w:sz w:val="20"/>
+      </w:rPr>
+    </w:lvl>
+    <w:lvl w:ilvl="1" w:tentative="1">
+      <w:start w:val="1"/>
+      <w:numFmt w:val="bullet"/>
+      <w:lvlText w:val=""/>
+      <w:lvlJc w:val="left"/>
+      <w:pPr>
+        <w:tabs>
+          <w:tab w:val="num" w:pos="1440"/>
+        </w:tabs>
+        <w:ind w:left="1440" w:hanging="360"/>
+      </w:pPr>
+      <w:rPr>
+        <w:rFonts w:ascii="Symbol" w:hAnsi="Symbol" w:hint="default"/>
+        <w:sz w:val="20"/>
+      </w:rPr>
+    </w:lvl>
+    <w:lvl w:ilvl="2" w:tentative="1">
+      <w:start w:val="1"/>
+      <w:numFmt w:val="bullet"/>
+      <w:lvlText w:val=""/>
+      <w:lvlJc w:val="left"/>
+      <w:pPr>
+        <w:tabs>
+          <w:tab w:val="num" w:pos="2160"/>
+        </w:tabs>
+        <w:ind w:left="2160" w:hanging="360"/>
+      </w:pPr>
+      <w:rPr>
+        <w:rFonts w:ascii="Symbol" w:hAnsi="Symbol" w:hint="default"/>
+        <w:sz w:val="20"/>
+      </w:rPr>
+    </w:lvl>
+    <w:lvl w:ilvl="3" w:tentative="1">
+      <w:start w:val="1"/>
+      <w:numFmt w:val="bullet"/>
+      <w:lvlText w:val=""/>
+      <w:lvlJc w:val="left"/>
+      <w:pPr>
+        <w:tabs>
+          <w:tab w:val="num" w:pos="2880"/>
+        </w:tabs>
+        <w:ind w:left="2880" w:hanging="360"/>
+      </w:pPr>
+      <w:rPr>
+        <w:rFonts w:ascii="Symbol" w:hAnsi="Symbol" w:hint="default"/>
+        <w:sz w:val="20"/>
+      </w:rPr>
+    </w:lvl>
+    <w:lvl w:ilvl="4" w:tentative="1">
+      <w:start w:val="1"/>
+      <w:numFmt w:val="bullet"/>
+      <w:lvlText w:val=""/>
+      <w:lvlJc w:val="left"/>
+      <w:pPr>
+        <w:tabs>
+          <w:tab w:val="num" w:pos="3600"/>
+        </w:tabs>
+        <w:ind w:left="3600" w:hanging="360"/>
+      </w:pPr>
+      <w:rPr>
+        <w:rFonts w:ascii="Symbol" w:hAnsi="Symbol" w:hint="default"/>
+        <w:sz w:val="20"/>
+      </w:rPr>
+    </w:lvl>
+    <w:lvl w:ilvl="5" w:tentative="1">
+      <w:start w:val="1"/>
+      <w:numFmt w:val="bullet"/>
+      <w:lvlText w:val=""/>
+      <w:lvlJc w:val="left"/>
+      <w:pPr>
+        <w:tabs>
+          <w:tab w:val="num" w:pos="4320"/>
+        </w:tabs>
+        <w:ind w:left="4320" w:hanging="360"/>
+      </w:pPr>
+      <w:rPr>
+        <w:rFonts w:ascii="Symbol" w:hAnsi="Symbol" w:hint="default"/>
+        <w:sz w:val="20"/>
+      </w:rPr>
+    </w:lvl>
+    <w:lvl w:ilvl="6" w:tentative="1">
+      <w:start w:val="1"/>
+      <w:numFmt w:val="bullet"/>
+      <w:lvlText w:val=""/>
+      <w:lvlJc w:val="left"/>
+      <w:pPr>
+        <w:tabs>
+          <w:tab w:val="num" w:pos="5040"/>
+        </w:tabs>
+        <w:ind w:left="5040" w:hanging="360"/>
+      </w:pPr>
+      <w:rPr>
+        <w:rFonts w:ascii="Symbol" w:hAnsi="Symbol" w:hint="default"/>
+        <w:sz w:val="20"/>
+      </w:rPr>
+    </w:lvl>
+    <w:lvl w:ilvl="7" w:tentative="1">
+      <w:start w:val="1"/>
+      <w:numFmt w:val="bullet"/>
+      <w:lvlText w:val=""/>
+      <w:lvlJc w:val="left"/>
+      <w:pPr>
+        <w:tabs>
+          <w:tab w:val="num" w:pos="5760"/>
+        </w:tabs>
+        <w:ind w:left="5760" w:hanging="360"/>
+      </w:pPr>
+      <w:rPr>
+        <w:rFonts w:ascii="Symbol" w:hAnsi="Symbol" w:hint="default"/>
+        <w:sz w:val="20"/>
+      </w:rPr>
+    </w:lvl>
+    <w:lvl w:ilvl="8" w:tentative="1">
+      <w:start w:val="1"/>
+      <w:numFmt w:val="bullet"/>
+      <w:lvlText w:val=""/>
+      <w:lvlJc w:val="left"/>
+      <w:pPr>
+        <w:tabs>
+          <w:tab w:val="num" w:pos="6480"/>
+        </w:tabs>
+        <w:ind w:left="6480" w:hanging="360"/>
+      </w:pPr>
+      <w:rPr>
+        <w:rFonts w:ascii="Symbol" w:hAnsi="Symbol" w:hint="default"/>
+        <w:sz w:val="20"/>
+      </w:rPr>
+    </w:lvl>
+  </w:abstractNum>
+  <w:abstractNum w:abstractNumId="7" w15:restartNumberingAfterBreak="0">
+    <w:nsid w:val="479D17BC"/>
+    <w:multiLevelType w:val="multilevel"/>
+    <w:tmpl w:val="82E61198"/>
+    <w:lvl w:ilvl="0">
+      <w:start w:val="1"/>
+      <w:numFmt w:val="bullet"/>
+      <w:lvlText w:val=""/>
+      <w:lvlJc w:val="left"/>
+      <w:pPr>
+        <w:tabs>
+          <w:tab w:val="num" w:pos="720"/>
+        </w:tabs>
+        <w:ind w:left="720" w:hanging="360"/>
+      </w:pPr>
+      <w:rPr>
+        <w:rFonts w:ascii="Symbol" w:hAnsi="Symbol" w:hint="default"/>
+        <w:sz w:val="20"/>
+      </w:rPr>
+    </w:lvl>
+    <w:lvl w:ilvl="1" w:tentative="1">
+      <w:start w:val="1"/>
+      <w:numFmt w:val="bullet"/>
+      <w:lvlText w:val=""/>
+      <w:lvlJc w:val="left"/>
+      <w:pPr>
+        <w:tabs>
+          <w:tab w:val="num" w:pos="1440"/>
+        </w:tabs>
+        <w:ind w:left="1440" w:hanging="360"/>
+      </w:pPr>
+      <w:rPr>
+        <w:rFonts w:ascii="Symbol" w:hAnsi="Symbol" w:hint="default"/>
+        <w:sz w:val="20"/>
+      </w:rPr>
+    </w:lvl>
+    <w:lvl w:ilvl="2" w:tentative="1">
+      <w:start w:val="1"/>
+      <w:numFmt w:val="bullet"/>
+      <w:lvlText w:val=""/>
+      <w:lvlJc w:val="left"/>
+      <w:pPr>
+        <w:tabs>
+          <w:tab w:val="num" w:pos="2160"/>
+        </w:tabs>
+        <w:ind w:left="2160" w:hanging="360"/>
+      </w:pPr>
+      <w:rPr>
+        <w:rFonts w:ascii="Symbol" w:hAnsi="Symbol" w:hint="default"/>
+        <w:sz w:val="20"/>
+      </w:rPr>
+    </w:lvl>
+    <w:lvl w:ilvl="3" w:tentative="1">
+      <w:start w:val="1"/>
+      <w:numFmt w:val="bullet"/>
+      <w:lvlText w:val=""/>
+      <w:lvlJc w:val="left"/>
+      <w:pPr>
+        <w:tabs>
+          <w:tab w:val="num" w:pos="2880"/>
+        </w:tabs>
+        <w:ind w:left="2880" w:hanging="360"/>
+      </w:pPr>
+      <w:rPr>
+        <w:rFonts w:ascii="Symbol" w:hAnsi="Symbol" w:hint="default"/>
+        <w:sz w:val="20"/>
+      </w:rPr>
+    </w:lvl>
+    <w:lvl w:ilvl="4" w:tentative="1">
+      <w:start w:val="1"/>
+      <w:numFmt w:val="bullet"/>
+      <w:lvlText w:val=""/>
+      <w:lvlJc w:val="left"/>
+      <w:pPr>
+        <w:tabs>
+          <w:tab w:val="num" w:pos="3600"/>
+        </w:tabs>
+        <w:ind w:left="3600" w:hanging="360"/>
+      </w:pPr>
+      <w:rPr>
+        <w:rFonts w:ascii="Symbol" w:hAnsi="Symbol" w:hint="default"/>
+        <w:sz w:val="20"/>
+      </w:rPr>
+    </w:lvl>
+    <w:lvl w:ilvl="5" w:tentative="1">
+      <w:start w:val="1"/>
+      <w:numFmt w:val="bullet"/>
+      <w:lvlText w:val=""/>
+      <w:lvlJc w:val="left"/>
+      <w:pPr>
+        <w:tabs>
+          <w:tab w:val="num" w:pos="4320"/>
+        </w:tabs>
+        <w:ind w:left="4320" w:hanging="360"/>
+      </w:pPr>
+      <w:rPr>
+        <w:rFonts w:ascii="Symbol" w:hAnsi="Symbol" w:hint="default"/>
+        <w:sz w:val="20"/>
+      </w:rPr>
+    </w:lvl>
+    <w:lvl w:ilvl="6" w:tentative="1">
+      <w:start w:val="1"/>
+      <w:numFmt w:val="bullet"/>
+      <w:lvlText w:val=""/>
+      <w:lvlJc w:val="left"/>
+      <w:pPr>
+        <w:tabs>
+          <w:tab w:val="num" w:pos="5040"/>
+        </w:tabs>
+        <w:ind w:left="5040" w:hanging="360"/>
+      </w:pPr>
+      <w:rPr>
+        <w:rFonts w:ascii="Symbol" w:hAnsi="Symbol" w:hint="default"/>
+        <w:sz w:val="20"/>
+      </w:rPr>
+    </w:lvl>
+    <w:lvl w:ilvl="7" w:tentative="1">
+      <w:start w:val="1"/>
+      <w:numFmt w:val="bullet"/>
+      <w:lvlText w:val=""/>
+      <w:lvlJc w:val="left"/>
+      <w:pPr>
+        <w:tabs>
+          <w:tab w:val="num" w:pos="5760"/>
+        </w:tabs>
+        <w:ind w:left="5760" w:hanging="360"/>
+      </w:pPr>
+      <w:rPr>
+        <w:rFonts w:ascii="Symbol" w:hAnsi="Symbol" w:hint="default"/>
+        <w:sz w:val="20"/>
+      </w:rPr>
+    </w:lvl>
+    <w:lvl w:ilvl="8" w:tentative="1">
+      <w:start w:val="1"/>
+      <w:numFmt w:val="bullet"/>
+      <w:lvlText w:val=""/>
+      <w:lvlJc w:val="left"/>
+      <w:pPr>
+        <w:tabs>
+          <w:tab w:val="num" w:pos="6480"/>
+        </w:tabs>
+        <w:ind w:left="6480" w:hanging="360"/>
+      </w:pPr>
+      <w:rPr>
+        <w:rFonts w:ascii="Symbol" w:hAnsi="Symbol" w:hint="default"/>
+        <w:sz w:val="20"/>
+      </w:rPr>
+    </w:lvl>
+  </w:abstractNum>
+  <w:abstractNum w:abstractNumId="8" w15:restartNumberingAfterBreak="0">
+    <w:nsid w:val="552C35B8"/>
+    <w:multiLevelType w:val="multilevel"/>
+    <w:tmpl w:val="43BCF7AE"/>
+    <w:lvl w:ilvl="0">
+      <w:start w:val="1"/>
+      <w:numFmt w:val="bullet"/>
+      <w:lvlText w:val=""/>
+      <w:lvlJc w:val="left"/>
+      <w:pPr>
+        <w:tabs>
+          <w:tab w:val="num" w:pos="720"/>
+        </w:tabs>
+        <w:ind w:left="720" w:hanging="360"/>
+      </w:pPr>
+      <w:rPr>
+        <w:rFonts w:ascii="Symbol" w:hAnsi="Symbol" w:hint="default"/>
+        <w:sz w:val="20"/>
+      </w:rPr>
+    </w:lvl>
+    <w:lvl w:ilvl="1" w:tentative="1">
+      <w:start w:val="1"/>
+      <w:numFmt w:val="bullet"/>
+      <w:lvlText w:val=""/>
+      <w:lvlJc w:val="left"/>
+      <w:pPr>
+        <w:tabs>
+          <w:tab w:val="num" w:pos="1440"/>
+        </w:tabs>
+        <w:ind w:left="1440" w:hanging="360"/>
+      </w:pPr>
+      <w:rPr>
+        <w:rFonts w:ascii="Symbol" w:hAnsi="Symbol" w:hint="default"/>
+        <w:sz w:val="20"/>
+      </w:rPr>
+    </w:lvl>
+    <w:lvl w:ilvl="2" w:tentative="1">
+      <w:start w:val="1"/>
+      <w:numFmt w:val="bullet"/>
+      <w:lvlText w:val=""/>
+      <w:lvlJc w:val="left"/>
+      <w:pPr>
+        <w:tabs>
+          <w:tab w:val="num" w:pos="2160"/>
+        </w:tabs>
+        <w:ind w:left="2160" w:hanging="360"/>
+      </w:pPr>
+      <w:rPr>
+        <w:rFonts w:ascii="Symbol" w:hAnsi="Symbol" w:hint="default"/>
+        <w:sz w:val="20"/>
+      </w:rPr>
+    </w:lvl>
+    <w:lvl w:ilvl="3" w:tentative="1">
+      <w:start w:val="1"/>
+      <w:numFmt w:val="bullet"/>
+      <w:lvlText w:val=""/>
+      <w:lvlJc w:val="left"/>
+      <w:pPr>
+        <w:tabs>
+          <w:tab w:val="num" w:pos="2880"/>
+        </w:tabs>
+        <w:ind w:left="2880" w:hanging="360"/>
+      </w:pPr>
+      <w:rPr>
+        <w:rFonts w:ascii="Symbol" w:hAnsi="Symbol" w:hint="default"/>
+        <w:sz w:val="20"/>
+      </w:rPr>
+    </w:lvl>
+    <w:lvl w:ilvl="4" w:tentative="1">
+      <w:start w:val="1"/>
+      <w:numFmt w:val="bullet"/>
+      <w:lvlText w:val=""/>
+      <w:lvlJc w:val="left"/>
+      <w:pPr>
+        <w:tabs>
+          <w:tab w:val="num" w:pos="3600"/>
+        </w:tabs>
+        <w:ind w:left="3600" w:hanging="360"/>
+      </w:pPr>
+      <w:rPr>
+        <w:rFonts w:ascii="Symbol" w:hAnsi="Symbol" w:hint="default"/>
+        <w:sz w:val="20"/>
+      </w:rPr>
+    </w:lvl>
+    <w:lvl w:ilvl="5" w:tentative="1">
+      <w:start w:val="1"/>
+      <w:numFmt w:val="bullet"/>
+      <w:lvlText w:val=""/>
+      <w:lvlJc w:val="left"/>
+      <w:pPr>
+        <w:tabs>
+          <w:tab w:val="num" w:pos="4320"/>
+        </w:tabs>
+        <w:ind w:left="4320" w:hanging="360"/>
+      </w:pPr>
+      <w:rPr>
+        <w:rFonts w:ascii="Symbol" w:hAnsi="Symbol" w:hint="default"/>
+        <w:sz w:val="20"/>
+      </w:rPr>
+    </w:lvl>
+    <w:lvl w:ilvl="6" w:tentative="1">
+      <w:start w:val="1"/>
+      <w:numFmt w:val="bullet"/>
+      <w:lvlText w:val=""/>
+      <w:lvlJc w:val="left"/>
+      <w:pPr>
+        <w:tabs>
+          <w:tab w:val="num" w:pos="5040"/>
+        </w:tabs>
+        <w:ind w:left="5040" w:hanging="360"/>
+      </w:pPr>
+      <w:rPr>
+        <w:rFonts w:ascii="Symbol" w:hAnsi="Symbol" w:hint="default"/>
+        <w:sz w:val="20"/>
+      </w:rPr>
+    </w:lvl>
+    <w:lvl w:ilvl="7" w:tentative="1">
+      <w:start w:val="1"/>
+      <w:numFmt w:val="bullet"/>
+      <w:lvlText w:val=""/>
+      <w:lvlJc w:val="left"/>
+      <w:pPr>
+        <w:tabs>
+          <w:tab w:val="num" w:pos="5760"/>
+        </w:tabs>
+        <w:ind w:left="5760" w:hanging="360"/>
+      </w:pPr>
+      <w:rPr>
+        <w:rFonts w:ascii="Symbol" w:hAnsi="Symbol" w:hint="default"/>
+        <w:sz w:val="20"/>
+      </w:rPr>
+    </w:lvl>
+    <w:lvl w:ilvl="8" w:tentative="1">
+      <w:start w:val="1"/>
+      <w:numFmt w:val="bullet"/>
+      <w:lvlText w:val=""/>
+      <w:lvlJc w:val="left"/>
+      <w:pPr>
+        <w:tabs>
+          <w:tab w:val="num" w:pos="6480"/>
+        </w:tabs>
+        <w:ind w:left="6480" w:hanging="360"/>
+      </w:pPr>
+      <w:rPr>
+        <w:rFonts w:ascii="Symbol" w:hAnsi="Symbol" w:hint="default"/>
+        <w:sz w:val="20"/>
+      </w:rPr>
+    </w:lvl>
+  </w:abstractNum>
+  <w:abstractNum w:abstractNumId="9" w15:restartNumberingAfterBreak="0">
     <w:nsid w:val="612F1B96"/>
     <w:multiLevelType w:val="hybridMultilevel"/>
     <w:tmpl w:val="03D2D13E"/>
@@ -2839,6 +5637,304 @@
       <w:pPr>
         <w:ind w:left="4400" w:hanging="440"/>
       </w:pPr>
+    </w:lvl>
+  </w:abstractNum>
+  <w:abstractNum w:abstractNumId="10" w15:restartNumberingAfterBreak="0">
+    <w:nsid w:val="689140B4"/>
+    <w:multiLevelType w:val="multilevel"/>
+    <w:tmpl w:val="E63AEBC0"/>
+    <w:lvl w:ilvl="0">
+      <w:start w:val="1"/>
+      <w:numFmt w:val="bullet"/>
+      <w:lvlText w:val=""/>
+      <w:lvlJc w:val="left"/>
+      <w:pPr>
+        <w:tabs>
+          <w:tab w:val="num" w:pos="720"/>
+        </w:tabs>
+        <w:ind w:left="720" w:hanging="360"/>
+      </w:pPr>
+      <w:rPr>
+        <w:rFonts w:ascii="Symbol" w:hAnsi="Symbol" w:hint="default"/>
+        <w:sz w:val="20"/>
+      </w:rPr>
+    </w:lvl>
+    <w:lvl w:ilvl="1">
+      <w:start w:val="1"/>
+      <w:numFmt w:val="bullet"/>
+      <w:lvlText w:val=""/>
+      <w:lvlJc w:val="left"/>
+      <w:pPr>
+        <w:tabs>
+          <w:tab w:val="num" w:pos="1440"/>
+        </w:tabs>
+        <w:ind w:left="1440" w:hanging="360"/>
+      </w:pPr>
+      <w:rPr>
+        <w:rFonts w:ascii="Symbol" w:hAnsi="Symbol" w:hint="default"/>
+        <w:sz w:val="20"/>
+      </w:rPr>
+    </w:lvl>
+    <w:lvl w:ilvl="2" w:tentative="1">
+      <w:start w:val="1"/>
+      <w:numFmt w:val="bullet"/>
+      <w:lvlText w:val=""/>
+      <w:lvlJc w:val="left"/>
+      <w:pPr>
+        <w:tabs>
+          <w:tab w:val="num" w:pos="2160"/>
+        </w:tabs>
+        <w:ind w:left="2160" w:hanging="360"/>
+      </w:pPr>
+      <w:rPr>
+        <w:rFonts w:ascii="Symbol" w:hAnsi="Symbol" w:hint="default"/>
+        <w:sz w:val="20"/>
+      </w:rPr>
+    </w:lvl>
+    <w:lvl w:ilvl="3" w:tentative="1">
+      <w:start w:val="1"/>
+      <w:numFmt w:val="bullet"/>
+      <w:lvlText w:val=""/>
+      <w:lvlJc w:val="left"/>
+      <w:pPr>
+        <w:tabs>
+          <w:tab w:val="num" w:pos="2880"/>
+        </w:tabs>
+        <w:ind w:left="2880" w:hanging="360"/>
+      </w:pPr>
+      <w:rPr>
+        <w:rFonts w:ascii="Symbol" w:hAnsi="Symbol" w:hint="default"/>
+        <w:sz w:val="20"/>
+      </w:rPr>
+    </w:lvl>
+    <w:lvl w:ilvl="4" w:tentative="1">
+      <w:start w:val="1"/>
+      <w:numFmt w:val="bullet"/>
+      <w:lvlText w:val=""/>
+      <w:lvlJc w:val="left"/>
+      <w:pPr>
+        <w:tabs>
+          <w:tab w:val="num" w:pos="3600"/>
+        </w:tabs>
+        <w:ind w:left="3600" w:hanging="360"/>
+      </w:pPr>
+      <w:rPr>
+        <w:rFonts w:ascii="Symbol" w:hAnsi="Symbol" w:hint="default"/>
+        <w:sz w:val="20"/>
+      </w:rPr>
+    </w:lvl>
+    <w:lvl w:ilvl="5" w:tentative="1">
+      <w:start w:val="1"/>
+      <w:numFmt w:val="bullet"/>
+      <w:lvlText w:val=""/>
+      <w:lvlJc w:val="left"/>
+      <w:pPr>
+        <w:tabs>
+          <w:tab w:val="num" w:pos="4320"/>
+        </w:tabs>
+        <w:ind w:left="4320" w:hanging="360"/>
+      </w:pPr>
+      <w:rPr>
+        <w:rFonts w:ascii="Symbol" w:hAnsi="Symbol" w:hint="default"/>
+        <w:sz w:val="20"/>
+      </w:rPr>
+    </w:lvl>
+    <w:lvl w:ilvl="6" w:tentative="1">
+      <w:start w:val="1"/>
+      <w:numFmt w:val="bullet"/>
+      <w:lvlText w:val=""/>
+      <w:lvlJc w:val="left"/>
+      <w:pPr>
+        <w:tabs>
+          <w:tab w:val="num" w:pos="5040"/>
+        </w:tabs>
+        <w:ind w:left="5040" w:hanging="360"/>
+      </w:pPr>
+      <w:rPr>
+        <w:rFonts w:ascii="Symbol" w:hAnsi="Symbol" w:hint="default"/>
+        <w:sz w:val="20"/>
+      </w:rPr>
+    </w:lvl>
+    <w:lvl w:ilvl="7" w:tentative="1">
+      <w:start w:val="1"/>
+      <w:numFmt w:val="bullet"/>
+      <w:lvlText w:val=""/>
+      <w:lvlJc w:val="left"/>
+      <w:pPr>
+        <w:tabs>
+          <w:tab w:val="num" w:pos="5760"/>
+        </w:tabs>
+        <w:ind w:left="5760" w:hanging="360"/>
+      </w:pPr>
+      <w:rPr>
+        <w:rFonts w:ascii="Symbol" w:hAnsi="Symbol" w:hint="default"/>
+        <w:sz w:val="20"/>
+      </w:rPr>
+    </w:lvl>
+    <w:lvl w:ilvl="8" w:tentative="1">
+      <w:start w:val="1"/>
+      <w:numFmt w:val="bullet"/>
+      <w:lvlText w:val=""/>
+      <w:lvlJc w:val="left"/>
+      <w:pPr>
+        <w:tabs>
+          <w:tab w:val="num" w:pos="6480"/>
+        </w:tabs>
+        <w:ind w:left="6480" w:hanging="360"/>
+      </w:pPr>
+      <w:rPr>
+        <w:rFonts w:ascii="Symbol" w:hAnsi="Symbol" w:hint="default"/>
+        <w:sz w:val="20"/>
+      </w:rPr>
+    </w:lvl>
+  </w:abstractNum>
+  <w:abstractNum w:abstractNumId="11" w15:restartNumberingAfterBreak="0">
+    <w:nsid w:val="75EB18D1"/>
+    <w:multiLevelType w:val="multilevel"/>
+    <w:tmpl w:val="9816F75C"/>
+    <w:lvl w:ilvl="0">
+      <w:start w:val="1"/>
+      <w:numFmt w:val="bullet"/>
+      <w:lvlText w:val=""/>
+      <w:lvlJc w:val="left"/>
+      <w:pPr>
+        <w:tabs>
+          <w:tab w:val="num" w:pos="720"/>
+        </w:tabs>
+        <w:ind w:left="720" w:hanging="360"/>
+      </w:pPr>
+      <w:rPr>
+        <w:rFonts w:ascii="Symbol" w:hAnsi="Symbol" w:hint="default"/>
+        <w:sz w:val="20"/>
+      </w:rPr>
+    </w:lvl>
+    <w:lvl w:ilvl="1" w:tentative="1">
+      <w:start w:val="1"/>
+      <w:numFmt w:val="bullet"/>
+      <w:lvlText w:val=""/>
+      <w:lvlJc w:val="left"/>
+      <w:pPr>
+        <w:tabs>
+          <w:tab w:val="num" w:pos="1440"/>
+        </w:tabs>
+        <w:ind w:left="1440" w:hanging="360"/>
+      </w:pPr>
+      <w:rPr>
+        <w:rFonts w:ascii="Symbol" w:hAnsi="Symbol" w:hint="default"/>
+        <w:sz w:val="20"/>
+      </w:rPr>
+    </w:lvl>
+    <w:lvl w:ilvl="2" w:tentative="1">
+      <w:start w:val="1"/>
+      <w:numFmt w:val="bullet"/>
+      <w:lvlText w:val=""/>
+      <w:lvlJc w:val="left"/>
+      <w:pPr>
+        <w:tabs>
+          <w:tab w:val="num" w:pos="2160"/>
+        </w:tabs>
+        <w:ind w:left="2160" w:hanging="360"/>
+      </w:pPr>
+      <w:rPr>
+        <w:rFonts w:ascii="Symbol" w:hAnsi="Symbol" w:hint="default"/>
+        <w:sz w:val="20"/>
+      </w:rPr>
+    </w:lvl>
+    <w:lvl w:ilvl="3" w:tentative="1">
+      <w:start w:val="1"/>
+      <w:numFmt w:val="bullet"/>
+      <w:lvlText w:val=""/>
+      <w:lvlJc w:val="left"/>
+      <w:pPr>
+        <w:tabs>
+          <w:tab w:val="num" w:pos="2880"/>
+        </w:tabs>
+        <w:ind w:left="2880" w:hanging="360"/>
+      </w:pPr>
+      <w:rPr>
+        <w:rFonts w:ascii="Symbol" w:hAnsi="Symbol" w:hint="default"/>
+        <w:sz w:val="20"/>
+      </w:rPr>
+    </w:lvl>
+    <w:lvl w:ilvl="4" w:tentative="1">
+      <w:start w:val="1"/>
+      <w:numFmt w:val="bullet"/>
+      <w:lvlText w:val=""/>
+      <w:lvlJc w:val="left"/>
+      <w:pPr>
+        <w:tabs>
+          <w:tab w:val="num" w:pos="3600"/>
+        </w:tabs>
+        <w:ind w:left="3600" w:hanging="360"/>
+      </w:pPr>
+      <w:rPr>
+        <w:rFonts w:ascii="Symbol" w:hAnsi="Symbol" w:hint="default"/>
+        <w:sz w:val="20"/>
+      </w:rPr>
+    </w:lvl>
+    <w:lvl w:ilvl="5" w:tentative="1">
+      <w:start w:val="1"/>
+      <w:numFmt w:val="bullet"/>
+      <w:lvlText w:val=""/>
+      <w:lvlJc w:val="left"/>
+      <w:pPr>
+        <w:tabs>
+          <w:tab w:val="num" w:pos="4320"/>
+        </w:tabs>
+        <w:ind w:left="4320" w:hanging="360"/>
+      </w:pPr>
+      <w:rPr>
+        <w:rFonts w:ascii="Symbol" w:hAnsi="Symbol" w:hint="default"/>
+        <w:sz w:val="20"/>
+      </w:rPr>
+    </w:lvl>
+    <w:lvl w:ilvl="6" w:tentative="1">
+      <w:start w:val="1"/>
+      <w:numFmt w:val="bullet"/>
+      <w:lvlText w:val=""/>
+      <w:lvlJc w:val="left"/>
+      <w:pPr>
+        <w:tabs>
+          <w:tab w:val="num" w:pos="5040"/>
+        </w:tabs>
+        <w:ind w:left="5040" w:hanging="360"/>
+      </w:pPr>
+      <w:rPr>
+        <w:rFonts w:ascii="Symbol" w:hAnsi="Symbol" w:hint="default"/>
+        <w:sz w:val="20"/>
+      </w:rPr>
+    </w:lvl>
+    <w:lvl w:ilvl="7" w:tentative="1">
+      <w:start w:val="1"/>
+      <w:numFmt w:val="bullet"/>
+      <w:lvlText w:val=""/>
+      <w:lvlJc w:val="left"/>
+      <w:pPr>
+        <w:tabs>
+          <w:tab w:val="num" w:pos="5760"/>
+        </w:tabs>
+        <w:ind w:left="5760" w:hanging="360"/>
+      </w:pPr>
+      <w:rPr>
+        <w:rFonts w:ascii="Symbol" w:hAnsi="Symbol" w:hint="default"/>
+        <w:sz w:val="20"/>
+      </w:rPr>
+    </w:lvl>
+    <w:lvl w:ilvl="8" w:tentative="1">
+      <w:start w:val="1"/>
+      <w:numFmt w:val="bullet"/>
+      <w:lvlText w:val=""/>
+      <w:lvlJc w:val="left"/>
+      <w:pPr>
+        <w:tabs>
+          <w:tab w:val="num" w:pos="6480"/>
+        </w:tabs>
+        <w:ind w:left="6480" w:hanging="360"/>
+      </w:pPr>
+      <w:rPr>
+        <w:rFonts w:ascii="Symbol" w:hAnsi="Symbol" w:hint="default"/>
+        <w:sz w:val="20"/>
+      </w:rPr>
     </w:lvl>
   </w:abstractNum>
   <w:num w:numId="1" w16cid:durableId="1721399987">
@@ -2848,13 +5944,34 @@
     <w:abstractNumId w:val="0"/>
   </w:num>
   <w:num w:numId="3" w16cid:durableId="1174764109">
+    <w:abstractNumId w:val="9"/>
+  </w:num>
+  <w:num w:numId="4" w16cid:durableId="1899902590">
     <w:abstractNumId w:val="4"/>
   </w:num>
-  <w:num w:numId="4" w16cid:durableId="1899902590">
+  <w:num w:numId="5" w16cid:durableId="1925841246">
+    <w:abstractNumId w:val="5"/>
+  </w:num>
+  <w:num w:numId="6" w16cid:durableId="759638045">
+    <w:abstractNumId w:val="6"/>
+  </w:num>
+  <w:num w:numId="7" w16cid:durableId="1650210461">
     <w:abstractNumId w:val="2"/>
   </w:num>
-  <w:num w:numId="5" w16cid:durableId="1925841246">
+  <w:num w:numId="8" w16cid:durableId="1682395325">
+    <w:abstractNumId w:val="10"/>
+  </w:num>
+  <w:num w:numId="9" w16cid:durableId="1518078594">
     <w:abstractNumId w:val="3"/>
+  </w:num>
+  <w:num w:numId="10" w16cid:durableId="257295281">
+    <w:abstractNumId w:val="11"/>
+  </w:num>
+  <w:num w:numId="11" w16cid:durableId="727263322">
+    <w:abstractNumId w:val="8"/>
+  </w:num>
+  <w:num w:numId="12" w16cid:durableId="786003229">
+    <w:abstractNumId w:val="7"/>
   </w:num>
 </w:numbering>
 </file>
@@ -3351,7 +6468,6 @@
   <w:style w:type="character" w:default="1" w:styleId="a0">
     <w:name w:val="Default Paragraph Font"/>
     <w:uiPriority w:val="1"/>
-    <w:semiHidden/>
     <w:unhideWhenUsed/>
   </w:style>
   <w:style w:type="table" w:default="1" w:styleId="a1">
